--- a/docs/tables/carbo/sec5_anemia_3.docx
+++ b/docs/tables/carbo/sec5_anemia_3.docx
@@ -838,7 +838,7 @@
                 <w:szCs w:val="22"/>
                 <w:color w:val="000000"/>
               </w:rPr>
-              <w:t xml:space="preserve">190</w:t>
+              <w:t xml:space="preserve">189</w:t>
             </w:r>
           </w:p>
         </w:tc>
@@ -891,7 +891,7 @@
                 <w:szCs w:val="22"/>
                 <w:color w:val="000000"/>
               </w:rPr>
-              <w:t xml:space="preserve">1.55</w:t>
+              <w:t xml:space="preserve">1.56</w:t>
             </w:r>
           </w:p>
         </w:tc>
@@ -944,7 +944,7 @@
                 <w:szCs w:val="22"/>
                 <w:color w:val="000000"/>
               </w:rPr>
-              <w:t xml:space="preserve">1.18, 2.04</w:t>
+              <w:t xml:space="preserve">1.18, 2.05</w:t>
             </w:r>
           </w:p>
         </w:tc>
@@ -1050,7 +1050,7 @@
                 <w:szCs w:val="22"/>
                 <w:color w:val="000000"/>
               </w:rPr>
-              <w:t xml:space="preserve">190</w:t>
+              <w:t xml:space="preserve">189</w:t>
             </w:r>
           </w:p>
         </w:tc>
@@ -1156,7 +1156,7 @@
                 <w:szCs w:val="22"/>
                 <w:color w:val="000000"/>
               </w:rPr>
-              <w:t xml:space="preserve">1.03, 3.88</w:t>
+              <w:t xml:space="preserve">1.02, 3.93</w:t>
             </w:r>
           </w:p>
         </w:tc>
@@ -1209,7 +1209,7 @@
                 <w:szCs w:val="22"/>
                 <w:color w:val="000000"/>
               </w:rPr>
-              <w:t xml:space="preserve">0.039</w:t>
+              <w:t xml:space="preserve">0.044</w:t>
             </w:r>
           </w:p>
         </w:tc>
@@ -1321,7 +1321,7 @@
                 <w:szCs w:val="22"/>
                 <w:color w:val="000000"/>
               </w:rPr>
-              <w:t xml:space="preserve">190</w:t>
+              <w:t xml:space="preserve">189</w:t>
             </w:r>
           </w:p>
         </w:tc>
@@ -1480,60 +1480,60 @@
                 <w:szCs w:val="22"/>
                 <w:color w:val="000000"/>
               </w:rPr>
-              <w:t xml:space="preserve">0.840</w:t>
-            </w:r>
-          </w:p>
-        </w:tc>
-        <w:tc>
-          <w:tcPr>
-            <w:tcBorders>
-              <w:bottom w:val="none" w:sz="0" w:space="0" w:color="000000"/>
-              <w:top w:val="none" w:sz="0" w:space="0" w:color="000000"/>
-              <w:left w:val="none" w:sz="0" w:space="0" w:color="000000"/>
-              <w:right w:val="none" w:sz="0" w:space="0" w:color="000000"/>
-            </w:tcBorders>
-            <w:shd w:val="clear" w:color="auto" w:fill="FFFFFF"/>
-            <w:tcMar>
-              <w:top w:w="0" w:type="dxa"/>
-              <w:bottom w:w="0" w:type="dxa"/>
-              <w:left w:w="0" w:type="dxa"/>
-              <w:right w:w="0" w:type="dxa"/>
-            </w:tcMar>
-            <w:vAlign w:val="top"/>
-          </w:tcPr>
-          <w:p>
-            <w:pPr>
-              <w:pStyle w:val="Normal"/>
-              <w:jc w:val="center"/>
-              <w:pBdr>
-                <w:bottom w:val="none" w:sz="0" w:space="0" w:color="000000"/>
-                <w:top w:val="none" w:sz="0" w:space="0" w:color="000000"/>
-                <w:left w:val="none" w:sz="0" w:space="0" w:color="000000"/>
-                <w:right w:val="none" w:sz="0" w:space="0" w:color="000000"/>
-              </w:pBdr>
-              <w:spacing w:after="100" w:before="100" w:line="240"/>
-              <w:ind w:left="100" w:right="100" w:firstLine="0" w:firstLineChars="0"/>
-              <w:rPr>
-                <w:rFonts w:ascii="Helvetica" w:hAnsi="Helvetica" w:eastAsia="Helvetica" w:cs="Helvetica"/>
-                <w:i w:val="false"/>
-                <w:b w:val="false"/>
-                <w:u w:val="none"/>
-                <w:sz w:val="22"/>
-                <w:szCs w:val="22"/>
-                <w:color w:val="000000"/>
-              </w:rPr>
-            </w:pPr>
-            <w:r>
-              <w:rPr>
-                <w:rFonts w:ascii="Helvetica" w:hAnsi="Helvetica" w:eastAsia="Helvetica" w:cs="Helvetica"/>
-                <w:i w:val="false"/>
-                <w:b w:val="false"/>
-                <w:u w:val="none"/>
-                <w:sz w:val="22"/>
-                <w:szCs w:val="22"/>
-                <w:color w:val="000000"/>
-              </w:rPr>
-              <w:t xml:space="preserve">190</w:t>
+              <w:t xml:space="preserve">0.850</w:t>
+            </w:r>
+          </w:p>
+        </w:tc>
+        <w:tc>
+          <w:tcPr>
+            <w:tcBorders>
+              <w:bottom w:val="none" w:sz="0" w:space="0" w:color="000000"/>
+              <w:top w:val="none" w:sz="0" w:space="0" w:color="000000"/>
+              <w:left w:val="none" w:sz="0" w:space="0" w:color="000000"/>
+              <w:right w:val="none" w:sz="0" w:space="0" w:color="000000"/>
+            </w:tcBorders>
+            <w:shd w:val="clear" w:color="auto" w:fill="FFFFFF"/>
+            <w:tcMar>
+              <w:top w:w="0" w:type="dxa"/>
+              <w:bottom w:w="0" w:type="dxa"/>
+              <w:left w:w="0" w:type="dxa"/>
+              <w:right w:w="0" w:type="dxa"/>
+            </w:tcMar>
+            <w:vAlign w:val="top"/>
+          </w:tcPr>
+          <w:p>
+            <w:pPr>
+              <w:pStyle w:val="Normal"/>
+              <w:jc w:val="center"/>
+              <w:pBdr>
+                <w:bottom w:val="none" w:sz="0" w:space="0" w:color="000000"/>
+                <w:top w:val="none" w:sz="0" w:space="0" w:color="000000"/>
+                <w:left w:val="none" w:sz="0" w:space="0" w:color="000000"/>
+                <w:right w:val="none" w:sz="0" w:space="0" w:color="000000"/>
+              </w:pBdr>
+              <w:spacing w:after="100" w:before="100" w:line="240"/>
+              <w:ind w:left="100" w:right="100" w:firstLine="0" w:firstLineChars="0"/>
+              <w:rPr>
+                <w:rFonts w:ascii="Helvetica" w:hAnsi="Helvetica" w:eastAsia="Helvetica" w:cs="Helvetica"/>
+                <w:i w:val="false"/>
+                <w:b w:val="false"/>
+                <w:u w:val="none"/>
+                <w:sz w:val="22"/>
+                <w:szCs w:val="22"/>
+                <w:color w:val="000000"/>
+              </w:rPr>
+            </w:pPr>
+            <w:r>
+              <w:rPr>
+                <w:rFonts w:ascii="Helvetica" w:hAnsi="Helvetica" w:eastAsia="Helvetica" w:cs="Helvetica"/>
+                <w:i w:val="false"/>
+                <w:b w:val="false"/>
+                <w:u w:val="none"/>
+                <w:sz w:val="22"/>
+                <w:szCs w:val="22"/>
+                <w:color w:val="000000"/>
+              </w:rPr>
+              <w:t xml:space="preserve">189</w:t>
             </w:r>
           </w:p>
         </w:tc>
@@ -1639,60 +1639,60 @@
                 <w:szCs w:val="22"/>
                 <w:color w:val="000000"/>
               </w:rPr>
-              <w:t xml:space="preserve">0.94, 1.05</w:t>
-            </w:r>
-          </w:p>
-        </w:tc>
-        <w:tc>
-          <w:tcPr>
-            <w:tcBorders>
-              <w:bottom w:val="none" w:sz="0" w:space="0" w:color="000000"/>
-              <w:top w:val="none" w:sz="0" w:space="0" w:color="000000"/>
-              <w:left w:val="none" w:sz="0" w:space="0" w:color="000000"/>
-              <w:right w:val="none" w:sz="0" w:space="0" w:color="000000"/>
-            </w:tcBorders>
-            <w:shd w:val="clear" w:color="auto" w:fill="FFFFFF"/>
-            <w:tcMar>
-              <w:top w:w="0" w:type="dxa"/>
-              <w:bottom w:w="0" w:type="dxa"/>
-              <w:left w:w="0" w:type="dxa"/>
-              <w:right w:w="0" w:type="dxa"/>
-            </w:tcMar>
-            <w:vAlign w:val="top"/>
-          </w:tcPr>
-          <w:p>
-            <w:pPr>
-              <w:pStyle w:val="Normal"/>
-              <w:jc w:val="center"/>
-              <w:pBdr>
-                <w:bottom w:val="none" w:sz="0" w:space="0" w:color="000000"/>
-                <w:top w:val="none" w:sz="0" w:space="0" w:color="000000"/>
-                <w:left w:val="none" w:sz="0" w:space="0" w:color="000000"/>
-                <w:right w:val="none" w:sz="0" w:space="0" w:color="000000"/>
-              </w:pBdr>
-              <w:spacing w:after="100" w:before="100" w:line="240"/>
-              <w:ind w:left="100" w:right="100" w:firstLine="0" w:firstLineChars="0"/>
-              <w:rPr>
-                <w:rFonts w:ascii="Helvetica" w:hAnsi="Helvetica" w:eastAsia="Helvetica" w:cs="Helvetica"/>
-                <w:i w:val="false"/>
-                <w:b w:val="false"/>
-                <w:u w:val="none"/>
-                <w:sz w:val="22"/>
-                <w:szCs w:val="22"/>
-                <w:color w:val="000000"/>
-              </w:rPr>
-            </w:pPr>
-            <w:r>
-              <w:rPr>
-                <w:rFonts w:ascii="Helvetica" w:hAnsi="Helvetica" w:eastAsia="Helvetica" w:cs="Helvetica"/>
-                <w:i w:val="false"/>
-                <w:b w:val="false"/>
-                <w:u w:val="none"/>
-                <w:sz w:val="22"/>
-                <w:szCs w:val="22"/>
-                <w:color w:val="000000"/>
-              </w:rPr>
-              <w:t xml:space="preserve">0.830</w:t>
+              <w:t xml:space="preserve">0.93, 1.05</w:t>
+            </w:r>
+          </w:p>
+        </w:tc>
+        <w:tc>
+          <w:tcPr>
+            <w:tcBorders>
+              <w:bottom w:val="none" w:sz="0" w:space="0" w:color="000000"/>
+              <w:top w:val="none" w:sz="0" w:space="0" w:color="000000"/>
+              <w:left w:val="none" w:sz="0" w:space="0" w:color="000000"/>
+              <w:right w:val="none" w:sz="0" w:space="0" w:color="000000"/>
+            </w:tcBorders>
+            <w:shd w:val="clear" w:color="auto" w:fill="FFFFFF"/>
+            <w:tcMar>
+              <w:top w:w="0" w:type="dxa"/>
+              <w:bottom w:w="0" w:type="dxa"/>
+              <w:left w:w="0" w:type="dxa"/>
+              <w:right w:w="0" w:type="dxa"/>
+            </w:tcMar>
+            <w:vAlign w:val="top"/>
+          </w:tcPr>
+          <w:p>
+            <w:pPr>
+              <w:pStyle w:val="Normal"/>
+              <w:jc w:val="center"/>
+              <w:pBdr>
+                <w:bottom w:val="none" w:sz="0" w:space="0" w:color="000000"/>
+                <w:top w:val="none" w:sz="0" w:space="0" w:color="000000"/>
+                <w:left w:val="none" w:sz="0" w:space="0" w:color="000000"/>
+                <w:right w:val="none" w:sz="0" w:space="0" w:color="000000"/>
+              </w:pBdr>
+              <w:spacing w:after="100" w:before="100" w:line="240"/>
+              <w:ind w:left="100" w:right="100" w:firstLine="0" w:firstLineChars="0"/>
+              <w:rPr>
+                <w:rFonts w:ascii="Helvetica" w:hAnsi="Helvetica" w:eastAsia="Helvetica" w:cs="Helvetica"/>
+                <w:i w:val="false"/>
+                <w:b w:val="false"/>
+                <w:u w:val="none"/>
+                <w:sz w:val="22"/>
+                <w:szCs w:val="22"/>
+                <w:color w:val="000000"/>
+              </w:rPr>
+            </w:pPr>
+            <w:r>
+              <w:rPr>
+                <w:rFonts w:ascii="Helvetica" w:hAnsi="Helvetica" w:eastAsia="Helvetica" w:cs="Helvetica"/>
+                <w:i w:val="false"/>
+                <w:b w:val="false"/>
+                <w:u w:val="none"/>
+                <w:sz w:val="22"/>
+                <w:szCs w:val="22"/>
+                <w:color w:val="000000"/>
+              </w:rPr>
+              <w:t xml:space="preserve">0.650</w:t>
             </w:r>
           </w:p>
         </w:tc>
@@ -1804,7 +1804,7 @@
                 <w:szCs w:val="22"/>
                 <w:color w:val="000000"/>
               </w:rPr>
-              <w:t xml:space="preserve">190</w:t>
+              <w:t xml:space="preserve">189</w:t>
             </w:r>
           </w:p>
         </w:tc>
@@ -2016,7 +2016,7 @@
                 <w:szCs w:val="22"/>
                 <w:color w:val="000000"/>
               </w:rPr>
-              <w:t xml:space="preserve">190</w:t>
+              <w:t xml:space="preserve">189</w:t>
             </w:r>
           </w:p>
         </w:tc>
@@ -2823,113 +2823,113 @@
                 <w:szCs w:val="22"/>
                 <w:color w:val="000000"/>
               </w:rPr>
-              <w:t xml:space="preserve">0.88</w:t>
-            </w:r>
-          </w:p>
-        </w:tc>
-        <w:tc>
-          <w:tcPr>
-            <w:tcBorders>
-              <w:bottom w:val="none" w:sz="0" w:space="0" w:color="000000"/>
-              <w:top w:val="none" w:sz="0" w:space="0" w:color="000000"/>
-              <w:left w:val="none" w:sz="0" w:space="0" w:color="000000"/>
-              <w:right w:val="none" w:sz="0" w:space="0" w:color="000000"/>
-            </w:tcBorders>
-            <w:shd w:val="clear" w:color="auto" w:fill="FFFFFF"/>
-            <w:tcMar>
-              <w:top w:w="0" w:type="dxa"/>
-              <w:bottom w:w="0" w:type="dxa"/>
-              <w:left w:w="0" w:type="dxa"/>
-              <w:right w:w="0" w:type="dxa"/>
-            </w:tcMar>
-            <w:vAlign w:val="top"/>
-          </w:tcPr>
-          <w:p>
-            <w:pPr>
-              <w:pStyle w:val="Normal"/>
-              <w:jc w:val="center"/>
-              <w:pBdr>
-                <w:bottom w:val="none" w:sz="0" w:space="0" w:color="000000"/>
-                <w:top w:val="none" w:sz="0" w:space="0" w:color="000000"/>
-                <w:left w:val="none" w:sz="0" w:space="0" w:color="000000"/>
-                <w:right w:val="none" w:sz="0" w:space="0" w:color="000000"/>
-              </w:pBdr>
-              <w:spacing w:after="100" w:before="100" w:line="240"/>
-              <w:ind w:left="100" w:right="100" w:firstLine="0" w:firstLineChars="0"/>
-              <w:rPr>
-                <w:rFonts w:ascii="Helvetica" w:hAnsi="Helvetica" w:eastAsia="Helvetica" w:cs="Helvetica"/>
-                <w:i w:val="false"/>
-                <w:b w:val="false"/>
-                <w:u w:val="none"/>
-                <w:sz w:val="22"/>
-                <w:szCs w:val="22"/>
-                <w:color w:val="000000"/>
-              </w:rPr>
-            </w:pPr>
-            <w:r>
-              <w:rPr>
-                <w:rFonts w:ascii="Helvetica" w:hAnsi="Helvetica" w:eastAsia="Helvetica" w:cs="Helvetica"/>
-                <w:i w:val="false"/>
-                <w:b w:val="false"/>
-                <w:u w:val="none"/>
-                <w:sz w:val="22"/>
-                <w:szCs w:val="22"/>
-                <w:color w:val="000000"/>
-              </w:rPr>
-              <w:t xml:space="preserve">0.29, 2.65</w:t>
-            </w:r>
-          </w:p>
-        </w:tc>
-        <w:tc>
-          <w:tcPr>
-            <w:tcBorders>
-              <w:bottom w:val="none" w:sz="0" w:space="0" w:color="000000"/>
-              <w:top w:val="none" w:sz="0" w:space="0" w:color="000000"/>
-              <w:left w:val="none" w:sz="0" w:space="0" w:color="000000"/>
-              <w:right w:val="none" w:sz="0" w:space="0" w:color="000000"/>
-            </w:tcBorders>
-            <w:shd w:val="clear" w:color="auto" w:fill="FFFFFF"/>
-            <w:tcMar>
-              <w:top w:w="0" w:type="dxa"/>
-              <w:bottom w:w="0" w:type="dxa"/>
-              <w:left w:w="0" w:type="dxa"/>
-              <w:right w:w="0" w:type="dxa"/>
-            </w:tcMar>
-            <w:vAlign w:val="top"/>
-          </w:tcPr>
-          <w:p>
-            <w:pPr>
-              <w:pStyle w:val="Normal"/>
-              <w:jc w:val="center"/>
-              <w:pBdr>
-                <w:bottom w:val="none" w:sz="0" w:space="0" w:color="000000"/>
-                <w:top w:val="none" w:sz="0" w:space="0" w:color="000000"/>
-                <w:left w:val="none" w:sz="0" w:space="0" w:color="000000"/>
-                <w:right w:val="none" w:sz="0" w:space="0" w:color="000000"/>
-              </w:pBdr>
-              <w:spacing w:after="100" w:before="100" w:line="240"/>
-              <w:ind w:left="100" w:right="100" w:firstLine="0" w:firstLineChars="0"/>
-              <w:rPr>
-                <w:rFonts w:ascii="Helvetica" w:hAnsi="Helvetica" w:eastAsia="Helvetica" w:cs="Helvetica"/>
-                <w:i w:val="false"/>
-                <w:b w:val="false"/>
-                <w:u w:val="none"/>
-                <w:sz w:val="22"/>
-                <w:szCs w:val="22"/>
-                <w:color w:val="000000"/>
-              </w:rPr>
-            </w:pPr>
-            <w:r>
-              <w:rPr>
-                <w:rFonts w:ascii="Helvetica" w:hAnsi="Helvetica" w:eastAsia="Helvetica" w:cs="Helvetica"/>
-                <w:i w:val="false"/>
-                <w:b w:val="false"/>
-                <w:u w:val="none"/>
-                <w:sz w:val="22"/>
-                <w:szCs w:val="22"/>
-                <w:color w:val="000000"/>
-              </w:rPr>
-              <w:t xml:space="preserve">0.820</w:t>
+              <w:t xml:space="preserve">0.87</w:t>
+            </w:r>
+          </w:p>
+        </w:tc>
+        <w:tc>
+          <w:tcPr>
+            <w:tcBorders>
+              <w:bottom w:val="none" w:sz="0" w:space="0" w:color="000000"/>
+              <w:top w:val="none" w:sz="0" w:space="0" w:color="000000"/>
+              <w:left w:val="none" w:sz="0" w:space="0" w:color="000000"/>
+              <w:right w:val="none" w:sz="0" w:space="0" w:color="000000"/>
+            </w:tcBorders>
+            <w:shd w:val="clear" w:color="auto" w:fill="FFFFFF"/>
+            <w:tcMar>
+              <w:top w:w="0" w:type="dxa"/>
+              <w:bottom w:w="0" w:type="dxa"/>
+              <w:left w:w="0" w:type="dxa"/>
+              <w:right w:w="0" w:type="dxa"/>
+            </w:tcMar>
+            <w:vAlign w:val="top"/>
+          </w:tcPr>
+          <w:p>
+            <w:pPr>
+              <w:pStyle w:val="Normal"/>
+              <w:jc w:val="center"/>
+              <w:pBdr>
+                <w:bottom w:val="none" w:sz="0" w:space="0" w:color="000000"/>
+                <w:top w:val="none" w:sz="0" w:space="0" w:color="000000"/>
+                <w:left w:val="none" w:sz="0" w:space="0" w:color="000000"/>
+                <w:right w:val="none" w:sz="0" w:space="0" w:color="000000"/>
+              </w:pBdr>
+              <w:spacing w:after="100" w:before="100" w:line="240"/>
+              <w:ind w:left="100" w:right="100" w:firstLine="0" w:firstLineChars="0"/>
+              <w:rPr>
+                <w:rFonts w:ascii="Helvetica" w:hAnsi="Helvetica" w:eastAsia="Helvetica" w:cs="Helvetica"/>
+                <w:i w:val="false"/>
+                <w:b w:val="false"/>
+                <w:u w:val="none"/>
+                <w:sz w:val="22"/>
+                <w:szCs w:val="22"/>
+                <w:color w:val="000000"/>
+              </w:rPr>
+            </w:pPr>
+            <w:r>
+              <w:rPr>
+                <w:rFonts w:ascii="Helvetica" w:hAnsi="Helvetica" w:eastAsia="Helvetica" w:cs="Helvetica"/>
+                <w:i w:val="false"/>
+                <w:b w:val="false"/>
+                <w:u w:val="none"/>
+                <w:sz w:val="22"/>
+                <w:szCs w:val="22"/>
+                <w:color w:val="000000"/>
+              </w:rPr>
+              <w:t xml:space="preserve">0.29, 2.63</w:t>
+            </w:r>
+          </w:p>
+        </w:tc>
+        <w:tc>
+          <w:tcPr>
+            <w:tcBorders>
+              <w:bottom w:val="none" w:sz="0" w:space="0" w:color="000000"/>
+              <w:top w:val="none" w:sz="0" w:space="0" w:color="000000"/>
+              <w:left w:val="none" w:sz="0" w:space="0" w:color="000000"/>
+              <w:right w:val="none" w:sz="0" w:space="0" w:color="000000"/>
+            </w:tcBorders>
+            <w:shd w:val="clear" w:color="auto" w:fill="FFFFFF"/>
+            <w:tcMar>
+              <w:top w:w="0" w:type="dxa"/>
+              <w:bottom w:w="0" w:type="dxa"/>
+              <w:left w:w="0" w:type="dxa"/>
+              <w:right w:w="0" w:type="dxa"/>
+            </w:tcMar>
+            <w:vAlign w:val="top"/>
+          </w:tcPr>
+          <w:p>
+            <w:pPr>
+              <w:pStyle w:val="Normal"/>
+              <w:jc w:val="center"/>
+              <w:pBdr>
+                <w:bottom w:val="none" w:sz="0" w:space="0" w:color="000000"/>
+                <w:top w:val="none" w:sz="0" w:space="0" w:color="000000"/>
+                <w:left w:val="none" w:sz="0" w:space="0" w:color="000000"/>
+                <w:right w:val="none" w:sz="0" w:space="0" w:color="000000"/>
+              </w:pBdr>
+              <w:spacing w:after="100" w:before="100" w:line="240"/>
+              <w:ind w:left="100" w:right="100" w:firstLine="0" w:firstLineChars="0"/>
+              <w:rPr>
+                <w:rFonts w:ascii="Helvetica" w:hAnsi="Helvetica" w:eastAsia="Helvetica" w:cs="Helvetica"/>
+                <w:i w:val="false"/>
+                <w:b w:val="false"/>
+                <w:u w:val="none"/>
+                <w:sz w:val="22"/>
+                <w:szCs w:val="22"/>
+                <w:color w:val="000000"/>
+              </w:rPr>
+            </w:pPr>
+            <w:r>
+              <w:rPr>
+                <w:rFonts w:ascii="Helvetica" w:hAnsi="Helvetica" w:eastAsia="Helvetica" w:cs="Helvetica"/>
+                <w:i w:val="false"/>
+                <w:b w:val="false"/>
+                <w:u w:val="none"/>
+                <w:sz w:val="22"/>
+                <w:szCs w:val="22"/>
+                <w:color w:val="000000"/>
+              </w:rPr>
+              <w:t xml:space="preserve">0.810</w:t>
             </w:r>
           </w:p>
         </w:tc>
@@ -3035,113 +3035,113 @@
                 <w:szCs w:val="22"/>
                 <w:color w:val="000000"/>
               </w:rPr>
-              <w:t xml:space="preserve">5.88</w:t>
-            </w:r>
-          </w:p>
-        </w:tc>
-        <w:tc>
-          <w:tcPr>
-            <w:tcBorders>
-              <w:bottom w:val="none" w:sz="0" w:space="0" w:color="000000"/>
-              <w:top w:val="none" w:sz="0" w:space="0" w:color="000000"/>
-              <w:left w:val="none" w:sz="0" w:space="0" w:color="000000"/>
-              <w:right w:val="none" w:sz="0" w:space="0" w:color="000000"/>
-            </w:tcBorders>
-            <w:shd w:val="clear" w:color="auto" w:fill="FFFFFF"/>
-            <w:tcMar>
-              <w:top w:w="0" w:type="dxa"/>
-              <w:bottom w:w="0" w:type="dxa"/>
-              <w:left w:w="0" w:type="dxa"/>
-              <w:right w:w="0" w:type="dxa"/>
-            </w:tcMar>
-            <w:vAlign w:val="top"/>
-          </w:tcPr>
-          <w:p>
-            <w:pPr>
-              <w:pStyle w:val="Normal"/>
-              <w:jc w:val="center"/>
-              <w:pBdr>
-                <w:bottom w:val="none" w:sz="0" w:space="0" w:color="000000"/>
-                <w:top w:val="none" w:sz="0" w:space="0" w:color="000000"/>
-                <w:left w:val="none" w:sz="0" w:space="0" w:color="000000"/>
-                <w:right w:val="none" w:sz="0" w:space="0" w:color="000000"/>
-              </w:pBdr>
-              <w:spacing w:after="100" w:before="100" w:line="240"/>
-              <w:ind w:left="100" w:right="100" w:firstLine="0" w:firstLineChars="0"/>
-              <w:rPr>
-                <w:rFonts w:ascii="Helvetica" w:hAnsi="Helvetica" w:eastAsia="Helvetica" w:cs="Helvetica"/>
-                <w:i w:val="false"/>
-                <w:b w:val="false"/>
-                <w:u w:val="none"/>
-                <w:sz w:val="22"/>
-                <w:szCs w:val="22"/>
-                <w:color w:val="000000"/>
-              </w:rPr>
-            </w:pPr>
-            <w:r>
-              <w:rPr>
-                <w:rFonts w:ascii="Helvetica" w:hAnsi="Helvetica" w:eastAsia="Helvetica" w:cs="Helvetica"/>
-                <w:i w:val="false"/>
-                <w:b w:val="false"/>
-                <w:u w:val="none"/>
-                <w:sz w:val="22"/>
-                <w:szCs w:val="22"/>
-                <w:color w:val="000000"/>
-              </w:rPr>
-              <w:t xml:space="preserve">0.50, 68.6</w:t>
-            </w:r>
-          </w:p>
-        </w:tc>
-        <w:tc>
-          <w:tcPr>
-            <w:tcBorders>
-              <w:bottom w:val="none" w:sz="0" w:space="0" w:color="000000"/>
-              <w:top w:val="none" w:sz="0" w:space="0" w:color="000000"/>
-              <w:left w:val="none" w:sz="0" w:space="0" w:color="000000"/>
-              <w:right w:val="none" w:sz="0" w:space="0" w:color="000000"/>
-            </w:tcBorders>
-            <w:shd w:val="clear" w:color="auto" w:fill="FFFFFF"/>
-            <w:tcMar>
-              <w:top w:w="0" w:type="dxa"/>
-              <w:bottom w:w="0" w:type="dxa"/>
-              <w:left w:w="0" w:type="dxa"/>
-              <w:right w:w="0" w:type="dxa"/>
-            </w:tcMar>
-            <w:vAlign w:val="top"/>
-          </w:tcPr>
-          <w:p>
-            <w:pPr>
-              <w:pStyle w:val="Normal"/>
-              <w:jc w:val="center"/>
-              <w:pBdr>
-                <w:bottom w:val="none" w:sz="0" w:space="0" w:color="000000"/>
-                <w:top w:val="none" w:sz="0" w:space="0" w:color="000000"/>
-                <w:left w:val="none" w:sz="0" w:space="0" w:color="000000"/>
-                <w:right w:val="none" w:sz="0" w:space="0" w:color="000000"/>
-              </w:pBdr>
-              <w:spacing w:after="100" w:before="100" w:line="240"/>
-              <w:ind w:left="100" w:right="100" w:firstLine="0" w:firstLineChars="0"/>
-              <w:rPr>
-                <w:rFonts w:ascii="Helvetica" w:hAnsi="Helvetica" w:eastAsia="Helvetica" w:cs="Helvetica"/>
-                <w:i w:val="false"/>
-                <w:b w:val="false"/>
-                <w:u w:val="none"/>
-                <w:sz w:val="22"/>
-                <w:szCs w:val="22"/>
-                <w:color w:val="000000"/>
-              </w:rPr>
-            </w:pPr>
-            <w:r>
-              <w:rPr>
-                <w:rFonts w:ascii="Helvetica" w:hAnsi="Helvetica" w:eastAsia="Helvetica" w:cs="Helvetica"/>
-                <w:i w:val="false"/>
-                <w:b w:val="false"/>
-                <w:u w:val="none"/>
-                <w:sz w:val="22"/>
-                <w:szCs w:val="22"/>
-                <w:color w:val="000000"/>
-              </w:rPr>
-              <w:t xml:space="preserve">0.160</w:t>
+              <w:t xml:space="preserve">6.37</w:t>
+            </w:r>
+          </w:p>
+        </w:tc>
+        <w:tc>
+          <w:tcPr>
+            <w:tcBorders>
+              <w:bottom w:val="none" w:sz="0" w:space="0" w:color="000000"/>
+              <w:top w:val="none" w:sz="0" w:space="0" w:color="000000"/>
+              <w:left w:val="none" w:sz="0" w:space="0" w:color="000000"/>
+              <w:right w:val="none" w:sz="0" w:space="0" w:color="000000"/>
+            </w:tcBorders>
+            <w:shd w:val="clear" w:color="auto" w:fill="FFFFFF"/>
+            <w:tcMar>
+              <w:top w:w="0" w:type="dxa"/>
+              <w:bottom w:w="0" w:type="dxa"/>
+              <w:left w:w="0" w:type="dxa"/>
+              <w:right w:w="0" w:type="dxa"/>
+            </w:tcMar>
+            <w:vAlign w:val="top"/>
+          </w:tcPr>
+          <w:p>
+            <w:pPr>
+              <w:pStyle w:val="Normal"/>
+              <w:jc w:val="center"/>
+              <w:pBdr>
+                <w:bottom w:val="none" w:sz="0" w:space="0" w:color="000000"/>
+                <w:top w:val="none" w:sz="0" w:space="0" w:color="000000"/>
+                <w:left w:val="none" w:sz="0" w:space="0" w:color="000000"/>
+                <w:right w:val="none" w:sz="0" w:space="0" w:color="000000"/>
+              </w:pBdr>
+              <w:spacing w:after="100" w:before="100" w:line="240"/>
+              <w:ind w:left="100" w:right="100" w:firstLine="0" w:firstLineChars="0"/>
+              <w:rPr>
+                <w:rFonts w:ascii="Helvetica" w:hAnsi="Helvetica" w:eastAsia="Helvetica" w:cs="Helvetica"/>
+                <w:i w:val="false"/>
+                <w:b w:val="false"/>
+                <w:u w:val="none"/>
+                <w:sz w:val="22"/>
+                <w:szCs w:val="22"/>
+                <w:color w:val="000000"/>
+              </w:rPr>
+            </w:pPr>
+            <w:r>
+              <w:rPr>
+                <w:rFonts w:ascii="Helvetica" w:hAnsi="Helvetica" w:eastAsia="Helvetica" w:cs="Helvetica"/>
+                <w:i w:val="false"/>
+                <w:b w:val="false"/>
+                <w:u w:val="none"/>
+                <w:sz w:val="22"/>
+                <w:szCs w:val="22"/>
+                <w:color w:val="000000"/>
+              </w:rPr>
+              <w:t xml:space="preserve">0.68, 59.3</w:t>
+            </w:r>
+          </w:p>
+        </w:tc>
+        <w:tc>
+          <w:tcPr>
+            <w:tcBorders>
+              <w:bottom w:val="none" w:sz="0" w:space="0" w:color="000000"/>
+              <w:top w:val="none" w:sz="0" w:space="0" w:color="000000"/>
+              <w:left w:val="none" w:sz="0" w:space="0" w:color="000000"/>
+              <w:right w:val="none" w:sz="0" w:space="0" w:color="000000"/>
+            </w:tcBorders>
+            <w:shd w:val="clear" w:color="auto" w:fill="FFFFFF"/>
+            <w:tcMar>
+              <w:top w:w="0" w:type="dxa"/>
+              <w:bottom w:w="0" w:type="dxa"/>
+              <w:left w:w="0" w:type="dxa"/>
+              <w:right w:w="0" w:type="dxa"/>
+            </w:tcMar>
+            <w:vAlign w:val="top"/>
+          </w:tcPr>
+          <w:p>
+            <w:pPr>
+              <w:pStyle w:val="Normal"/>
+              <w:jc w:val="center"/>
+              <w:pBdr>
+                <w:bottom w:val="none" w:sz="0" w:space="0" w:color="000000"/>
+                <w:top w:val="none" w:sz="0" w:space="0" w:color="000000"/>
+                <w:left w:val="none" w:sz="0" w:space="0" w:color="000000"/>
+                <w:right w:val="none" w:sz="0" w:space="0" w:color="000000"/>
+              </w:pBdr>
+              <w:spacing w:after="100" w:before="100" w:line="240"/>
+              <w:ind w:left="100" w:right="100" w:firstLine="0" w:firstLineChars="0"/>
+              <w:rPr>
+                <w:rFonts w:ascii="Helvetica" w:hAnsi="Helvetica" w:eastAsia="Helvetica" w:cs="Helvetica"/>
+                <w:i w:val="false"/>
+                <w:b w:val="false"/>
+                <w:u w:val="none"/>
+                <w:sz w:val="22"/>
+                <w:szCs w:val="22"/>
+                <w:color w:val="000000"/>
+              </w:rPr>
+            </w:pPr>
+            <w:r>
+              <w:rPr>
+                <w:rFonts w:ascii="Helvetica" w:hAnsi="Helvetica" w:eastAsia="Helvetica" w:cs="Helvetica"/>
+                <w:i w:val="false"/>
+                <w:b w:val="false"/>
+                <w:u w:val="none"/>
+                <w:sz w:val="22"/>
+                <w:szCs w:val="22"/>
+                <w:color w:val="000000"/>
+              </w:rPr>
+              <w:t xml:space="preserve">0.100</w:t>
             </w:r>
           </w:p>
         </w:tc>
@@ -3253,7 +3253,7 @@
                 <w:szCs w:val="22"/>
                 <w:color w:val="000000"/>
               </w:rPr>
-              <w:t xml:space="preserve">190</w:t>
+              <w:t xml:space="preserve">189</w:t>
             </w:r>
           </w:p>
         </w:tc>
@@ -3412,113 +3412,113 @@
                 <w:szCs w:val="22"/>
                 <w:color w:val="000000"/>
               </w:rPr>
-              <w:t xml:space="preserve">0.005</w:t>
-            </w:r>
-          </w:p>
-        </w:tc>
-        <w:tc>
-          <w:tcPr>
-            <w:tcBorders>
-              <w:bottom w:val="none" w:sz="0" w:space="0" w:color="000000"/>
-              <w:top w:val="none" w:sz="0" w:space="0" w:color="000000"/>
-              <w:left w:val="none" w:sz="0" w:space="0" w:color="000000"/>
-              <w:right w:val="none" w:sz="0" w:space="0" w:color="000000"/>
-            </w:tcBorders>
-            <w:shd w:val="clear" w:color="auto" w:fill="FFFFFF"/>
-            <w:tcMar>
-              <w:top w:w="0" w:type="dxa"/>
-              <w:bottom w:w="0" w:type="dxa"/>
-              <w:left w:w="0" w:type="dxa"/>
-              <w:right w:w="0" w:type="dxa"/>
-            </w:tcMar>
-            <w:vAlign w:val="top"/>
-          </w:tcPr>
-          <w:p>
-            <w:pPr>
-              <w:pStyle w:val="Normal"/>
-              <w:jc w:val="center"/>
-              <w:pBdr>
-                <w:bottom w:val="none" w:sz="0" w:space="0" w:color="000000"/>
-                <w:top w:val="none" w:sz="0" w:space="0" w:color="000000"/>
-                <w:left w:val="none" w:sz="0" w:space="0" w:color="000000"/>
-                <w:right w:val="none" w:sz="0" w:space="0" w:color="000000"/>
-              </w:pBdr>
-              <w:spacing w:after="100" w:before="100" w:line="240"/>
-              <w:ind w:left="100" w:right="100" w:firstLine="0" w:firstLineChars="0"/>
-              <w:rPr>
-                <w:rFonts w:ascii="Helvetica" w:hAnsi="Helvetica" w:eastAsia="Helvetica" w:cs="Helvetica"/>
-                <w:i w:val="false"/>
-                <w:b w:val="false"/>
-                <w:u w:val="none"/>
-                <w:sz w:val="22"/>
-                <w:szCs w:val="22"/>
-                <w:color w:val="000000"/>
-              </w:rPr>
-            </w:pPr>
-            <w:r>
-              <w:rPr>
-                <w:rFonts w:ascii="Helvetica" w:hAnsi="Helvetica" w:eastAsia="Helvetica" w:cs="Helvetica"/>
-                <w:i w:val="false"/>
-                <w:b w:val="false"/>
-                <w:u w:val="none"/>
-                <w:sz w:val="22"/>
-                <w:szCs w:val="22"/>
-                <w:color w:val="000000"/>
-              </w:rPr>
-              <w:t xml:space="preserve">190</w:t>
-            </w:r>
-          </w:p>
-        </w:tc>
-        <w:tc>
-          <w:tcPr>
-            <w:tcBorders>
-              <w:bottom w:val="none" w:sz="0" w:space="0" w:color="000000"/>
-              <w:top w:val="none" w:sz="0" w:space="0" w:color="000000"/>
-              <w:left w:val="none" w:sz="0" w:space="0" w:color="000000"/>
-              <w:right w:val="none" w:sz="0" w:space="0" w:color="000000"/>
-            </w:tcBorders>
-            <w:shd w:val="clear" w:color="auto" w:fill="FFFFFF"/>
-            <w:tcMar>
-              <w:top w:w="0" w:type="dxa"/>
-              <w:bottom w:w="0" w:type="dxa"/>
-              <w:left w:w="0" w:type="dxa"/>
-              <w:right w:w="0" w:type="dxa"/>
-            </w:tcMar>
-            <w:vAlign w:val="top"/>
-          </w:tcPr>
-          <w:p>
-            <w:pPr>
-              <w:pStyle w:val="Normal"/>
-              <w:jc w:val="center"/>
-              <w:pBdr>
-                <w:bottom w:val="none" w:sz="0" w:space="0" w:color="000000"/>
-                <w:top w:val="none" w:sz="0" w:space="0" w:color="000000"/>
-                <w:left w:val="none" w:sz="0" w:space="0" w:color="000000"/>
-                <w:right w:val="none" w:sz="0" w:space="0" w:color="000000"/>
-              </w:pBdr>
-              <w:spacing w:after="100" w:before="100" w:line="240"/>
-              <w:ind w:left="100" w:right="100" w:firstLine="0" w:firstLineChars="0"/>
-              <w:rPr>
-                <w:rFonts w:ascii="Helvetica" w:hAnsi="Helvetica" w:eastAsia="Helvetica" w:cs="Helvetica"/>
-                <w:i w:val="false"/>
-                <w:b w:val="false"/>
-                <w:u w:val="none"/>
-                <w:sz w:val="22"/>
-                <w:szCs w:val="22"/>
-                <w:color w:val="000000"/>
-              </w:rPr>
-            </w:pPr>
-            <w:r>
-              <w:rPr>
-                <w:rFonts w:ascii="Helvetica" w:hAnsi="Helvetica" w:eastAsia="Helvetica" w:cs="Helvetica"/>
-                <w:i w:val="false"/>
-                <w:b w:val="false"/>
-                <w:u w:val="none"/>
-                <w:sz w:val="22"/>
-                <w:szCs w:val="22"/>
-                <w:color w:val="000000"/>
-              </w:rPr>
-              <w:t xml:space="preserve">1.17</w:t>
+              <w:t xml:space="preserve">0.004</w:t>
+            </w:r>
+          </w:p>
+        </w:tc>
+        <w:tc>
+          <w:tcPr>
+            <w:tcBorders>
+              <w:bottom w:val="none" w:sz="0" w:space="0" w:color="000000"/>
+              <w:top w:val="none" w:sz="0" w:space="0" w:color="000000"/>
+              <w:left w:val="none" w:sz="0" w:space="0" w:color="000000"/>
+              <w:right w:val="none" w:sz="0" w:space="0" w:color="000000"/>
+            </w:tcBorders>
+            <w:shd w:val="clear" w:color="auto" w:fill="FFFFFF"/>
+            <w:tcMar>
+              <w:top w:w="0" w:type="dxa"/>
+              <w:bottom w:w="0" w:type="dxa"/>
+              <w:left w:w="0" w:type="dxa"/>
+              <w:right w:w="0" w:type="dxa"/>
+            </w:tcMar>
+            <w:vAlign w:val="top"/>
+          </w:tcPr>
+          <w:p>
+            <w:pPr>
+              <w:pStyle w:val="Normal"/>
+              <w:jc w:val="center"/>
+              <w:pBdr>
+                <w:bottom w:val="none" w:sz="0" w:space="0" w:color="000000"/>
+                <w:top w:val="none" w:sz="0" w:space="0" w:color="000000"/>
+                <w:left w:val="none" w:sz="0" w:space="0" w:color="000000"/>
+                <w:right w:val="none" w:sz="0" w:space="0" w:color="000000"/>
+              </w:pBdr>
+              <w:spacing w:after="100" w:before="100" w:line="240"/>
+              <w:ind w:left="100" w:right="100" w:firstLine="0" w:firstLineChars="0"/>
+              <w:rPr>
+                <w:rFonts w:ascii="Helvetica" w:hAnsi="Helvetica" w:eastAsia="Helvetica" w:cs="Helvetica"/>
+                <w:i w:val="false"/>
+                <w:b w:val="false"/>
+                <w:u w:val="none"/>
+                <w:sz w:val="22"/>
+                <w:szCs w:val="22"/>
+                <w:color w:val="000000"/>
+              </w:rPr>
+            </w:pPr>
+            <w:r>
+              <w:rPr>
+                <w:rFonts w:ascii="Helvetica" w:hAnsi="Helvetica" w:eastAsia="Helvetica" w:cs="Helvetica"/>
+                <w:i w:val="false"/>
+                <w:b w:val="false"/>
+                <w:u w:val="none"/>
+                <w:sz w:val="22"/>
+                <w:szCs w:val="22"/>
+                <w:color w:val="000000"/>
+              </w:rPr>
+              <w:t xml:space="preserve">189</w:t>
+            </w:r>
+          </w:p>
+        </w:tc>
+        <w:tc>
+          <w:tcPr>
+            <w:tcBorders>
+              <w:bottom w:val="none" w:sz="0" w:space="0" w:color="000000"/>
+              <w:top w:val="none" w:sz="0" w:space="0" w:color="000000"/>
+              <w:left w:val="none" w:sz="0" w:space="0" w:color="000000"/>
+              <w:right w:val="none" w:sz="0" w:space="0" w:color="000000"/>
+            </w:tcBorders>
+            <w:shd w:val="clear" w:color="auto" w:fill="FFFFFF"/>
+            <w:tcMar>
+              <w:top w:w="0" w:type="dxa"/>
+              <w:bottom w:w="0" w:type="dxa"/>
+              <w:left w:w="0" w:type="dxa"/>
+              <w:right w:w="0" w:type="dxa"/>
+            </w:tcMar>
+            <w:vAlign w:val="top"/>
+          </w:tcPr>
+          <w:p>
+            <w:pPr>
+              <w:pStyle w:val="Normal"/>
+              <w:jc w:val="center"/>
+              <w:pBdr>
+                <w:bottom w:val="none" w:sz="0" w:space="0" w:color="000000"/>
+                <w:top w:val="none" w:sz="0" w:space="0" w:color="000000"/>
+                <w:left w:val="none" w:sz="0" w:space="0" w:color="000000"/>
+                <w:right w:val="none" w:sz="0" w:space="0" w:color="000000"/>
+              </w:pBdr>
+              <w:spacing w:after="100" w:before="100" w:line="240"/>
+              <w:ind w:left="100" w:right="100" w:firstLine="0" w:firstLineChars="0"/>
+              <w:rPr>
+                <w:rFonts w:ascii="Helvetica" w:hAnsi="Helvetica" w:eastAsia="Helvetica" w:cs="Helvetica"/>
+                <w:i w:val="false"/>
+                <w:b w:val="false"/>
+                <w:u w:val="none"/>
+                <w:sz w:val="22"/>
+                <w:szCs w:val="22"/>
+                <w:color w:val="000000"/>
+              </w:rPr>
+            </w:pPr>
+            <w:r>
+              <w:rPr>
+                <w:rFonts w:ascii="Helvetica" w:hAnsi="Helvetica" w:eastAsia="Helvetica" w:cs="Helvetica"/>
+                <w:i w:val="false"/>
+                <w:b w:val="false"/>
+                <w:u w:val="none"/>
+                <w:sz w:val="22"/>
+                <w:szCs w:val="22"/>
+                <w:color w:val="000000"/>
+              </w:rPr>
+              <w:t xml:space="preserve">1.16</w:t>
             </w:r>
           </w:p>
         </w:tc>
@@ -3624,7 +3624,7 @@
                 <w:szCs w:val="22"/>
                 <w:color w:val="000000"/>
               </w:rPr>
-              <w:t xml:space="preserve">0.061</w:t>
+              <w:t xml:space="preserve">0.065</w:t>
             </w:r>
           </w:p>
         </w:tc>
@@ -3736,7 +3736,7 @@
                 <w:szCs w:val="22"/>
                 <w:color w:val="000000"/>
               </w:rPr>
-              <w:t xml:space="preserve">190</w:t>
+              <w:t xml:space="preserve">189</w:t>
             </w:r>
           </w:p>
         </w:tc>
@@ -3948,7 +3948,7 @@
                 <w:szCs w:val="22"/>
                 <w:color w:val="000000"/>
               </w:rPr>
-              <w:t xml:space="preserve">190</w:t>
+              <w:t xml:space="preserve">189</w:t>
             </w:r>
           </w:p>
         </w:tc>
@@ -4755,113 +4755,113 @@
                 <w:szCs w:val="22"/>
                 <w:color w:val="000000"/>
               </w:rPr>
-              <w:t xml:space="preserve">2.39</w:t>
-            </w:r>
-          </w:p>
-        </w:tc>
-        <w:tc>
-          <w:tcPr>
-            <w:tcBorders>
-              <w:bottom w:val="none" w:sz="0" w:space="0" w:color="000000"/>
-              <w:top w:val="none" w:sz="0" w:space="0" w:color="000000"/>
-              <w:left w:val="none" w:sz="0" w:space="0" w:color="000000"/>
-              <w:right w:val="none" w:sz="0" w:space="0" w:color="000000"/>
-            </w:tcBorders>
-            <w:shd w:val="clear" w:color="auto" w:fill="FFFFFF"/>
-            <w:tcMar>
-              <w:top w:w="0" w:type="dxa"/>
-              <w:bottom w:w="0" w:type="dxa"/>
-              <w:left w:w="0" w:type="dxa"/>
-              <w:right w:w="0" w:type="dxa"/>
-            </w:tcMar>
-            <w:vAlign w:val="top"/>
-          </w:tcPr>
-          <w:p>
-            <w:pPr>
-              <w:pStyle w:val="Normal"/>
-              <w:jc w:val="center"/>
-              <w:pBdr>
-                <w:bottom w:val="none" w:sz="0" w:space="0" w:color="000000"/>
-                <w:top w:val="none" w:sz="0" w:space="0" w:color="000000"/>
-                <w:left w:val="none" w:sz="0" w:space="0" w:color="000000"/>
-                <w:right w:val="none" w:sz="0" w:space="0" w:color="000000"/>
-              </w:pBdr>
-              <w:spacing w:after="100" w:before="100" w:line="240"/>
-              <w:ind w:left="100" w:right="100" w:firstLine="0" w:firstLineChars="0"/>
-              <w:rPr>
-                <w:rFonts w:ascii="Helvetica" w:hAnsi="Helvetica" w:eastAsia="Helvetica" w:cs="Helvetica"/>
-                <w:i w:val="false"/>
-                <w:b w:val="false"/>
-                <w:u w:val="none"/>
-                <w:sz w:val="22"/>
-                <w:szCs w:val="22"/>
-                <w:color w:val="000000"/>
-              </w:rPr>
-            </w:pPr>
-            <w:r>
-              <w:rPr>
-                <w:rFonts w:ascii="Helvetica" w:hAnsi="Helvetica" w:eastAsia="Helvetica" w:cs="Helvetica"/>
-                <w:i w:val="false"/>
-                <w:b w:val="false"/>
-                <w:u w:val="none"/>
-                <w:sz w:val="22"/>
-                <w:szCs w:val="22"/>
-                <w:color w:val="000000"/>
-              </w:rPr>
-              <w:t xml:space="preserve">0.95, 6.00</w:t>
-            </w:r>
-          </w:p>
-        </w:tc>
-        <w:tc>
-          <w:tcPr>
-            <w:tcBorders>
-              <w:bottom w:val="none" w:sz="0" w:space="0" w:color="000000"/>
-              <w:top w:val="none" w:sz="0" w:space="0" w:color="000000"/>
-              <w:left w:val="none" w:sz="0" w:space="0" w:color="000000"/>
-              <w:right w:val="none" w:sz="0" w:space="0" w:color="000000"/>
-            </w:tcBorders>
-            <w:shd w:val="clear" w:color="auto" w:fill="FFFFFF"/>
-            <w:tcMar>
-              <w:top w:w="0" w:type="dxa"/>
-              <w:bottom w:w="0" w:type="dxa"/>
-              <w:left w:w="0" w:type="dxa"/>
-              <w:right w:w="0" w:type="dxa"/>
-            </w:tcMar>
-            <w:vAlign w:val="top"/>
-          </w:tcPr>
-          <w:p>
-            <w:pPr>
-              <w:pStyle w:val="Normal"/>
-              <w:jc w:val="center"/>
-              <w:pBdr>
-                <w:bottom w:val="none" w:sz="0" w:space="0" w:color="000000"/>
-                <w:top w:val="none" w:sz="0" w:space="0" w:color="000000"/>
-                <w:left w:val="none" w:sz="0" w:space="0" w:color="000000"/>
-                <w:right w:val="none" w:sz="0" w:space="0" w:color="000000"/>
-              </w:pBdr>
-              <w:spacing w:after="100" w:before="100" w:line="240"/>
-              <w:ind w:left="100" w:right="100" w:firstLine="0" w:firstLineChars="0"/>
-              <w:rPr>
-                <w:rFonts w:ascii="Helvetica" w:hAnsi="Helvetica" w:eastAsia="Helvetica" w:cs="Helvetica"/>
-                <w:i w:val="false"/>
-                <w:b w:val="false"/>
-                <w:u w:val="none"/>
-                <w:sz w:val="22"/>
-                <w:szCs w:val="22"/>
-                <w:color w:val="000000"/>
-              </w:rPr>
-            </w:pPr>
-            <w:r>
-              <w:rPr>
-                <w:rFonts w:ascii="Helvetica" w:hAnsi="Helvetica" w:eastAsia="Helvetica" w:cs="Helvetica"/>
-                <w:i w:val="false"/>
-                <w:b w:val="false"/>
-                <w:u w:val="none"/>
-                <w:sz w:val="22"/>
-                <w:szCs w:val="22"/>
-                <w:color w:val="000000"/>
-              </w:rPr>
-              <w:t xml:space="preserve">0.064</w:t>
+              <w:t xml:space="preserve">2.43</w:t>
+            </w:r>
+          </w:p>
+        </w:tc>
+        <w:tc>
+          <w:tcPr>
+            <w:tcBorders>
+              <w:bottom w:val="none" w:sz="0" w:space="0" w:color="000000"/>
+              <w:top w:val="none" w:sz="0" w:space="0" w:color="000000"/>
+              <w:left w:val="none" w:sz="0" w:space="0" w:color="000000"/>
+              <w:right w:val="none" w:sz="0" w:space="0" w:color="000000"/>
+            </w:tcBorders>
+            <w:shd w:val="clear" w:color="auto" w:fill="FFFFFF"/>
+            <w:tcMar>
+              <w:top w:w="0" w:type="dxa"/>
+              <w:bottom w:w="0" w:type="dxa"/>
+              <w:left w:w="0" w:type="dxa"/>
+              <w:right w:w="0" w:type="dxa"/>
+            </w:tcMar>
+            <w:vAlign w:val="top"/>
+          </w:tcPr>
+          <w:p>
+            <w:pPr>
+              <w:pStyle w:val="Normal"/>
+              <w:jc w:val="center"/>
+              <w:pBdr>
+                <w:bottom w:val="none" w:sz="0" w:space="0" w:color="000000"/>
+                <w:top w:val="none" w:sz="0" w:space="0" w:color="000000"/>
+                <w:left w:val="none" w:sz="0" w:space="0" w:color="000000"/>
+                <w:right w:val="none" w:sz="0" w:space="0" w:color="000000"/>
+              </w:pBdr>
+              <w:spacing w:after="100" w:before="100" w:line="240"/>
+              <w:ind w:left="100" w:right="100" w:firstLine="0" w:firstLineChars="0"/>
+              <w:rPr>
+                <w:rFonts w:ascii="Helvetica" w:hAnsi="Helvetica" w:eastAsia="Helvetica" w:cs="Helvetica"/>
+                <w:i w:val="false"/>
+                <w:b w:val="false"/>
+                <w:u w:val="none"/>
+                <w:sz w:val="22"/>
+                <w:szCs w:val="22"/>
+                <w:color w:val="000000"/>
+              </w:rPr>
+            </w:pPr>
+            <w:r>
+              <w:rPr>
+                <w:rFonts w:ascii="Helvetica" w:hAnsi="Helvetica" w:eastAsia="Helvetica" w:cs="Helvetica"/>
+                <w:i w:val="false"/>
+                <w:b w:val="false"/>
+                <w:u w:val="none"/>
+                <w:sz w:val="22"/>
+                <w:szCs w:val="22"/>
+                <w:color w:val="000000"/>
+              </w:rPr>
+              <w:t xml:space="preserve">0.97, 6.10</w:t>
+            </w:r>
+          </w:p>
+        </w:tc>
+        <w:tc>
+          <w:tcPr>
+            <w:tcBorders>
+              <w:bottom w:val="none" w:sz="0" w:space="0" w:color="000000"/>
+              <w:top w:val="none" w:sz="0" w:space="0" w:color="000000"/>
+              <w:left w:val="none" w:sz="0" w:space="0" w:color="000000"/>
+              <w:right w:val="none" w:sz="0" w:space="0" w:color="000000"/>
+            </w:tcBorders>
+            <w:shd w:val="clear" w:color="auto" w:fill="FFFFFF"/>
+            <w:tcMar>
+              <w:top w:w="0" w:type="dxa"/>
+              <w:bottom w:w="0" w:type="dxa"/>
+              <w:left w:w="0" w:type="dxa"/>
+              <w:right w:w="0" w:type="dxa"/>
+            </w:tcMar>
+            <w:vAlign w:val="top"/>
+          </w:tcPr>
+          <w:p>
+            <w:pPr>
+              <w:pStyle w:val="Normal"/>
+              <w:jc w:val="center"/>
+              <w:pBdr>
+                <w:bottom w:val="none" w:sz="0" w:space="0" w:color="000000"/>
+                <w:top w:val="none" w:sz="0" w:space="0" w:color="000000"/>
+                <w:left w:val="none" w:sz="0" w:space="0" w:color="000000"/>
+                <w:right w:val="none" w:sz="0" w:space="0" w:color="000000"/>
+              </w:pBdr>
+              <w:spacing w:after="100" w:before="100" w:line="240"/>
+              <w:ind w:left="100" w:right="100" w:firstLine="0" w:firstLineChars="0"/>
+              <w:rPr>
+                <w:rFonts w:ascii="Helvetica" w:hAnsi="Helvetica" w:eastAsia="Helvetica" w:cs="Helvetica"/>
+                <w:i w:val="false"/>
+                <w:b w:val="false"/>
+                <w:u w:val="none"/>
+                <w:sz w:val="22"/>
+                <w:szCs w:val="22"/>
+                <w:color w:val="000000"/>
+              </w:rPr>
+            </w:pPr>
+            <w:r>
+              <w:rPr>
+                <w:rFonts w:ascii="Helvetica" w:hAnsi="Helvetica" w:eastAsia="Helvetica" w:cs="Helvetica"/>
+                <w:i w:val="false"/>
+                <w:b w:val="false"/>
+                <w:u w:val="none"/>
+                <w:sz w:val="22"/>
+                <w:szCs w:val="22"/>
+                <w:color w:val="000000"/>
+              </w:rPr>
+              <w:t xml:space="preserve">0.059</w:t>
             </w:r>
           </w:p>
         </w:tc>
@@ -4967,113 +4967,113 @@
                 <w:szCs w:val="22"/>
                 <w:color w:val="000000"/>
               </w:rPr>
-              <w:t xml:space="preserve">1.11</w:t>
-            </w:r>
-          </w:p>
-        </w:tc>
-        <w:tc>
-          <w:tcPr>
-            <w:tcBorders>
-              <w:bottom w:val="none" w:sz="0" w:space="0" w:color="000000"/>
-              <w:top w:val="none" w:sz="0" w:space="0" w:color="000000"/>
-              <w:left w:val="none" w:sz="0" w:space="0" w:color="000000"/>
-              <w:right w:val="none" w:sz="0" w:space="0" w:color="000000"/>
-            </w:tcBorders>
-            <w:shd w:val="clear" w:color="auto" w:fill="FFFFFF"/>
-            <w:tcMar>
-              <w:top w:w="0" w:type="dxa"/>
-              <w:bottom w:w="0" w:type="dxa"/>
-              <w:left w:w="0" w:type="dxa"/>
-              <w:right w:w="0" w:type="dxa"/>
-            </w:tcMar>
-            <w:vAlign w:val="top"/>
-          </w:tcPr>
-          <w:p>
-            <w:pPr>
-              <w:pStyle w:val="Normal"/>
-              <w:jc w:val="center"/>
-              <w:pBdr>
-                <w:bottom w:val="none" w:sz="0" w:space="0" w:color="000000"/>
-                <w:top w:val="none" w:sz="0" w:space="0" w:color="000000"/>
-                <w:left w:val="none" w:sz="0" w:space="0" w:color="000000"/>
-                <w:right w:val="none" w:sz="0" w:space="0" w:color="000000"/>
-              </w:pBdr>
-              <w:spacing w:after="100" w:before="100" w:line="240"/>
-              <w:ind w:left="100" w:right="100" w:firstLine="0" w:firstLineChars="0"/>
-              <w:rPr>
-                <w:rFonts w:ascii="Helvetica" w:hAnsi="Helvetica" w:eastAsia="Helvetica" w:cs="Helvetica"/>
-                <w:i w:val="false"/>
-                <w:b w:val="false"/>
-                <w:u w:val="none"/>
-                <w:sz w:val="22"/>
-                <w:szCs w:val="22"/>
-                <w:color w:val="000000"/>
-              </w:rPr>
-            </w:pPr>
-            <w:r>
-              <w:rPr>
-                <w:rFonts w:ascii="Helvetica" w:hAnsi="Helvetica" w:eastAsia="Helvetica" w:cs="Helvetica"/>
-                <w:i w:val="false"/>
-                <w:b w:val="false"/>
-                <w:u w:val="none"/>
-                <w:sz w:val="22"/>
-                <w:szCs w:val="22"/>
-                <w:color w:val="000000"/>
-              </w:rPr>
-              <w:t xml:space="preserve">0.27, 4.54</w:t>
-            </w:r>
-          </w:p>
-        </w:tc>
-        <w:tc>
-          <w:tcPr>
-            <w:tcBorders>
-              <w:bottom w:val="none" w:sz="0" w:space="0" w:color="000000"/>
-              <w:top w:val="none" w:sz="0" w:space="0" w:color="000000"/>
-              <w:left w:val="none" w:sz="0" w:space="0" w:color="000000"/>
-              <w:right w:val="none" w:sz="0" w:space="0" w:color="000000"/>
-            </w:tcBorders>
-            <w:shd w:val="clear" w:color="auto" w:fill="FFFFFF"/>
-            <w:tcMar>
-              <w:top w:w="0" w:type="dxa"/>
-              <w:bottom w:w="0" w:type="dxa"/>
-              <w:left w:w="0" w:type="dxa"/>
-              <w:right w:w="0" w:type="dxa"/>
-            </w:tcMar>
-            <w:vAlign w:val="top"/>
-          </w:tcPr>
-          <w:p>
-            <w:pPr>
-              <w:pStyle w:val="Normal"/>
-              <w:jc w:val="center"/>
-              <w:pBdr>
-                <w:bottom w:val="none" w:sz="0" w:space="0" w:color="000000"/>
-                <w:top w:val="none" w:sz="0" w:space="0" w:color="000000"/>
-                <w:left w:val="none" w:sz="0" w:space="0" w:color="000000"/>
-                <w:right w:val="none" w:sz="0" w:space="0" w:color="000000"/>
-              </w:pBdr>
-              <w:spacing w:after="100" w:before="100" w:line="240"/>
-              <w:ind w:left="100" w:right="100" w:firstLine="0" w:firstLineChars="0"/>
-              <w:rPr>
-                <w:rFonts w:ascii="Helvetica" w:hAnsi="Helvetica" w:eastAsia="Helvetica" w:cs="Helvetica"/>
-                <w:i w:val="false"/>
-                <w:b w:val="false"/>
-                <w:u w:val="none"/>
-                <w:sz w:val="22"/>
-                <w:szCs w:val="22"/>
-                <w:color w:val="000000"/>
-              </w:rPr>
-            </w:pPr>
-            <w:r>
-              <w:rPr>
-                <w:rFonts w:ascii="Helvetica" w:hAnsi="Helvetica" w:eastAsia="Helvetica" w:cs="Helvetica"/>
-                <w:i w:val="false"/>
-                <w:b w:val="false"/>
-                <w:u w:val="none"/>
-                <w:sz w:val="22"/>
-                <w:szCs w:val="22"/>
-                <w:color w:val="000000"/>
-              </w:rPr>
-              <w:t xml:space="preserve">0.880</w:t>
+              <w:t xml:space="preserve">1.12</w:t>
+            </w:r>
+          </w:p>
+        </w:tc>
+        <w:tc>
+          <w:tcPr>
+            <w:tcBorders>
+              <w:bottom w:val="none" w:sz="0" w:space="0" w:color="000000"/>
+              <w:top w:val="none" w:sz="0" w:space="0" w:color="000000"/>
+              <w:left w:val="none" w:sz="0" w:space="0" w:color="000000"/>
+              <w:right w:val="none" w:sz="0" w:space="0" w:color="000000"/>
+            </w:tcBorders>
+            <w:shd w:val="clear" w:color="auto" w:fill="FFFFFF"/>
+            <w:tcMar>
+              <w:top w:w="0" w:type="dxa"/>
+              <w:bottom w:w="0" w:type="dxa"/>
+              <w:left w:w="0" w:type="dxa"/>
+              <w:right w:w="0" w:type="dxa"/>
+            </w:tcMar>
+            <w:vAlign w:val="top"/>
+          </w:tcPr>
+          <w:p>
+            <w:pPr>
+              <w:pStyle w:val="Normal"/>
+              <w:jc w:val="center"/>
+              <w:pBdr>
+                <w:bottom w:val="none" w:sz="0" w:space="0" w:color="000000"/>
+                <w:top w:val="none" w:sz="0" w:space="0" w:color="000000"/>
+                <w:left w:val="none" w:sz="0" w:space="0" w:color="000000"/>
+                <w:right w:val="none" w:sz="0" w:space="0" w:color="000000"/>
+              </w:pBdr>
+              <w:spacing w:after="100" w:before="100" w:line="240"/>
+              <w:ind w:left="100" w:right="100" w:firstLine="0" w:firstLineChars="0"/>
+              <w:rPr>
+                <w:rFonts w:ascii="Helvetica" w:hAnsi="Helvetica" w:eastAsia="Helvetica" w:cs="Helvetica"/>
+                <w:i w:val="false"/>
+                <w:b w:val="false"/>
+                <w:u w:val="none"/>
+                <w:sz w:val="22"/>
+                <w:szCs w:val="22"/>
+                <w:color w:val="000000"/>
+              </w:rPr>
+            </w:pPr>
+            <w:r>
+              <w:rPr>
+                <w:rFonts w:ascii="Helvetica" w:hAnsi="Helvetica" w:eastAsia="Helvetica" w:cs="Helvetica"/>
+                <w:i w:val="false"/>
+                <w:b w:val="false"/>
+                <w:u w:val="none"/>
+                <w:sz w:val="22"/>
+                <w:szCs w:val="22"/>
+                <w:color w:val="000000"/>
+              </w:rPr>
+              <w:t xml:space="preserve">0.27, 4.60</w:t>
+            </w:r>
+          </w:p>
+        </w:tc>
+        <w:tc>
+          <w:tcPr>
+            <w:tcBorders>
+              <w:bottom w:val="none" w:sz="0" w:space="0" w:color="000000"/>
+              <w:top w:val="none" w:sz="0" w:space="0" w:color="000000"/>
+              <w:left w:val="none" w:sz="0" w:space="0" w:color="000000"/>
+              <w:right w:val="none" w:sz="0" w:space="0" w:color="000000"/>
+            </w:tcBorders>
+            <w:shd w:val="clear" w:color="auto" w:fill="FFFFFF"/>
+            <w:tcMar>
+              <w:top w:w="0" w:type="dxa"/>
+              <w:bottom w:w="0" w:type="dxa"/>
+              <w:left w:w="0" w:type="dxa"/>
+              <w:right w:w="0" w:type="dxa"/>
+            </w:tcMar>
+            <w:vAlign w:val="top"/>
+          </w:tcPr>
+          <w:p>
+            <w:pPr>
+              <w:pStyle w:val="Normal"/>
+              <w:jc w:val="center"/>
+              <w:pBdr>
+                <w:bottom w:val="none" w:sz="0" w:space="0" w:color="000000"/>
+                <w:top w:val="none" w:sz="0" w:space="0" w:color="000000"/>
+                <w:left w:val="none" w:sz="0" w:space="0" w:color="000000"/>
+                <w:right w:val="none" w:sz="0" w:space="0" w:color="000000"/>
+              </w:pBdr>
+              <w:spacing w:after="100" w:before="100" w:line="240"/>
+              <w:ind w:left="100" w:right="100" w:firstLine="0" w:firstLineChars="0"/>
+              <w:rPr>
+                <w:rFonts w:ascii="Helvetica" w:hAnsi="Helvetica" w:eastAsia="Helvetica" w:cs="Helvetica"/>
+                <w:i w:val="false"/>
+                <w:b w:val="false"/>
+                <w:u w:val="none"/>
+                <w:sz w:val="22"/>
+                <w:szCs w:val="22"/>
+                <w:color w:val="000000"/>
+              </w:rPr>
+            </w:pPr>
+            <w:r>
+              <w:rPr>
+                <w:rFonts w:ascii="Helvetica" w:hAnsi="Helvetica" w:eastAsia="Helvetica" w:cs="Helvetica"/>
+                <w:i w:val="false"/>
+                <w:b w:val="false"/>
+                <w:u w:val="none"/>
+                <w:sz w:val="22"/>
+                <w:szCs w:val="22"/>
+                <w:color w:val="000000"/>
+              </w:rPr>
+              <w:t xml:space="preserve">0.870</w:t>
             </w:r>
           </w:p>
         </w:tc>
@@ -5185,7 +5185,7 @@
                 <w:szCs w:val="22"/>
                 <w:color w:val="000000"/>
               </w:rPr>
-              <w:t xml:space="preserve">190</w:t>
+              <w:t xml:space="preserve">189</w:t>
             </w:r>
           </w:p>
         </w:tc>
@@ -5397,7 +5397,7 @@
                 <w:szCs w:val="22"/>
                 <w:color w:val="000000"/>
               </w:rPr>
-              <w:t xml:space="preserve">190</w:t>
+              <w:t xml:space="preserve">189</w:t>
             </w:r>
           </w:p>
         </w:tc>
@@ -6204,113 +6204,113 @@
                 <w:szCs w:val="22"/>
                 <w:color w:val="000000"/>
               </w:rPr>
-              <w:t xml:space="preserve">1.43</w:t>
-            </w:r>
-          </w:p>
-        </w:tc>
-        <w:tc>
-          <w:tcPr>
-            <w:tcBorders>
-              <w:bottom w:val="none" w:sz="0" w:space="0" w:color="000000"/>
-              <w:top w:val="none" w:sz="0" w:space="0" w:color="000000"/>
-              <w:left w:val="none" w:sz="0" w:space="0" w:color="000000"/>
-              <w:right w:val="none" w:sz="0" w:space="0" w:color="000000"/>
-            </w:tcBorders>
-            <w:shd w:val="clear" w:color="auto" w:fill="FFFFFF"/>
-            <w:tcMar>
-              <w:top w:w="0" w:type="dxa"/>
-              <w:bottom w:w="0" w:type="dxa"/>
-              <w:left w:w="0" w:type="dxa"/>
-              <w:right w:w="0" w:type="dxa"/>
-            </w:tcMar>
-            <w:vAlign w:val="top"/>
-          </w:tcPr>
-          <w:p>
-            <w:pPr>
-              <w:pStyle w:val="Normal"/>
-              <w:jc w:val="center"/>
-              <w:pBdr>
-                <w:bottom w:val="none" w:sz="0" w:space="0" w:color="000000"/>
-                <w:top w:val="none" w:sz="0" w:space="0" w:color="000000"/>
-                <w:left w:val="none" w:sz="0" w:space="0" w:color="000000"/>
-                <w:right w:val="none" w:sz="0" w:space="0" w:color="000000"/>
-              </w:pBdr>
-              <w:spacing w:after="100" w:before="100" w:line="240"/>
-              <w:ind w:left="100" w:right="100" w:firstLine="0" w:firstLineChars="0"/>
-              <w:rPr>
-                <w:rFonts w:ascii="Helvetica" w:hAnsi="Helvetica" w:eastAsia="Helvetica" w:cs="Helvetica"/>
-                <w:i w:val="false"/>
-                <w:b w:val="false"/>
-                <w:u w:val="none"/>
-                <w:sz w:val="22"/>
-                <w:szCs w:val="22"/>
-                <w:color w:val="000000"/>
-              </w:rPr>
-            </w:pPr>
-            <w:r>
-              <w:rPr>
-                <w:rFonts w:ascii="Helvetica" w:hAnsi="Helvetica" w:eastAsia="Helvetica" w:cs="Helvetica"/>
-                <w:i w:val="false"/>
-                <w:b w:val="false"/>
-                <w:u w:val="none"/>
-                <w:sz w:val="22"/>
-                <w:szCs w:val="22"/>
-                <w:color w:val="000000"/>
-              </w:rPr>
-              <w:t xml:space="preserve">0.29, 6.98</w:t>
-            </w:r>
-          </w:p>
-        </w:tc>
-        <w:tc>
-          <w:tcPr>
-            <w:tcBorders>
-              <w:bottom w:val="none" w:sz="0" w:space="0" w:color="000000"/>
-              <w:top w:val="none" w:sz="0" w:space="0" w:color="000000"/>
-              <w:left w:val="none" w:sz="0" w:space="0" w:color="000000"/>
-              <w:right w:val="none" w:sz="0" w:space="0" w:color="000000"/>
-            </w:tcBorders>
-            <w:shd w:val="clear" w:color="auto" w:fill="FFFFFF"/>
-            <w:tcMar>
-              <w:top w:w="0" w:type="dxa"/>
-              <w:bottom w:w="0" w:type="dxa"/>
-              <w:left w:w="0" w:type="dxa"/>
-              <w:right w:w="0" w:type="dxa"/>
-            </w:tcMar>
-            <w:vAlign w:val="top"/>
-          </w:tcPr>
-          <w:p>
-            <w:pPr>
-              <w:pStyle w:val="Normal"/>
-              <w:jc w:val="center"/>
-              <w:pBdr>
-                <w:bottom w:val="none" w:sz="0" w:space="0" w:color="000000"/>
-                <w:top w:val="none" w:sz="0" w:space="0" w:color="000000"/>
-                <w:left w:val="none" w:sz="0" w:space="0" w:color="000000"/>
-                <w:right w:val="none" w:sz="0" w:space="0" w:color="000000"/>
-              </w:pBdr>
-              <w:spacing w:after="100" w:before="100" w:line="240"/>
-              <w:ind w:left="100" w:right="100" w:firstLine="0" w:firstLineChars="0"/>
-              <w:rPr>
-                <w:rFonts w:ascii="Helvetica" w:hAnsi="Helvetica" w:eastAsia="Helvetica" w:cs="Helvetica"/>
-                <w:i w:val="false"/>
-                <w:b w:val="false"/>
-                <w:u w:val="none"/>
-                <w:sz w:val="22"/>
-                <w:szCs w:val="22"/>
-                <w:color w:val="000000"/>
-              </w:rPr>
-            </w:pPr>
-            <w:r>
-              <w:rPr>
-                <w:rFonts w:ascii="Helvetica" w:hAnsi="Helvetica" w:eastAsia="Helvetica" w:cs="Helvetica"/>
-                <w:i w:val="false"/>
-                <w:b w:val="false"/>
-                <w:u w:val="none"/>
-                <w:sz w:val="22"/>
-                <w:szCs w:val="22"/>
-                <w:color w:val="000000"/>
-              </w:rPr>
-              <w:t xml:space="preserve">0.660</w:t>
+              <w:t xml:space="preserve">1.36</w:t>
+            </w:r>
+          </w:p>
+        </w:tc>
+        <w:tc>
+          <w:tcPr>
+            <w:tcBorders>
+              <w:bottom w:val="none" w:sz="0" w:space="0" w:color="000000"/>
+              <w:top w:val="none" w:sz="0" w:space="0" w:color="000000"/>
+              <w:left w:val="none" w:sz="0" w:space="0" w:color="000000"/>
+              <w:right w:val="none" w:sz="0" w:space="0" w:color="000000"/>
+            </w:tcBorders>
+            <w:shd w:val="clear" w:color="auto" w:fill="FFFFFF"/>
+            <w:tcMar>
+              <w:top w:w="0" w:type="dxa"/>
+              <w:bottom w:w="0" w:type="dxa"/>
+              <w:left w:w="0" w:type="dxa"/>
+              <w:right w:w="0" w:type="dxa"/>
+            </w:tcMar>
+            <w:vAlign w:val="top"/>
+          </w:tcPr>
+          <w:p>
+            <w:pPr>
+              <w:pStyle w:val="Normal"/>
+              <w:jc w:val="center"/>
+              <w:pBdr>
+                <w:bottom w:val="none" w:sz="0" w:space="0" w:color="000000"/>
+                <w:top w:val="none" w:sz="0" w:space="0" w:color="000000"/>
+                <w:left w:val="none" w:sz="0" w:space="0" w:color="000000"/>
+                <w:right w:val="none" w:sz="0" w:space="0" w:color="000000"/>
+              </w:pBdr>
+              <w:spacing w:after="100" w:before="100" w:line="240"/>
+              <w:ind w:left="100" w:right="100" w:firstLine="0" w:firstLineChars="0"/>
+              <w:rPr>
+                <w:rFonts w:ascii="Helvetica" w:hAnsi="Helvetica" w:eastAsia="Helvetica" w:cs="Helvetica"/>
+                <w:i w:val="false"/>
+                <w:b w:val="false"/>
+                <w:u w:val="none"/>
+                <w:sz w:val="22"/>
+                <w:szCs w:val="22"/>
+                <w:color w:val="000000"/>
+              </w:rPr>
+            </w:pPr>
+            <w:r>
+              <w:rPr>
+                <w:rFonts w:ascii="Helvetica" w:hAnsi="Helvetica" w:eastAsia="Helvetica" w:cs="Helvetica"/>
+                <w:i w:val="false"/>
+                <w:b w:val="false"/>
+                <w:u w:val="none"/>
+                <w:sz w:val="22"/>
+                <w:szCs w:val="22"/>
+                <w:color w:val="000000"/>
+              </w:rPr>
+              <w:t xml:space="preserve">0.28, 6.64</w:t>
+            </w:r>
+          </w:p>
+        </w:tc>
+        <w:tc>
+          <w:tcPr>
+            <w:tcBorders>
+              <w:bottom w:val="none" w:sz="0" w:space="0" w:color="000000"/>
+              <w:top w:val="none" w:sz="0" w:space="0" w:color="000000"/>
+              <w:left w:val="none" w:sz="0" w:space="0" w:color="000000"/>
+              <w:right w:val="none" w:sz="0" w:space="0" w:color="000000"/>
+            </w:tcBorders>
+            <w:shd w:val="clear" w:color="auto" w:fill="FFFFFF"/>
+            <w:tcMar>
+              <w:top w:w="0" w:type="dxa"/>
+              <w:bottom w:w="0" w:type="dxa"/>
+              <w:left w:w="0" w:type="dxa"/>
+              <w:right w:w="0" w:type="dxa"/>
+            </w:tcMar>
+            <w:vAlign w:val="top"/>
+          </w:tcPr>
+          <w:p>
+            <w:pPr>
+              <w:pStyle w:val="Normal"/>
+              <w:jc w:val="center"/>
+              <w:pBdr>
+                <w:bottom w:val="none" w:sz="0" w:space="0" w:color="000000"/>
+                <w:top w:val="none" w:sz="0" w:space="0" w:color="000000"/>
+                <w:left w:val="none" w:sz="0" w:space="0" w:color="000000"/>
+                <w:right w:val="none" w:sz="0" w:space="0" w:color="000000"/>
+              </w:pBdr>
+              <w:spacing w:after="100" w:before="100" w:line="240"/>
+              <w:ind w:left="100" w:right="100" w:firstLine="0" w:firstLineChars="0"/>
+              <w:rPr>
+                <w:rFonts w:ascii="Helvetica" w:hAnsi="Helvetica" w:eastAsia="Helvetica" w:cs="Helvetica"/>
+                <w:i w:val="false"/>
+                <w:b w:val="false"/>
+                <w:u w:val="none"/>
+                <w:sz w:val="22"/>
+                <w:szCs w:val="22"/>
+                <w:color w:val="000000"/>
+              </w:rPr>
+            </w:pPr>
+            <w:r>
+              <w:rPr>
+                <w:rFonts w:ascii="Helvetica" w:hAnsi="Helvetica" w:eastAsia="Helvetica" w:cs="Helvetica"/>
+                <w:i w:val="false"/>
+                <w:b w:val="false"/>
+                <w:u w:val="none"/>
+                <w:sz w:val="22"/>
+                <w:szCs w:val="22"/>
+                <w:color w:val="000000"/>
+              </w:rPr>
+              <w:t xml:space="preserve">0.700</w:t>
             </w:r>
           </w:p>
         </w:tc>
@@ -6416,113 +6416,113 @@
                 <w:szCs w:val="22"/>
                 <w:color w:val="000000"/>
               </w:rPr>
-              <w:t xml:space="preserve">17.1</w:t>
-            </w:r>
-          </w:p>
-        </w:tc>
-        <w:tc>
-          <w:tcPr>
-            <w:tcBorders>
-              <w:bottom w:val="none" w:sz="0" w:space="0" w:color="000000"/>
-              <w:top w:val="none" w:sz="0" w:space="0" w:color="000000"/>
-              <w:left w:val="none" w:sz="0" w:space="0" w:color="000000"/>
-              <w:right w:val="none" w:sz="0" w:space="0" w:color="000000"/>
-            </w:tcBorders>
-            <w:shd w:val="clear" w:color="auto" w:fill="FFFFFF"/>
-            <w:tcMar>
-              <w:top w:w="0" w:type="dxa"/>
-              <w:bottom w:w="0" w:type="dxa"/>
-              <w:left w:w="0" w:type="dxa"/>
-              <w:right w:w="0" w:type="dxa"/>
-            </w:tcMar>
-            <w:vAlign w:val="top"/>
-          </w:tcPr>
-          <w:p>
-            <w:pPr>
-              <w:pStyle w:val="Normal"/>
-              <w:jc w:val="center"/>
-              <w:pBdr>
-                <w:bottom w:val="none" w:sz="0" w:space="0" w:color="000000"/>
-                <w:top w:val="none" w:sz="0" w:space="0" w:color="000000"/>
-                <w:left w:val="none" w:sz="0" w:space="0" w:color="000000"/>
-                <w:right w:val="none" w:sz="0" w:space="0" w:color="000000"/>
-              </w:pBdr>
-              <w:spacing w:after="100" w:before="100" w:line="240"/>
-              <w:ind w:left="100" w:right="100" w:firstLine="0" w:firstLineChars="0"/>
-              <w:rPr>
-                <w:rFonts w:ascii="Helvetica" w:hAnsi="Helvetica" w:eastAsia="Helvetica" w:cs="Helvetica"/>
-                <w:i w:val="false"/>
-                <w:b w:val="false"/>
-                <w:u w:val="none"/>
-                <w:sz w:val="22"/>
-                <w:szCs w:val="22"/>
-                <w:color w:val="000000"/>
-              </w:rPr>
-            </w:pPr>
-            <w:r>
-              <w:rPr>
-                <w:rFonts w:ascii="Helvetica" w:hAnsi="Helvetica" w:eastAsia="Helvetica" w:cs="Helvetica"/>
-                <w:i w:val="false"/>
-                <w:b w:val="false"/>
-                <w:u w:val="none"/>
-                <w:sz w:val="22"/>
-                <w:szCs w:val="22"/>
-                <w:color w:val="000000"/>
-              </w:rPr>
-              <w:t xml:space="preserve">1.36, 216</w:t>
-            </w:r>
-          </w:p>
-        </w:tc>
-        <w:tc>
-          <w:tcPr>
-            <w:tcBorders>
-              <w:bottom w:val="none" w:sz="0" w:space="0" w:color="000000"/>
-              <w:top w:val="none" w:sz="0" w:space="0" w:color="000000"/>
-              <w:left w:val="none" w:sz="0" w:space="0" w:color="000000"/>
-              <w:right w:val="none" w:sz="0" w:space="0" w:color="000000"/>
-            </w:tcBorders>
-            <w:shd w:val="clear" w:color="auto" w:fill="FFFFFF"/>
-            <w:tcMar>
-              <w:top w:w="0" w:type="dxa"/>
-              <w:bottom w:w="0" w:type="dxa"/>
-              <w:left w:w="0" w:type="dxa"/>
-              <w:right w:w="0" w:type="dxa"/>
-            </w:tcMar>
-            <w:vAlign w:val="top"/>
-          </w:tcPr>
-          <w:p>
-            <w:pPr>
-              <w:pStyle w:val="Normal"/>
-              <w:jc w:val="center"/>
-              <w:pBdr>
-                <w:bottom w:val="none" w:sz="0" w:space="0" w:color="000000"/>
-                <w:top w:val="none" w:sz="0" w:space="0" w:color="000000"/>
-                <w:left w:val="none" w:sz="0" w:space="0" w:color="000000"/>
-                <w:right w:val="none" w:sz="0" w:space="0" w:color="000000"/>
-              </w:pBdr>
-              <w:spacing w:after="100" w:before="100" w:line="240"/>
-              <w:ind w:left="100" w:right="100" w:firstLine="0" w:firstLineChars="0"/>
-              <w:rPr>
-                <w:rFonts w:ascii="Helvetica" w:hAnsi="Helvetica" w:eastAsia="Helvetica" w:cs="Helvetica"/>
-                <w:i w:val="false"/>
-                <w:b w:val="false"/>
-                <w:u w:val="none"/>
-                <w:sz w:val="22"/>
-                <w:szCs w:val="22"/>
-                <w:color w:val="000000"/>
-              </w:rPr>
-            </w:pPr>
-            <w:r>
-              <w:rPr>
-                <w:rFonts w:ascii="Helvetica" w:hAnsi="Helvetica" w:eastAsia="Helvetica" w:cs="Helvetica"/>
-                <w:i w:val="false"/>
-                <w:b w:val="false"/>
-                <w:u w:val="none"/>
-                <w:sz w:val="22"/>
-                <w:szCs w:val="22"/>
-                <w:color w:val="000000"/>
-              </w:rPr>
-              <w:t xml:space="preserve">0.028</w:t>
+              <w:t xml:space="preserve">15.4</w:t>
+            </w:r>
+          </w:p>
+        </w:tc>
+        <w:tc>
+          <w:tcPr>
+            <w:tcBorders>
+              <w:bottom w:val="none" w:sz="0" w:space="0" w:color="000000"/>
+              <w:top w:val="none" w:sz="0" w:space="0" w:color="000000"/>
+              <w:left w:val="none" w:sz="0" w:space="0" w:color="000000"/>
+              <w:right w:val="none" w:sz="0" w:space="0" w:color="000000"/>
+            </w:tcBorders>
+            <w:shd w:val="clear" w:color="auto" w:fill="FFFFFF"/>
+            <w:tcMar>
+              <w:top w:w="0" w:type="dxa"/>
+              <w:bottom w:w="0" w:type="dxa"/>
+              <w:left w:w="0" w:type="dxa"/>
+              <w:right w:w="0" w:type="dxa"/>
+            </w:tcMar>
+            <w:vAlign w:val="top"/>
+          </w:tcPr>
+          <w:p>
+            <w:pPr>
+              <w:pStyle w:val="Normal"/>
+              <w:jc w:val="center"/>
+              <w:pBdr>
+                <w:bottom w:val="none" w:sz="0" w:space="0" w:color="000000"/>
+                <w:top w:val="none" w:sz="0" w:space="0" w:color="000000"/>
+                <w:left w:val="none" w:sz="0" w:space="0" w:color="000000"/>
+                <w:right w:val="none" w:sz="0" w:space="0" w:color="000000"/>
+              </w:pBdr>
+              <w:spacing w:after="100" w:before="100" w:line="240"/>
+              <w:ind w:left="100" w:right="100" w:firstLine="0" w:firstLineChars="0"/>
+              <w:rPr>
+                <w:rFonts w:ascii="Helvetica" w:hAnsi="Helvetica" w:eastAsia="Helvetica" w:cs="Helvetica"/>
+                <w:i w:val="false"/>
+                <w:b w:val="false"/>
+                <w:u w:val="none"/>
+                <w:sz w:val="22"/>
+                <w:szCs w:val="22"/>
+                <w:color w:val="000000"/>
+              </w:rPr>
+            </w:pPr>
+            <w:r>
+              <w:rPr>
+                <w:rFonts w:ascii="Helvetica" w:hAnsi="Helvetica" w:eastAsia="Helvetica" w:cs="Helvetica"/>
+                <w:i w:val="false"/>
+                <w:b w:val="false"/>
+                <w:u w:val="none"/>
+                <w:sz w:val="22"/>
+                <w:szCs w:val="22"/>
+                <w:color w:val="000000"/>
+              </w:rPr>
+              <w:t xml:space="preserve">1.21, 195</w:t>
+            </w:r>
+          </w:p>
+        </w:tc>
+        <w:tc>
+          <w:tcPr>
+            <w:tcBorders>
+              <w:bottom w:val="none" w:sz="0" w:space="0" w:color="000000"/>
+              <w:top w:val="none" w:sz="0" w:space="0" w:color="000000"/>
+              <w:left w:val="none" w:sz="0" w:space="0" w:color="000000"/>
+              <w:right w:val="none" w:sz="0" w:space="0" w:color="000000"/>
+            </w:tcBorders>
+            <w:shd w:val="clear" w:color="auto" w:fill="FFFFFF"/>
+            <w:tcMar>
+              <w:top w:w="0" w:type="dxa"/>
+              <w:bottom w:w="0" w:type="dxa"/>
+              <w:left w:w="0" w:type="dxa"/>
+              <w:right w:w="0" w:type="dxa"/>
+            </w:tcMar>
+            <w:vAlign w:val="top"/>
+          </w:tcPr>
+          <w:p>
+            <w:pPr>
+              <w:pStyle w:val="Normal"/>
+              <w:jc w:val="center"/>
+              <w:pBdr>
+                <w:bottom w:val="none" w:sz="0" w:space="0" w:color="000000"/>
+                <w:top w:val="none" w:sz="0" w:space="0" w:color="000000"/>
+                <w:left w:val="none" w:sz="0" w:space="0" w:color="000000"/>
+                <w:right w:val="none" w:sz="0" w:space="0" w:color="000000"/>
+              </w:pBdr>
+              <w:spacing w:after="100" w:before="100" w:line="240"/>
+              <w:ind w:left="100" w:right="100" w:firstLine="0" w:firstLineChars="0"/>
+              <w:rPr>
+                <w:rFonts w:ascii="Helvetica" w:hAnsi="Helvetica" w:eastAsia="Helvetica" w:cs="Helvetica"/>
+                <w:i w:val="false"/>
+                <w:b w:val="false"/>
+                <w:u w:val="none"/>
+                <w:sz w:val="22"/>
+                <w:szCs w:val="22"/>
+                <w:color w:val="000000"/>
+              </w:rPr>
+            </w:pPr>
+            <w:r>
+              <w:rPr>
+                <w:rFonts w:ascii="Helvetica" w:hAnsi="Helvetica" w:eastAsia="Helvetica" w:cs="Helvetica"/>
+                <w:i w:val="false"/>
+                <w:b w:val="false"/>
+                <w:u w:val="none"/>
+                <w:sz w:val="22"/>
+                <w:szCs w:val="22"/>
+                <w:color w:val="000000"/>
+              </w:rPr>
+              <w:t xml:space="preserve">0.035</w:t>
             </w:r>
           </w:p>
         </w:tc>
@@ -6687,113 +6687,113 @@
                 <w:szCs w:val="22"/>
                 <w:color w:val="000000"/>
               </w:rPr>
-              <w:t xml:space="preserve">1.01</w:t>
-            </w:r>
-          </w:p>
-        </w:tc>
-        <w:tc>
-          <w:tcPr>
-            <w:tcBorders>
-              <w:bottom w:val="none" w:sz="0" w:space="0" w:color="000000"/>
-              <w:top w:val="none" w:sz="0" w:space="0" w:color="000000"/>
-              <w:left w:val="none" w:sz="0" w:space="0" w:color="000000"/>
-              <w:right w:val="none" w:sz="0" w:space="0" w:color="000000"/>
-            </w:tcBorders>
-            <w:shd w:val="clear" w:color="auto" w:fill="FFFFFF"/>
-            <w:tcMar>
-              <w:top w:w="0" w:type="dxa"/>
-              <w:bottom w:w="0" w:type="dxa"/>
-              <w:left w:w="0" w:type="dxa"/>
-              <w:right w:w="0" w:type="dxa"/>
-            </w:tcMar>
-            <w:vAlign w:val="top"/>
-          </w:tcPr>
-          <w:p>
-            <w:pPr>
-              <w:pStyle w:val="Normal"/>
-              <w:jc w:val="center"/>
-              <w:pBdr>
-                <w:bottom w:val="none" w:sz="0" w:space="0" w:color="000000"/>
-                <w:top w:val="none" w:sz="0" w:space="0" w:color="000000"/>
-                <w:left w:val="none" w:sz="0" w:space="0" w:color="000000"/>
-                <w:right w:val="none" w:sz="0" w:space="0" w:color="000000"/>
-              </w:pBdr>
-              <w:spacing w:after="100" w:before="100" w:line="240"/>
-              <w:ind w:left="100" w:right="100" w:firstLine="0" w:firstLineChars="0"/>
-              <w:rPr>
-                <w:rFonts w:ascii="Helvetica" w:hAnsi="Helvetica" w:eastAsia="Helvetica" w:cs="Helvetica"/>
-                <w:i w:val="false"/>
-                <w:b w:val="false"/>
-                <w:u w:val="none"/>
-                <w:sz w:val="22"/>
-                <w:szCs w:val="22"/>
-                <w:color w:val="000000"/>
-              </w:rPr>
-            </w:pPr>
-            <w:r>
-              <w:rPr>
-                <w:rFonts w:ascii="Helvetica" w:hAnsi="Helvetica" w:eastAsia="Helvetica" w:cs="Helvetica"/>
-                <w:i w:val="false"/>
-                <w:b w:val="false"/>
-                <w:u w:val="none"/>
-                <w:sz w:val="22"/>
-                <w:szCs w:val="22"/>
-                <w:color w:val="000000"/>
-              </w:rPr>
-              <w:t xml:space="preserve">0.14, 7.11</w:t>
-            </w:r>
-          </w:p>
-        </w:tc>
-        <w:tc>
-          <w:tcPr>
-            <w:tcBorders>
-              <w:bottom w:val="none" w:sz="0" w:space="0" w:color="000000"/>
-              <w:top w:val="none" w:sz="0" w:space="0" w:color="000000"/>
-              <w:left w:val="none" w:sz="0" w:space="0" w:color="000000"/>
-              <w:right w:val="none" w:sz="0" w:space="0" w:color="000000"/>
-            </w:tcBorders>
-            <w:shd w:val="clear" w:color="auto" w:fill="FFFFFF"/>
-            <w:tcMar>
-              <w:top w:w="0" w:type="dxa"/>
-              <w:bottom w:w="0" w:type="dxa"/>
-              <w:left w:w="0" w:type="dxa"/>
-              <w:right w:w="0" w:type="dxa"/>
-            </w:tcMar>
-            <w:vAlign w:val="top"/>
-          </w:tcPr>
-          <w:p>
-            <w:pPr>
-              <w:pStyle w:val="Normal"/>
-              <w:jc w:val="center"/>
-              <w:pBdr>
-                <w:bottom w:val="none" w:sz="0" w:space="0" w:color="000000"/>
-                <w:top w:val="none" w:sz="0" w:space="0" w:color="000000"/>
-                <w:left w:val="none" w:sz="0" w:space="0" w:color="000000"/>
-                <w:right w:val="none" w:sz="0" w:space="0" w:color="000000"/>
-              </w:pBdr>
-              <w:spacing w:after="100" w:before="100" w:line="240"/>
-              <w:ind w:left="100" w:right="100" w:firstLine="0" w:firstLineChars="0"/>
-              <w:rPr>
-                <w:rFonts w:ascii="Helvetica" w:hAnsi="Helvetica" w:eastAsia="Helvetica" w:cs="Helvetica"/>
-                <w:i w:val="false"/>
-                <w:b w:val="false"/>
-                <w:u w:val="none"/>
-                <w:sz w:val="22"/>
-                <w:szCs w:val="22"/>
-                <w:color w:val="000000"/>
-              </w:rPr>
-            </w:pPr>
-            <w:r>
-              <w:rPr>
-                <w:rFonts w:ascii="Helvetica" w:hAnsi="Helvetica" w:eastAsia="Helvetica" w:cs="Helvetica"/>
-                <w:i w:val="false"/>
-                <w:b w:val="false"/>
-                <w:u w:val="none"/>
-                <w:sz w:val="22"/>
-                <w:szCs w:val="22"/>
-                <w:color w:val="000000"/>
-              </w:rPr>
-              <w:t xml:space="preserve">0.990</w:t>
+              <w:t xml:space="preserve">0.96</w:t>
+            </w:r>
+          </w:p>
+        </w:tc>
+        <w:tc>
+          <w:tcPr>
+            <w:tcBorders>
+              <w:bottom w:val="none" w:sz="0" w:space="0" w:color="000000"/>
+              <w:top w:val="none" w:sz="0" w:space="0" w:color="000000"/>
+              <w:left w:val="none" w:sz="0" w:space="0" w:color="000000"/>
+              <w:right w:val="none" w:sz="0" w:space="0" w:color="000000"/>
+            </w:tcBorders>
+            <w:shd w:val="clear" w:color="auto" w:fill="FFFFFF"/>
+            <w:tcMar>
+              <w:top w:w="0" w:type="dxa"/>
+              <w:bottom w:w="0" w:type="dxa"/>
+              <w:left w:w="0" w:type="dxa"/>
+              <w:right w:w="0" w:type="dxa"/>
+            </w:tcMar>
+            <w:vAlign w:val="top"/>
+          </w:tcPr>
+          <w:p>
+            <w:pPr>
+              <w:pStyle w:val="Normal"/>
+              <w:jc w:val="center"/>
+              <w:pBdr>
+                <w:bottom w:val="none" w:sz="0" w:space="0" w:color="000000"/>
+                <w:top w:val="none" w:sz="0" w:space="0" w:color="000000"/>
+                <w:left w:val="none" w:sz="0" w:space="0" w:color="000000"/>
+                <w:right w:val="none" w:sz="0" w:space="0" w:color="000000"/>
+              </w:pBdr>
+              <w:spacing w:after="100" w:before="100" w:line="240"/>
+              <w:ind w:left="100" w:right="100" w:firstLine="0" w:firstLineChars="0"/>
+              <w:rPr>
+                <w:rFonts w:ascii="Helvetica" w:hAnsi="Helvetica" w:eastAsia="Helvetica" w:cs="Helvetica"/>
+                <w:i w:val="false"/>
+                <w:b w:val="false"/>
+                <w:u w:val="none"/>
+                <w:sz w:val="22"/>
+                <w:szCs w:val="22"/>
+                <w:color w:val="000000"/>
+              </w:rPr>
+            </w:pPr>
+            <w:r>
+              <w:rPr>
+                <w:rFonts w:ascii="Helvetica" w:hAnsi="Helvetica" w:eastAsia="Helvetica" w:cs="Helvetica"/>
+                <w:i w:val="false"/>
+                <w:b w:val="false"/>
+                <w:u w:val="none"/>
+                <w:sz w:val="22"/>
+                <w:szCs w:val="22"/>
+                <w:color w:val="000000"/>
+              </w:rPr>
+              <w:t xml:space="preserve">0.14, 6.77</w:t>
+            </w:r>
+          </w:p>
+        </w:tc>
+        <w:tc>
+          <w:tcPr>
+            <w:tcBorders>
+              <w:bottom w:val="none" w:sz="0" w:space="0" w:color="000000"/>
+              <w:top w:val="none" w:sz="0" w:space="0" w:color="000000"/>
+              <w:left w:val="none" w:sz="0" w:space="0" w:color="000000"/>
+              <w:right w:val="none" w:sz="0" w:space="0" w:color="000000"/>
+            </w:tcBorders>
+            <w:shd w:val="clear" w:color="auto" w:fill="FFFFFF"/>
+            <w:tcMar>
+              <w:top w:w="0" w:type="dxa"/>
+              <w:bottom w:w="0" w:type="dxa"/>
+              <w:left w:w="0" w:type="dxa"/>
+              <w:right w:w="0" w:type="dxa"/>
+            </w:tcMar>
+            <w:vAlign w:val="top"/>
+          </w:tcPr>
+          <w:p>
+            <w:pPr>
+              <w:pStyle w:val="Normal"/>
+              <w:jc w:val="center"/>
+              <w:pBdr>
+                <w:bottom w:val="none" w:sz="0" w:space="0" w:color="000000"/>
+                <w:top w:val="none" w:sz="0" w:space="0" w:color="000000"/>
+                <w:left w:val="none" w:sz="0" w:space="0" w:color="000000"/>
+                <w:right w:val="none" w:sz="0" w:space="0" w:color="000000"/>
+              </w:pBdr>
+              <w:spacing w:after="100" w:before="100" w:line="240"/>
+              <w:ind w:left="100" w:right="100" w:firstLine="0" w:firstLineChars="0"/>
+              <w:rPr>
+                <w:rFonts w:ascii="Helvetica" w:hAnsi="Helvetica" w:eastAsia="Helvetica" w:cs="Helvetica"/>
+                <w:i w:val="false"/>
+                <w:b w:val="false"/>
+                <w:u w:val="none"/>
+                <w:sz w:val="22"/>
+                <w:szCs w:val="22"/>
+                <w:color w:val="000000"/>
+              </w:rPr>
+            </w:pPr>
+            <w:r>
+              <w:rPr>
+                <w:rFonts w:ascii="Helvetica" w:hAnsi="Helvetica" w:eastAsia="Helvetica" w:cs="Helvetica"/>
+                <w:i w:val="false"/>
+                <w:b w:val="false"/>
+                <w:u w:val="none"/>
+                <w:sz w:val="22"/>
+                <w:szCs w:val="22"/>
+                <w:color w:val="000000"/>
+              </w:rPr>
+              <w:t xml:space="preserve">0.970</w:t>
             </w:r>
           </w:p>
         </w:tc>
@@ -6899,113 +6899,113 @@
                 <w:szCs w:val="22"/>
                 <w:color w:val="000000"/>
               </w:rPr>
-              <w:t xml:space="preserve">2.56</w:t>
-            </w:r>
-          </w:p>
-        </w:tc>
-        <w:tc>
-          <w:tcPr>
-            <w:tcBorders>
-              <w:bottom w:val="none" w:sz="0" w:space="0" w:color="000000"/>
-              <w:top w:val="none" w:sz="0" w:space="0" w:color="000000"/>
-              <w:left w:val="none" w:sz="0" w:space="0" w:color="000000"/>
-              <w:right w:val="none" w:sz="0" w:space="0" w:color="000000"/>
-            </w:tcBorders>
-            <w:shd w:val="clear" w:color="auto" w:fill="FFFFFF"/>
-            <w:tcMar>
-              <w:top w:w="0" w:type="dxa"/>
-              <w:bottom w:w="0" w:type="dxa"/>
-              <w:left w:w="0" w:type="dxa"/>
-              <w:right w:w="0" w:type="dxa"/>
-            </w:tcMar>
-            <w:vAlign w:val="top"/>
-          </w:tcPr>
-          <w:p>
-            <w:pPr>
-              <w:pStyle w:val="Normal"/>
-              <w:jc w:val="center"/>
-              <w:pBdr>
-                <w:bottom w:val="none" w:sz="0" w:space="0" w:color="000000"/>
-                <w:top w:val="none" w:sz="0" w:space="0" w:color="000000"/>
-                <w:left w:val="none" w:sz="0" w:space="0" w:color="000000"/>
-                <w:right w:val="none" w:sz="0" w:space="0" w:color="000000"/>
-              </w:pBdr>
-              <w:spacing w:after="100" w:before="100" w:line="240"/>
-              <w:ind w:left="100" w:right="100" w:firstLine="0" w:firstLineChars="0"/>
-              <w:rPr>
-                <w:rFonts w:ascii="Helvetica" w:hAnsi="Helvetica" w:eastAsia="Helvetica" w:cs="Helvetica"/>
-                <w:i w:val="false"/>
-                <w:b w:val="false"/>
-                <w:u w:val="none"/>
-                <w:sz w:val="22"/>
-                <w:szCs w:val="22"/>
-                <w:color w:val="000000"/>
-              </w:rPr>
-            </w:pPr>
-            <w:r>
-              <w:rPr>
-                <w:rFonts w:ascii="Helvetica" w:hAnsi="Helvetica" w:eastAsia="Helvetica" w:cs="Helvetica"/>
-                <w:i w:val="false"/>
-                <w:b w:val="false"/>
-                <w:u w:val="none"/>
-                <w:sz w:val="22"/>
-                <w:szCs w:val="22"/>
-                <w:color w:val="000000"/>
-              </w:rPr>
-              <w:t xml:space="preserve">0.14, 45.9</w:t>
-            </w:r>
-          </w:p>
-        </w:tc>
-        <w:tc>
-          <w:tcPr>
-            <w:tcBorders>
-              <w:bottom w:val="none" w:sz="0" w:space="0" w:color="000000"/>
-              <w:top w:val="none" w:sz="0" w:space="0" w:color="000000"/>
-              <w:left w:val="none" w:sz="0" w:space="0" w:color="000000"/>
-              <w:right w:val="none" w:sz="0" w:space="0" w:color="000000"/>
-            </w:tcBorders>
-            <w:shd w:val="clear" w:color="auto" w:fill="FFFFFF"/>
-            <w:tcMar>
-              <w:top w:w="0" w:type="dxa"/>
-              <w:bottom w:w="0" w:type="dxa"/>
-              <w:left w:w="0" w:type="dxa"/>
-              <w:right w:w="0" w:type="dxa"/>
-            </w:tcMar>
-            <w:vAlign w:val="top"/>
-          </w:tcPr>
-          <w:p>
-            <w:pPr>
-              <w:pStyle w:val="Normal"/>
-              <w:jc w:val="center"/>
-              <w:pBdr>
-                <w:bottom w:val="none" w:sz="0" w:space="0" w:color="000000"/>
-                <w:top w:val="none" w:sz="0" w:space="0" w:color="000000"/>
-                <w:left w:val="none" w:sz="0" w:space="0" w:color="000000"/>
-                <w:right w:val="none" w:sz="0" w:space="0" w:color="000000"/>
-              </w:pBdr>
-              <w:spacing w:after="100" w:before="100" w:line="240"/>
-              <w:ind w:left="100" w:right="100" w:firstLine="0" w:firstLineChars="0"/>
-              <w:rPr>
-                <w:rFonts w:ascii="Helvetica" w:hAnsi="Helvetica" w:eastAsia="Helvetica" w:cs="Helvetica"/>
-                <w:i w:val="false"/>
-                <w:b w:val="false"/>
-                <w:u w:val="none"/>
-                <w:sz w:val="22"/>
-                <w:szCs w:val="22"/>
-                <w:color w:val="000000"/>
-              </w:rPr>
-            </w:pPr>
-            <w:r>
-              <w:rPr>
-                <w:rFonts w:ascii="Helvetica" w:hAnsi="Helvetica" w:eastAsia="Helvetica" w:cs="Helvetica"/>
-                <w:i w:val="false"/>
-                <w:b w:val="false"/>
-                <w:u w:val="none"/>
-                <w:sz w:val="22"/>
-                <w:szCs w:val="22"/>
-                <w:color w:val="000000"/>
-              </w:rPr>
-              <w:t xml:space="preserve">0.520</w:t>
+              <w:t xml:space="preserve">1.79</w:t>
+            </w:r>
+          </w:p>
+        </w:tc>
+        <w:tc>
+          <w:tcPr>
+            <w:tcBorders>
+              <w:bottom w:val="none" w:sz="0" w:space="0" w:color="000000"/>
+              <w:top w:val="none" w:sz="0" w:space="0" w:color="000000"/>
+              <w:left w:val="none" w:sz="0" w:space="0" w:color="000000"/>
+              <w:right w:val="none" w:sz="0" w:space="0" w:color="000000"/>
+            </w:tcBorders>
+            <w:shd w:val="clear" w:color="auto" w:fill="FFFFFF"/>
+            <w:tcMar>
+              <w:top w:w="0" w:type="dxa"/>
+              <w:bottom w:w="0" w:type="dxa"/>
+              <w:left w:w="0" w:type="dxa"/>
+              <w:right w:w="0" w:type="dxa"/>
+            </w:tcMar>
+            <w:vAlign w:val="top"/>
+          </w:tcPr>
+          <w:p>
+            <w:pPr>
+              <w:pStyle w:val="Normal"/>
+              <w:jc w:val="center"/>
+              <w:pBdr>
+                <w:bottom w:val="none" w:sz="0" w:space="0" w:color="000000"/>
+                <w:top w:val="none" w:sz="0" w:space="0" w:color="000000"/>
+                <w:left w:val="none" w:sz="0" w:space="0" w:color="000000"/>
+                <w:right w:val="none" w:sz="0" w:space="0" w:color="000000"/>
+              </w:pBdr>
+              <w:spacing w:after="100" w:before="100" w:line="240"/>
+              <w:ind w:left="100" w:right="100" w:firstLine="0" w:firstLineChars="0"/>
+              <w:rPr>
+                <w:rFonts w:ascii="Helvetica" w:hAnsi="Helvetica" w:eastAsia="Helvetica" w:cs="Helvetica"/>
+                <w:i w:val="false"/>
+                <w:b w:val="false"/>
+                <w:u w:val="none"/>
+                <w:sz w:val="22"/>
+                <w:szCs w:val="22"/>
+                <w:color w:val="000000"/>
+              </w:rPr>
+            </w:pPr>
+            <w:r>
+              <w:rPr>
+                <w:rFonts w:ascii="Helvetica" w:hAnsi="Helvetica" w:eastAsia="Helvetica" w:cs="Helvetica"/>
+                <w:i w:val="false"/>
+                <w:b w:val="false"/>
+                <w:u w:val="none"/>
+                <w:sz w:val="22"/>
+                <w:szCs w:val="22"/>
+                <w:color w:val="000000"/>
+              </w:rPr>
+              <w:t xml:space="preserve">0.07, 45.8</w:t>
+            </w:r>
+          </w:p>
+        </w:tc>
+        <w:tc>
+          <w:tcPr>
+            <w:tcBorders>
+              <w:bottom w:val="none" w:sz="0" w:space="0" w:color="000000"/>
+              <w:top w:val="none" w:sz="0" w:space="0" w:color="000000"/>
+              <w:left w:val="none" w:sz="0" w:space="0" w:color="000000"/>
+              <w:right w:val="none" w:sz="0" w:space="0" w:color="000000"/>
+            </w:tcBorders>
+            <w:shd w:val="clear" w:color="auto" w:fill="FFFFFF"/>
+            <w:tcMar>
+              <w:top w:w="0" w:type="dxa"/>
+              <w:bottom w:w="0" w:type="dxa"/>
+              <w:left w:w="0" w:type="dxa"/>
+              <w:right w:w="0" w:type="dxa"/>
+            </w:tcMar>
+            <w:vAlign w:val="top"/>
+          </w:tcPr>
+          <w:p>
+            <w:pPr>
+              <w:pStyle w:val="Normal"/>
+              <w:jc w:val="center"/>
+              <w:pBdr>
+                <w:bottom w:val="none" w:sz="0" w:space="0" w:color="000000"/>
+                <w:top w:val="none" w:sz="0" w:space="0" w:color="000000"/>
+                <w:left w:val="none" w:sz="0" w:space="0" w:color="000000"/>
+                <w:right w:val="none" w:sz="0" w:space="0" w:color="000000"/>
+              </w:pBdr>
+              <w:spacing w:after="100" w:before="100" w:line="240"/>
+              <w:ind w:left="100" w:right="100" w:firstLine="0" w:firstLineChars="0"/>
+              <w:rPr>
+                <w:rFonts w:ascii="Helvetica" w:hAnsi="Helvetica" w:eastAsia="Helvetica" w:cs="Helvetica"/>
+                <w:i w:val="false"/>
+                <w:b w:val="false"/>
+                <w:u w:val="none"/>
+                <w:sz w:val="22"/>
+                <w:szCs w:val="22"/>
+                <w:color w:val="000000"/>
+              </w:rPr>
+            </w:pPr>
+            <w:r>
+              <w:rPr>
+                <w:rFonts w:ascii="Helvetica" w:hAnsi="Helvetica" w:eastAsia="Helvetica" w:cs="Helvetica"/>
+                <w:i w:val="false"/>
+                <w:b w:val="false"/>
+                <w:u w:val="none"/>
+                <w:sz w:val="22"/>
+                <w:szCs w:val="22"/>
+                <w:color w:val="000000"/>
+              </w:rPr>
+              <w:t xml:space="preserve">0.730</w:t>
             </w:r>
           </w:p>
         </w:tc>
@@ -7653,113 +7653,113 @@
                 <w:szCs w:val="22"/>
                 <w:color w:val="000000"/>
               </w:rPr>
-              <w:t xml:space="preserve">1.03</w:t>
-            </w:r>
-          </w:p>
-        </w:tc>
-        <w:tc>
-          <w:tcPr>
-            <w:tcBorders>
-              <w:bottom w:val="none" w:sz="0" w:space="0" w:color="000000"/>
-              <w:top w:val="none" w:sz="0" w:space="0" w:color="000000"/>
-              <w:left w:val="none" w:sz="0" w:space="0" w:color="000000"/>
-              <w:right w:val="none" w:sz="0" w:space="0" w:color="000000"/>
-            </w:tcBorders>
-            <w:shd w:val="clear" w:color="auto" w:fill="FFFFFF"/>
-            <w:tcMar>
-              <w:top w:w="0" w:type="dxa"/>
-              <w:bottom w:w="0" w:type="dxa"/>
-              <w:left w:w="0" w:type="dxa"/>
-              <w:right w:w="0" w:type="dxa"/>
-            </w:tcMar>
-            <w:vAlign w:val="top"/>
-          </w:tcPr>
-          <w:p>
-            <w:pPr>
-              <w:pStyle w:val="Normal"/>
-              <w:jc w:val="center"/>
-              <w:pBdr>
-                <w:bottom w:val="none" w:sz="0" w:space="0" w:color="000000"/>
-                <w:top w:val="none" w:sz="0" w:space="0" w:color="000000"/>
-                <w:left w:val="none" w:sz="0" w:space="0" w:color="000000"/>
-                <w:right w:val="none" w:sz="0" w:space="0" w:color="000000"/>
-              </w:pBdr>
-              <w:spacing w:after="100" w:before="100" w:line="240"/>
-              <w:ind w:left="100" w:right="100" w:firstLine="0" w:firstLineChars="0"/>
-              <w:rPr>
-                <w:rFonts w:ascii="Helvetica" w:hAnsi="Helvetica" w:eastAsia="Helvetica" w:cs="Helvetica"/>
-                <w:i w:val="false"/>
-                <w:b w:val="false"/>
-                <w:u w:val="none"/>
-                <w:sz w:val="22"/>
-                <w:szCs w:val="22"/>
-                <w:color w:val="000000"/>
-              </w:rPr>
-            </w:pPr>
-            <w:r>
-              <w:rPr>
-                <w:rFonts w:ascii="Helvetica" w:hAnsi="Helvetica" w:eastAsia="Helvetica" w:cs="Helvetica"/>
-                <w:i w:val="false"/>
-                <w:b w:val="false"/>
-                <w:u w:val="none"/>
-                <w:sz w:val="22"/>
-                <w:szCs w:val="22"/>
-                <w:color w:val="000000"/>
-              </w:rPr>
-              <w:t xml:space="preserve">0.22, 4.90</w:t>
-            </w:r>
-          </w:p>
-        </w:tc>
-        <w:tc>
-          <w:tcPr>
-            <w:tcBorders>
-              <w:bottom w:val="none" w:sz="0" w:space="0" w:color="000000"/>
-              <w:top w:val="none" w:sz="0" w:space="0" w:color="000000"/>
-              <w:left w:val="none" w:sz="0" w:space="0" w:color="000000"/>
-              <w:right w:val="none" w:sz="0" w:space="0" w:color="000000"/>
-            </w:tcBorders>
-            <w:shd w:val="clear" w:color="auto" w:fill="FFFFFF"/>
-            <w:tcMar>
-              <w:top w:w="0" w:type="dxa"/>
-              <w:bottom w:w="0" w:type="dxa"/>
-              <w:left w:w="0" w:type="dxa"/>
-              <w:right w:w="0" w:type="dxa"/>
-            </w:tcMar>
-            <w:vAlign w:val="top"/>
-          </w:tcPr>
-          <w:p>
-            <w:pPr>
-              <w:pStyle w:val="Normal"/>
-              <w:jc w:val="center"/>
-              <w:pBdr>
-                <w:bottom w:val="none" w:sz="0" w:space="0" w:color="000000"/>
-                <w:top w:val="none" w:sz="0" w:space="0" w:color="000000"/>
-                <w:left w:val="none" w:sz="0" w:space="0" w:color="000000"/>
-                <w:right w:val="none" w:sz="0" w:space="0" w:color="000000"/>
-              </w:pBdr>
-              <w:spacing w:after="100" w:before="100" w:line="240"/>
-              <w:ind w:left="100" w:right="100" w:firstLine="0" w:firstLineChars="0"/>
-              <w:rPr>
-                <w:rFonts w:ascii="Helvetica" w:hAnsi="Helvetica" w:eastAsia="Helvetica" w:cs="Helvetica"/>
-                <w:i w:val="false"/>
-                <w:b w:val="false"/>
-                <w:u w:val="none"/>
-                <w:sz w:val="22"/>
-                <w:szCs w:val="22"/>
-                <w:color w:val="000000"/>
-              </w:rPr>
-            </w:pPr>
-            <w:r>
-              <w:rPr>
-                <w:rFonts w:ascii="Helvetica" w:hAnsi="Helvetica" w:eastAsia="Helvetica" w:cs="Helvetica"/>
-                <w:i w:val="false"/>
-                <w:b w:val="false"/>
-                <w:u w:val="none"/>
-                <w:sz w:val="22"/>
-                <w:szCs w:val="22"/>
-                <w:color w:val="000000"/>
-              </w:rPr>
-              <w:t xml:space="preserve">0.970</w:t>
+              <w:t xml:space="preserve">0.98</w:t>
+            </w:r>
+          </w:p>
+        </w:tc>
+        <w:tc>
+          <w:tcPr>
+            <w:tcBorders>
+              <w:bottom w:val="none" w:sz="0" w:space="0" w:color="000000"/>
+              <w:top w:val="none" w:sz="0" w:space="0" w:color="000000"/>
+              <w:left w:val="none" w:sz="0" w:space="0" w:color="000000"/>
+              <w:right w:val="none" w:sz="0" w:space="0" w:color="000000"/>
+            </w:tcBorders>
+            <w:shd w:val="clear" w:color="auto" w:fill="FFFFFF"/>
+            <w:tcMar>
+              <w:top w:w="0" w:type="dxa"/>
+              <w:bottom w:w="0" w:type="dxa"/>
+              <w:left w:w="0" w:type="dxa"/>
+              <w:right w:w="0" w:type="dxa"/>
+            </w:tcMar>
+            <w:vAlign w:val="top"/>
+          </w:tcPr>
+          <w:p>
+            <w:pPr>
+              <w:pStyle w:val="Normal"/>
+              <w:jc w:val="center"/>
+              <w:pBdr>
+                <w:bottom w:val="none" w:sz="0" w:space="0" w:color="000000"/>
+                <w:top w:val="none" w:sz="0" w:space="0" w:color="000000"/>
+                <w:left w:val="none" w:sz="0" w:space="0" w:color="000000"/>
+                <w:right w:val="none" w:sz="0" w:space="0" w:color="000000"/>
+              </w:pBdr>
+              <w:spacing w:after="100" w:before="100" w:line="240"/>
+              <w:ind w:left="100" w:right="100" w:firstLine="0" w:firstLineChars="0"/>
+              <w:rPr>
+                <w:rFonts w:ascii="Helvetica" w:hAnsi="Helvetica" w:eastAsia="Helvetica" w:cs="Helvetica"/>
+                <w:i w:val="false"/>
+                <w:b w:val="false"/>
+                <w:u w:val="none"/>
+                <w:sz w:val="22"/>
+                <w:szCs w:val="22"/>
+                <w:color w:val="000000"/>
+              </w:rPr>
+            </w:pPr>
+            <w:r>
+              <w:rPr>
+                <w:rFonts w:ascii="Helvetica" w:hAnsi="Helvetica" w:eastAsia="Helvetica" w:cs="Helvetica"/>
+                <w:i w:val="false"/>
+                <w:b w:val="false"/>
+                <w:u w:val="none"/>
+                <w:sz w:val="22"/>
+                <w:szCs w:val="22"/>
+                <w:color w:val="000000"/>
+              </w:rPr>
+              <w:t xml:space="preserve">0.21, 4.66</w:t>
+            </w:r>
+          </w:p>
+        </w:tc>
+        <w:tc>
+          <w:tcPr>
+            <w:tcBorders>
+              <w:bottom w:val="none" w:sz="0" w:space="0" w:color="000000"/>
+              <w:top w:val="none" w:sz="0" w:space="0" w:color="000000"/>
+              <w:left w:val="none" w:sz="0" w:space="0" w:color="000000"/>
+              <w:right w:val="none" w:sz="0" w:space="0" w:color="000000"/>
+            </w:tcBorders>
+            <w:shd w:val="clear" w:color="auto" w:fill="FFFFFF"/>
+            <w:tcMar>
+              <w:top w:w="0" w:type="dxa"/>
+              <w:bottom w:w="0" w:type="dxa"/>
+              <w:left w:w="0" w:type="dxa"/>
+              <w:right w:w="0" w:type="dxa"/>
+            </w:tcMar>
+            <w:vAlign w:val="top"/>
+          </w:tcPr>
+          <w:p>
+            <w:pPr>
+              <w:pStyle w:val="Normal"/>
+              <w:jc w:val="center"/>
+              <w:pBdr>
+                <w:bottom w:val="none" w:sz="0" w:space="0" w:color="000000"/>
+                <w:top w:val="none" w:sz="0" w:space="0" w:color="000000"/>
+                <w:left w:val="none" w:sz="0" w:space="0" w:color="000000"/>
+                <w:right w:val="none" w:sz="0" w:space="0" w:color="000000"/>
+              </w:pBdr>
+              <w:spacing w:after="100" w:before="100" w:line="240"/>
+              <w:ind w:left="100" w:right="100" w:firstLine="0" w:firstLineChars="0"/>
+              <w:rPr>
+                <w:rFonts w:ascii="Helvetica" w:hAnsi="Helvetica" w:eastAsia="Helvetica" w:cs="Helvetica"/>
+                <w:i w:val="false"/>
+                <w:b w:val="false"/>
+                <w:u w:val="none"/>
+                <w:sz w:val="22"/>
+                <w:szCs w:val="22"/>
+                <w:color w:val="000000"/>
+              </w:rPr>
+            </w:pPr>
+            <w:r>
+              <w:rPr>
+                <w:rFonts w:ascii="Helvetica" w:hAnsi="Helvetica" w:eastAsia="Helvetica" w:cs="Helvetica"/>
+                <w:i w:val="false"/>
+                <w:b w:val="false"/>
+                <w:u w:val="none"/>
+                <w:sz w:val="22"/>
+                <w:szCs w:val="22"/>
+                <w:color w:val="000000"/>
+              </w:rPr>
+              <w:t xml:space="preserve">0.980</w:t>
             </w:r>
           </w:p>
         </w:tc>
@@ -7865,113 +7865,113 @@
                 <w:szCs w:val="22"/>
                 <w:color w:val="000000"/>
               </w:rPr>
-              <w:t xml:space="preserve">55.5</w:t>
-            </w:r>
-          </w:p>
-        </w:tc>
-        <w:tc>
-          <w:tcPr>
-            <w:tcBorders>
-              <w:bottom w:val="none" w:sz="0" w:space="0" w:color="000000"/>
-              <w:top w:val="none" w:sz="0" w:space="0" w:color="000000"/>
-              <w:left w:val="none" w:sz="0" w:space="0" w:color="000000"/>
-              <w:right w:val="none" w:sz="0" w:space="0" w:color="000000"/>
-            </w:tcBorders>
-            <w:shd w:val="clear" w:color="auto" w:fill="FFFFFF"/>
-            <w:tcMar>
-              <w:top w:w="0" w:type="dxa"/>
-              <w:bottom w:w="0" w:type="dxa"/>
-              <w:left w:w="0" w:type="dxa"/>
-              <w:right w:w="0" w:type="dxa"/>
-            </w:tcMar>
-            <w:vAlign w:val="top"/>
-          </w:tcPr>
-          <w:p>
-            <w:pPr>
-              <w:pStyle w:val="Normal"/>
-              <w:jc w:val="center"/>
-              <w:pBdr>
-                <w:bottom w:val="none" w:sz="0" w:space="0" w:color="000000"/>
-                <w:top w:val="none" w:sz="0" w:space="0" w:color="000000"/>
-                <w:left w:val="none" w:sz="0" w:space="0" w:color="000000"/>
-                <w:right w:val="none" w:sz="0" w:space="0" w:color="000000"/>
-              </w:pBdr>
-              <w:spacing w:after="100" w:before="100" w:line="240"/>
-              <w:ind w:left="100" w:right="100" w:firstLine="0" w:firstLineChars="0"/>
-              <w:rPr>
-                <w:rFonts w:ascii="Helvetica" w:hAnsi="Helvetica" w:eastAsia="Helvetica" w:cs="Helvetica"/>
-                <w:i w:val="false"/>
-                <w:b w:val="false"/>
-                <w:u w:val="none"/>
-                <w:sz w:val="22"/>
-                <w:szCs w:val="22"/>
-                <w:color w:val="000000"/>
-              </w:rPr>
-            </w:pPr>
-            <w:r>
-              <w:rPr>
-                <w:rFonts w:ascii="Helvetica" w:hAnsi="Helvetica" w:eastAsia="Helvetica" w:cs="Helvetica"/>
-                <w:i w:val="false"/>
-                <w:b w:val="false"/>
-                <w:u w:val="none"/>
-                <w:sz w:val="22"/>
-                <w:szCs w:val="22"/>
-                <w:color w:val="000000"/>
-              </w:rPr>
-              <w:t xml:space="preserve">3.80, 809</w:t>
-            </w:r>
-          </w:p>
-        </w:tc>
-        <w:tc>
-          <w:tcPr>
-            <w:tcBorders>
-              <w:bottom w:val="none" w:sz="0" w:space="0" w:color="000000"/>
-              <w:top w:val="none" w:sz="0" w:space="0" w:color="000000"/>
-              <w:left w:val="none" w:sz="0" w:space="0" w:color="000000"/>
-              <w:right w:val="none" w:sz="0" w:space="0" w:color="000000"/>
-            </w:tcBorders>
-            <w:shd w:val="clear" w:color="auto" w:fill="FFFFFF"/>
-            <w:tcMar>
-              <w:top w:w="0" w:type="dxa"/>
-              <w:bottom w:w="0" w:type="dxa"/>
-              <w:left w:w="0" w:type="dxa"/>
-              <w:right w:w="0" w:type="dxa"/>
-            </w:tcMar>
-            <w:vAlign w:val="top"/>
-          </w:tcPr>
-          <w:p>
-            <w:pPr>
-              <w:pStyle w:val="Normal"/>
-              <w:jc w:val="center"/>
-              <w:pBdr>
-                <w:bottom w:val="none" w:sz="0" w:space="0" w:color="000000"/>
-                <w:top w:val="none" w:sz="0" w:space="0" w:color="000000"/>
-                <w:left w:val="none" w:sz="0" w:space="0" w:color="000000"/>
-                <w:right w:val="none" w:sz="0" w:space="0" w:color="000000"/>
-              </w:pBdr>
-              <w:spacing w:after="100" w:before="100" w:line="240"/>
-              <w:ind w:left="100" w:right="100" w:firstLine="0" w:firstLineChars="0"/>
-              <w:rPr>
-                <w:rFonts w:ascii="Helvetica" w:hAnsi="Helvetica" w:eastAsia="Helvetica" w:cs="Helvetica"/>
-                <w:i w:val="false"/>
-                <w:b w:val="false"/>
-                <w:u w:val="none"/>
-                <w:sz w:val="22"/>
-                <w:szCs w:val="22"/>
-                <w:color w:val="000000"/>
-              </w:rPr>
-            </w:pPr>
-            <w:r>
-              <w:rPr>
-                <w:rFonts w:ascii="Helvetica" w:hAnsi="Helvetica" w:eastAsia="Helvetica" w:cs="Helvetica"/>
-                <w:i w:val="false"/>
-                <w:b w:val="false"/>
-                <w:u w:val="none"/>
-                <w:sz w:val="22"/>
-                <w:szCs w:val="22"/>
-                <w:color w:val="000000"/>
-              </w:rPr>
-              <w:t xml:space="preserve">0.003</w:t>
+              <w:t xml:space="preserve">51.1</w:t>
+            </w:r>
+          </w:p>
+        </w:tc>
+        <w:tc>
+          <w:tcPr>
+            <w:tcBorders>
+              <w:bottom w:val="none" w:sz="0" w:space="0" w:color="000000"/>
+              <w:top w:val="none" w:sz="0" w:space="0" w:color="000000"/>
+              <w:left w:val="none" w:sz="0" w:space="0" w:color="000000"/>
+              <w:right w:val="none" w:sz="0" w:space="0" w:color="000000"/>
+            </w:tcBorders>
+            <w:shd w:val="clear" w:color="auto" w:fill="FFFFFF"/>
+            <w:tcMar>
+              <w:top w:w="0" w:type="dxa"/>
+              <w:bottom w:w="0" w:type="dxa"/>
+              <w:left w:w="0" w:type="dxa"/>
+              <w:right w:w="0" w:type="dxa"/>
+            </w:tcMar>
+            <w:vAlign w:val="top"/>
+          </w:tcPr>
+          <w:p>
+            <w:pPr>
+              <w:pStyle w:val="Normal"/>
+              <w:jc w:val="center"/>
+              <w:pBdr>
+                <w:bottom w:val="none" w:sz="0" w:space="0" w:color="000000"/>
+                <w:top w:val="none" w:sz="0" w:space="0" w:color="000000"/>
+                <w:left w:val="none" w:sz="0" w:space="0" w:color="000000"/>
+                <w:right w:val="none" w:sz="0" w:space="0" w:color="000000"/>
+              </w:pBdr>
+              <w:spacing w:after="100" w:before="100" w:line="240"/>
+              <w:ind w:left="100" w:right="100" w:firstLine="0" w:firstLineChars="0"/>
+              <w:rPr>
+                <w:rFonts w:ascii="Helvetica" w:hAnsi="Helvetica" w:eastAsia="Helvetica" w:cs="Helvetica"/>
+                <w:i w:val="false"/>
+                <w:b w:val="false"/>
+                <w:u w:val="none"/>
+                <w:sz w:val="22"/>
+                <w:szCs w:val="22"/>
+                <w:color w:val="000000"/>
+              </w:rPr>
+            </w:pPr>
+            <w:r>
+              <w:rPr>
+                <w:rFonts w:ascii="Helvetica" w:hAnsi="Helvetica" w:eastAsia="Helvetica" w:cs="Helvetica"/>
+                <w:i w:val="false"/>
+                <w:b w:val="false"/>
+                <w:u w:val="none"/>
+                <w:sz w:val="22"/>
+                <w:szCs w:val="22"/>
+                <w:color w:val="000000"/>
+              </w:rPr>
+              <w:t xml:space="preserve">3.50, 746</w:t>
+            </w:r>
+          </w:p>
+        </w:tc>
+        <w:tc>
+          <w:tcPr>
+            <w:tcBorders>
+              <w:bottom w:val="none" w:sz="0" w:space="0" w:color="000000"/>
+              <w:top w:val="none" w:sz="0" w:space="0" w:color="000000"/>
+              <w:left w:val="none" w:sz="0" w:space="0" w:color="000000"/>
+              <w:right w:val="none" w:sz="0" w:space="0" w:color="000000"/>
+            </w:tcBorders>
+            <w:shd w:val="clear" w:color="auto" w:fill="FFFFFF"/>
+            <w:tcMar>
+              <w:top w:w="0" w:type="dxa"/>
+              <w:bottom w:w="0" w:type="dxa"/>
+              <w:left w:w="0" w:type="dxa"/>
+              <w:right w:w="0" w:type="dxa"/>
+            </w:tcMar>
+            <w:vAlign w:val="top"/>
+          </w:tcPr>
+          <w:p>
+            <w:pPr>
+              <w:pStyle w:val="Normal"/>
+              <w:jc w:val="center"/>
+              <w:pBdr>
+                <w:bottom w:val="none" w:sz="0" w:space="0" w:color="000000"/>
+                <w:top w:val="none" w:sz="0" w:space="0" w:color="000000"/>
+                <w:left w:val="none" w:sz="0" w:space="0" w:color="000000"/>
+                <w:right w:val="none" w:sz="0" w:space="0" w:color="000000"/>
+              </w:pBdr>
+              <w:spacing w:after="100" w:before="100" w:line="240"/>
+              <w:ind w:left="100" w:right="100" w:firstLine="0" w:firstLineChars="0"/>
+              <w:rPr>
+                <w:rFonts w:ascii="Helvetica" w:hAnsi="Helvetica" w:eastAsia="Helvetica" w:cs="Helvetica"/>
+                <w:i w:val="false"/>
+                <w:b w:val="false"/>
+                <w:u w:val="none"/>
+                <w:sz w:val="22"/>
+                <w:szCs w:val="22"/>
+                <w:color w:val="000000"/>
+              </w:rPr>
+            </w:pPr>
+            <w:r>
+              <w:rPr>
+                <w:rFonts w:ascii="Helvetica" w:hAnsi="Helvetica" w:eastAsia="Helvetica" w:cs="Helvetica"/>
+                <w:i w:val="false"/>
+                <w:b w:val="false"/>
+                <w:u w:val="none"/>
+                <w:sz w:val="22"/>
+                <w:szCs w:val="22"/>
+                <w:color w:val="000000"/>
+              </w:rPr>
+              <w:t xml:space="preserve">0.004</w:t>
             </w:r>
           </w:p>
         </w:tc>
@@ -8619,113 +8619,113 @@
                 <w:szCs w:val="22"/>
                 <w:color w:val="000000"/>
               </w:rPr>
-              <w:t xml:space="preserve">3.13</w:t>
-            </w:r>
-          </w:p>
-        </w:tc>
-        <w:tc>
-          <w:tcPr>
-            <w:tcBorders>
-              <w:bottom w:val="none" w:sz="0" w:space="0" w:color="000000"/>
-              <w:top w:val="none" w:sz="0" w:space="0" w:color="000000"/>
-              <w:left w:val="none" w:sz="0" w:space="0" w:color="000000"/>
-              <w:right w:val="none" w:sz="0" w:space="0" w:color="000000"/>
-            </w:tcBorders>
-            <w:shd w:val="clear" w:color="auto" w:fill="FFFFFF"/>
-            <w:tcMar>
-              <w:top w:w="0" w:type="dxa"/>
-              <w:bottom w:w="0" w:type="dxa"/>
-              <w:left w:w="0" w:type="dxa"/>
-              <w:right w:w="0" w:type="dxa"/>
-            </w:tcMar>
-            <w:vAlign w:val="top"/>
-          </w:tcPr>
-          <w:p>
-            <w:pPr>
-              <w:pStyle w:val="Normal"/>
-              <w:jc w:val="center"/>
-              <w:pBdr>
-                <w:bottom w:val="none" w:sz="0" w:space="0" w:color="000000"/>
-                <w:top w:val="none" w:sz="0" w:space="0" w:color="000000"/>
-                <w:left w:val="none" w:sz="0" w:space="0" w:color="000000"/>
-                <w:right w:val="none" w:sz="0" w:space="0" w:color="000000"/>
-              </w:pBdr>
-              <w:spacing w:after="100" w:before="100" w:line="240"/>
-              <w:ind w:left="100" w:right="100" w:firstLine="0" w:firstLineChars="0"/>
-              <w:rPr>
-                <w:rFonts w:ascii="Helvetica" w:hAnsi="Helvetica" w:eastAsia="Helvetica" w:cs="Helvetica"/>
-                <w:i w:val="false"/>
-                <w:b w:val="false"/>
-                <w:u w:val="none"/>
-                <w:sz w:val="22"/>
-                <w:szCs w:val="22"/>
-                <w:color w:val="000000"/>
-              </w:rPr>
-            </w:pPr>
-            <w:r>
-              <w:rPr>
-                <w:rFonts w:ascii="Helvetica" w:hAnsi="Helvetica" w:eastAsia="Helvetica" w:cs="Helvetica"/>
-                <w:i w:val="false"/>
-                <w:b w:val="false"/>
-                <w:u w:val="none"/>
-                <w:sz w:val="22"/>
-                <w:szCs w:val="22"/>
-                <w:color w:val="000000"/>
-              </w:rPr>
-              <w:t xml:space="preserve">0.28, 35.5</w:t>
-            </w:r>
-          </w:p>
-        </w:tc>
-        <w:tc>
-          <w:tcPr>
-            <w:tcBorders>
-              <w:bottom w:val="none" w:sz="0" w:space="0" w:color="000000"/>
-              <w:top w:val="none" w:sz="0" w:space="0" w:color="000000"/>
-              <w:left w:val="none" w:sz="0" w:space="0" w:color="000000"/>
-              <w:right w:val="none" w:sz="0" w:space="0" w:color="000000"/>
-            </w:tcBorders>
-            <w:shd w:val="clear" w:color="auto" w:fill="FFFFFF"/>
-            <w:tcMar>
-              <w:top w:w="0" w:type="dxa"/>
-              <w:bottom w:w="0" w:type="dxa"/>
-              <w:left w:w="0" w:type="dxa"/>
-              <w:right w:w="0" w:type="dxa"/>
-            </w:tcMar>
-            <w:vAlign w:val="top"/>
-          </w:tcPr>
-          <w:p>
-            <w:pPr>
-              <w:pStyle w:val="Normal"/>
-              <w:jc w:val="center"/>
-              <w:pBdr>
-                <w:bottom w:val="none" w:sz="0" w:space="0" w:color="000000"/>
-                <w:top w:val="none" w:sz="0" w:space="0" w:color="000000"/>
-                <w:left w:val="none" w:sz="0" w:space="0" w:color="000000"/>
-                <w:right w:val="none" w:sz="0" w:space="0" w:color="000000"/>
-              </w:pBdr>
-              <w:spacing w:after="100" w:before="100" w:line="240"/>
-              <w:ind w:left="100" w:right="100" w:firstLine="0" w:firstLineChars="0"/>
-              <w:rPr>
-                <w:rFonts w:ascii="Helvetica" w:hAnsi="Helvetica" w:eastAsia="Helvetica" w:cs="Helvetica"/>
-                <w:i w:val="false"/>
-                <w:b w:val="false"/>
-                <w:u w:val="none"/>
-                <w:sz w:val="22"/>
-                <w:szCs w:val="22"/>
-                <w:color w:val="000000"/>
-              </w:rPr>
-            </w:pPr>
-            <w:r>
-              <w:rPr>
-                <w:rFonts w:ascii="Helvetica" w:hAnsi="Helvetica" w:eastAsia="Helvetica" w:cs="Helvetica"/>
-                <w:i w:val="false"/>
-                <w:b w:val="false"/>
-                <w:u w:val="none"/>
-                <w:sz w:val="22"/>
-                <w:szCs w:val="22"/>
-                <w:color w:val="000000"/>
-              </w:rPr>
-              <w:t xml:space="preserve">0.360</w:t>
+              <w:t xml:space="preserve">2.99</w:t>
+            </w:r>
+          </w:p>
+        </w:tc>
+        <w:tc>
+          <w:tcPr>
+            <w:tcBorders>
+              <w:bottom w:val="none" w:sz="0" w:space="0" w:color="000000"/>
+              <w:top w:val="none" w:sz="0" w:space="0" w:color="000000"/>
+              <w:left w:val="none" w:sz="0" w:space="0" w:color="000000"/>
+              <w:right w:val="none" w:sz="0" w:space="0" w:color="000000"/>
+            </w:tcBorders>
+            <w:shd w:val="clear" w:color="auto" w:fill="FFFFFF"/>
+            <w:tcMar>
+              <w:top w:w="0" w:type="dxa"/>
+              <w:bottom w:w="0" w:type="dxa"/>
+              <w:left w:w="0" w:type="dxa"/>
+              <w:right w:w="0" w:type="dxa"/>
+            </w:tcMar>
+            <w:vAlign w:val="top"/>
+          </w:tcPr>
+          <w:p>
+            <w:pPr>
+              <w:pStyle w:val="Normal"/>
+              <w:jc w:val="center"/>
+              <w:pBdr>
+                <w:bottom w:val="none" w:sz="0" w:space="0" w:color="000000"/>
+                <w:top w:val="none" w:sz="0" w:space="0" w:color="000000"/>
+                <w:left w:val="none" w:sz="0" w:space="0" w:color="000000"/>
+                <w:right w:val="none" w:sz="0" w:space="0" w:color="000000"/>
+              </w:pBdr>
+              <w:spacing w:after="100" w:before="100" w:line="240"/>
+              <w:ind w:left="100" w:right="100" w:firstLine="0" w:firstLineChars="0"/>
+              <w:rPr>
+                <w:rFonts w:ascii="Helvetica" w:hAnsi="Helvetica" w:eastAsia="Helvetica" w:cs="Helvetica"/>
+                <w:i w:val="false"/>
+                <w:b w:val="false"/>
+                <w:u w:val="none"/>
+                <w:sz w:val="22"/>
+                <w:szCs w:val="22"/>
+                <w:color w:val="000000"/>
+              </w:rPr>
+            </w:pPr>
+            <w:r>
+              <w:rPr>
+                <w:rFonts w:ascii="Helvetica" w:hAnsi="Helvetica" w:eastAsia="Helvetica" w:cs="Helvetica"/>
+                <w:i w:val="false"/>
+                <w:b w:val="false"/>
+                <w:u w:val="none"/>
+                <w:sz w:val="22"/>
+                <w:szCs w:val="22"/>
+                <w:color w:val="000000"/>
+              </w:rPr>
+              <w:t xml:space="preserve">0.26, 33.8</w:t>
+            </w:r>
+          </w:p>
+        </w:tc>
+        <w:tc>
+          <w:tcPr>
+            <w:tcBorders>
+              <w:bottom w:val="none" w:sz="0" w:space="0" w:color="000000"/>
+              <w:top w:val="none" w:sz="0" w:space="0" w:color="000000"/>
+              <w:left w:val="none" w:sz="0" w:space="0" w:color="000000"/>
+              <w:right w:val="none" w:sz="0" w:space="0" w:color="000000"/>
+            </w:tcBorders>
+            <w:shd w:val="clear" w:color="auto" w:fill="FFFFFF"/>
+            <w:tcMar>
+              <w:top w:w="0" w:type="dxa"/>
+              <w:bottom w:w="0" w:type="dxa"/>
+              <w:left w:w="0" w:type="dxa"/>
+              <w:right w:w="0" w:type="dxa"/>
+            </w:tcMar>
+            <w:vAlign w:val="top"/>
+          </w:tcPr>
+          <w:p>
+            <w:pPr>
+              <w:pStyle w:val="Normal"/>
+              <w:jc w:val="center"/>
+              <w:pBdr>
+                <w:bottom w:val="none" w:sz="0" w:space="0" w:color="000000"/>
+                <w:top w:val="none" w:sz="0" w:space="0" w:color="000000"/>
+                <w:left w:val="none" w:sz="0" w:space="0" w:color="000000"/>
+                <w:right w:val="none" w:sz="0" w:space="0" w:color="000000"/>
+              </w:pBdr>
+              <w:spacing w:after="100" w:before="100" w:line="240"/>
+              <w:ind w:left="100" w:right="100" w:firstLine="0" w:firstLineChars="0"/>
+              <w:rPr>
+                <w:rFonts w:ascii="Helvetica" w:hAnsi="Helvetica" w:eastAsia="Helvetica" w:cs="Helvetica"/>
+                <w:i w:val="false"/>
+                <w:b w:val="false"/>
+                <w:u w:val="none"/>
+                <w:sz w:val="22"/>
+                <w:szCs w:val="22"/>
+                <w:color w:val="000000"/>
+              </w:rPr>
+            </w:pPr>
+            <w:r>
+              <w:rPr>
+                <w:rFonts w:ascii="Helvetica" w:hAnsi="Helvetica" w:eastAsia="Helvetica" w:cs="Helvetica"/>
+                <w:i w:val="false"/>
+                <w:b w:val="false"/>
+                <w:u w:val="none"/>
+                <w:sz w:val="22"/>
+                <w:szCs w:val="22"/>
+                <w:color w:val="000000"/>
+              </w:rPr>
+              <w:t xml:space="preserve">0.380</w:t>
             </w:r>
           </w:p>
         </w:tc>
@@ -8831,113 +8831,113 @@
                 <w:szCs w:val="22"/>
                 <w:color w:val="000000"/>
               </w:rPr>
-              <w:t xml:space="preserve">21.0</w:t>
-            </w:r>
-          </w:p>
-        </w:tc>
-        <w:tc>
-          <w:tcPr>
-            <w:tcBorders>
-              <w:bottom w:val="none" w:sz="0" w:space="0" w:color="000000"/>
-              <w:top w:val="none" w:sz="0" w:space="0" w:color="000000"/>
-              <w:left w:val="none" w:sz="0" w:space="0" w:color="000000"/>
-              <w:right w:val="none" w:sz="0" w:space="0" w:color="000000"/>
-            </w:tcBorders>
-            <w:shd w:val="clear" w:color="auto" w:fill="FFFFFF"/>
-            <w:tcMar>
-              <w:top w:w="0" w:type="dxa"/>
-              <w:bottom w:w="0" w:type="dxa"/>
-              <w:left w:w="0" w:type="dxa"/>
-              <w:right w:w="0" w:type="dxa"/>
-            </w:tcMar>
-            <w:vAlign w:val="top"/>
-          </w:tcPr>
-          <w:p>
-            <w:pPr>
-              <w:pStyle w:val="Normal"/>
-              <w:jc w:val="center"/>
-              <w:pBdr>
-                <w:bottom w:val="none" w:sz="0" w:space="0" w:color="000000"/>
-                <w:top w:val="none" w:sz="0" w:space="0" w:color="000000"/>
-                <w:left w:val="none" w:sz="0" w:space="0" w:color="000000"/>
-                <w:right w:val="none" w:sz="0" w:space="0" w:color="000000"/>
-              </w:pBdr>
-              <w:spacing w:after="100" w:before="100" w:line="240"/>
-              <w:ind w:left="100" w:right="100" w:firstLine="0" w:firstLineChars="0"/>
-              <w:rPr>
-                <w:rFonts w:ascii="Helvetica" w:hAnsi="Helvetica" w:eastAsia="Helvetica" w:cs="Helvetica"/>
-                <w:i w:val="false"/>
-                <w:b w:val="false"/>
-                <w:u w:val="none"/>
-                <w:sz w:val="22"/>
-                <w:szCs w:val="22"/>
-                <w:color w:val="000000"/>
-              </w:rPr>
-            </w:pPr>
-            <w:r>
-              <w:rPr>
-                <w:rFonts w:ascii="Helvetica" w:hAnsi="Helvetica" w:eastAsia="Helvetica" w:cs="Helvetica"/>
-                <w:i w:val="false"/>
-                <w:b w:val="false"/>
-                <w:u w:val="none"/>
-                <w:sz w:val="22"/>
-                <w:szCs w:val="22"/>
-                <w:color w:val="000000"/>
-              </w:rPr>
-              <w:t xml:space="preserve">0.53, 834</w:t>
-            </w:r>
-          </w:p>
-        </w:tc>
-        <w:tc>
-          <w:tcPr>
-            <w:tcBorders>
-              <w:bottom w:val="none" w:sz="0" w:space="0" w:color="000000"/>
-              <w:top w:val="none" w:sz="0" w:space="0" w:color="000000"/>
-              <w:left w:val="none" w:sz="0" w:space="0" w:color="000000"/>
-              <w:right w:val="none" w:sz="0" w:space="0" w:color="000000"/>
-            </w:tcBorders>
-            <w:shd w:val="clear" w:color="auto" w:fill="FFFFFF"/>
-            <w:tcMar>
-              <w:top w:w="0" w:type="dxa"/>
-              <w:bottom w:w="0" w:type="dxa"/>
-              <w:left w:w="0" w:type="dxa"/>
-              <w:right w:w="0" w:type="dxa"/>
-            </w:tcMar>
-            <w:vAlign w:val="top"/>
-          </w:tcPr>
-          <w:p>
-            <w:pPr>
-              <w:pStyle w:val="Normal"/>
-              <w:jc w:val="center"/>
-              <w:pBdr>
-                <w:bottom w:val="none" w:sz="0" w:space="0" w:color="000000"/>
-                <w:top w:val="none" w:sz="0" w:space="0" w:color="000000"/>
-                <w:left w:val="none" w:sz="0" w:space="0" w:color="000000"/>
-                <w:right w:val="none" w:sz="0" w:space="0" w:color="000000"/>
-              </w:pBdr>
-              <w:spacing w:after="100" w:before="100" w:line="240"/>
-              <w:ind w:left="100" w:right="100" w:firstLine="0" w:firstLineChars="0"/>
-              <w:rPr>
-                <w:rFonts w:ascii="Helvetica" w:hAnsi="Helvetica" w:eastAsia="Helvetica" w:cs="Helvetica"/>
-                <w:i w:val="false"/>
-                <w:b w:val="false"/>
-                <w:u w:val="none"/>
-                <w:sz w:val="22"/>
-                <w:szCs w:val="22"/>
-                <w:color w:val="000000"/>
-              </w:rPr>
-            </w:pPr>
-            <w:r>
-              <w:rPr>
-                <w:rFonts w:ascii="Helvetica" w:hAnsi="Helvetica" w:eastAsia="Helvetica" w:cs="Helvetica"/>
-                <w:i w:val="false"/>
-                <w:b w:val="false"/>
-                <w:u w:val="none"/>
-                <w:sz w:val="22"/>
-                <w:szCs w:val="22"/>
-                <w:color w:val="000000"/>
-              </w:rPr>
-              <w:t xml:space="preserve">0.110</w:t>
+              <w:t xml:space="preserve">16.5</w:t>
+            </w:r>
+          </w:p>
+        </w:tc>
+        <w:tc>
+          <w:tcPr>
+            <w:tcBorders>
+              <w:bottom w:val="none" w:sz="0" w:space="0" w:color="000000"/>
+              <w:top w:val="none" w:sz="0" w:space="0" w:color="000000"/>
+              <w:left w:val="none" w:sz="0" w:space="0" w:color="000000"/>
+              <w:right w:val="none" w:sz="0" w:space="0" w:color="000000"/>
+            </w:tcBorders>
+            <w:shd w:val="clear" w:color="auto" w:fill="FFFFFF"/>
+            <w:tcMar>
+              <w:top w:w="0" w:type="dxa"/>
+              <w:bottom w:w="0" w:type="dxa"/>
+              <w:left w:w="0" w:type="dxa"/>
+              <w:right w:w="0" w:type="dxa"/>
+            </w:tcMar>
+            <w:vAlign w:val="top"/>
+          </w:tcPr>
+          <w:p>
+            <w:pPr>
+              <w:pStyle w:val="Normal"/>
+              <w:jc w:val="center"/>
+              <w:pBdr>
+                <w:bottom w:val="none" w:sz="0" w:space="0" w:color="000000"/>
+                <w:top w:val="none" w:sz="0" w:space="0" w:color="000000"/>
+                <w:left w:val="none" w:sz="0" w:space="0" w:color="000000"/>
+                <w:right w:val="none" w:sz="0" w:space="0" w:color="000000"/>
+              </w:pBdr>
+              <w:spacing w:after="100" w:before="100" w:line="240"/>
+              <w:ind w:left="100" w:right="100" w:firstLine="0" w:firstLineChars="0"/>
+              <w:rPr>
+                <w:rFonts w:ascii="Helvetica" w:hAnsi="Helvetica" w:eastAsia="Helvetica" w:cs="Helvetica"/>
+                <w:i w:val="false"/>
+                <w:b w:val="false"/>
+                <w:u w:val="none"/>
+                <w:sz w:val="22"/>
+                <w:szCs w:val="22"/>
+                <w:color w:val="000000"/>
+              </w:rPr>
+            </w:pPr>
+            <w:r>
+              <w:rPr>
+                <w:rFonts w:ascii="Helvetica" w:hAnsi="Helvetica" w:eastAsia="Helvetica" w:cs="Helvetica"/>
+                <w:i w:val="false"/>
+                <w:b w:val="false"/>
+                <w:u w:val="none"/>
+                <w:sz w:val="22"/>
+                <w:szCs w:val="22"/>
+                <w:color w:val="000000"/>
+              </w:rPr>
+              <w:t xml:space="preserve">0.56, 489</w:t>
+            </w:r>
+          </w:p>
+        </w:tc>
+        <w:tc>
+          <w:tcPr>
+            <w:tcBorders>
+              <w:bottom w:val="none" w:sz="0" w:space="0" w:color="000000"/>
+              <w:top w:val="none" w:sz="0" w:space="0" w:color="000000"/>
+              <w:left w:val="none" w:sz="0" w:space="0" w:color="000000"/>
+              <w:right w:val="none" w:sz="0" w:space="0" w:color="000000"/>
+            </w:tcBorders>
+            <w:shd w:val="clear" w:color="auto" w:fill="FFFFFF"/>
+            <w:tcMar>
+              <w:top w:w="0" w:type="dxa"/>
+              <w:bottom w:w="0" w:type="dxa"/>
+              <w:left w:w="0" w:type="dxa"/>
+              <w:right w:w="0" w:type="dxa"/>
+            </w:tcMar>
+            <w:vAlign w:val="top"/>
+          </w:tcPr>
+          <w:p>
+            <w:pPr>
+              <w:pStyle w:val="Normal"/>
+              <w:jc w:val="center"/>
+              <w:pBdr>
+                <w:bottom w:val="none" w:sz="0" w:space="0" w:color="000000"/>
+                <w:top w:val="none" w:sz="0" w:space="0" w:color="000000"/>
+                <w:left w:val="none" w:sz="0" w:space="0" w:color="000000"/>
+                <w:right w:val="none" w:sz="0" w:space="0" w:color="000000"/>
+              </w:pBdr>
+              <w:spacing w:after="100" w:before="100" w:line="240"/>
+              <w:ind w:left="100" w:right="100" w:firstLine="0" w:firstLineChars="0"/>
+              <w:rPr>
+                <w:rFonts w:ascii="Helvetica" w:hAnsi="Helvetica" w:eastAsia="Helvetica" w:cs="Helvetica"/>
+                <w:i w:val="false"/>
+                <w:b w:val="false"/>
+                <w:u w:val="none"/>
+                <w:sz w:val="22"/>
+                <w:szCs w:val="22"/>
+                <w:color w:val="000000"/>
+              </w:rPr>
+            </w:pPr>
+            <w:r>
+              <w:rPr>
+                <w:rFonts w:ascii="Helvetica" w:hAnsi="Helvetica" w:eastAsia="Helvetica" w:cs="Helvetica"/>
+                <w:i w:val="false"/>
+                <w:b w:val="false"/>
+                <w:u w:val="none"/>
+                <w:sz w:val="22"/>
+                <w:szCs w:val="22"/>
+                <w:color w:val="000000"/>
+              </w:rPr>
+              <w:t xml:space="preserve">0.100</w:t>
             </w:r>
           </w:p>
         </w:tc>
@@ -9049,7 +9049,7 @@
                 <w:szCs w:val="22"/>
                 <w:color w:val="000000"/>
               </w:rPr>
-              <w:t xml:space="preserve">190</w:t>
+              <w:t xml:space="preserve">189</w:t>
             </w:r>
           </w:p>
         </w:tc>
@@ -9261,7 +9261,7 @@
                 <w:szCs w:val="22"/>
                 <w:color w:val="000000"/>
               </w:rPr>
-              <w:t xml:space="preserve">190</w:t>
+              <w:t xml:space="preserve">189</w:t>
             </w:r>
           </w:p>
         </w:tc>
@@ -10068,113 +10068,113 @@
                 <w:szCs w:val="22"/>
                 <w:color w:val="000000"/>
               </w:rPr>
-              <w:t xml:space="preserve">0.83</w:t>
-            </w:r>
-          </w:p>
-        </w:tc>
-        <w:tc>
-          <w:tcPr>
-            <w:tcBorders>
-              <w:bottom w:val="none" w:sz="0" w:space="0" w:color="000000"/>
-              <w:top w:val="none" w:sz="0" w:space="0" w:color="000000"/>
-              <w:left w:val="none" w:sz="0" w:space="0" w:color="000000"/>
-              <w:right w:val="none" w:sz="0" w:space="0" w:color="000000"/>
-            </w:tcBorders>
-            <w:shd w:val="clear" w:color="auto" w:fill="FFFFFF"/>
-            <w:tcMar>
-              <w:top w:w="0" w:type="dxa"/>
-              <w:bottom w:w="0" w:type="dxa"/>
-              <w:left w:w="0" w:type="dxa"/>
-              <w:right w:w="0" w:type="dxa"/>
-            </w:tcMar>
-            <w:vAlign w:val="top"/>
-          </w:tcPr>
-          <w:p>
-            <w:pPr>
-              <w:pStyle w:val="Normal"/>
-              <w:jc w:val="center"/>
-              <w:pBdr>
-                <w:bottom w:val="none" w:sz="0" w:space="0" w:color="000000"/>
-                <w:top w:val="none" w:sz="0" w:space="0" w:color="000000"/>
-                <w:left w:val="none" w:sz="0" w:space="0" w:color="000000"/>
-                <w:right w:val="none" w:sz="0" w:space="0" w:color="000000"/>
-              </w:pBdr>
-              <w:spacing w:after="100" w:before="100" w:line="240"/>
-              <w:ind w:left="100" w:right="100" w:firstLine="0" w:firstLineChars="0"/>
-              <w:rPr>
-                <w:rFonts w:ascii="Helvetica" w:hAnsi="Helvetica" w:eastAsia="Helvetica" w:cs="Helvetica"/>
-                <w:i w:val="false"/>
-                <w:b w:val="false"/>
-                <w:u w:val="none"/>
-                <w:sz w:val="22"/>
-                <w:szCs w:val="22"/>
-                <w:color w:val="000000"/>
-              </w:rPr>
-            </w:pPr>
-            <w:r>
-              <w:rPr>
-                <w:rFonts w:ascii="Helvetica" w:hAnsi="Helvetica" w:eastAsia="Helvetica" w:cs="Helvetica"/>
-                <w:i w:val="false"/>
-                <w:b w:val="false"/>
-                <w:u w:val="none"/>
-                <w:sz w:val="22"/>
-                <w:szCs w:val="22"/>
-                <w:color w:val="000000"/>
-              </w:rPr>
-              <w:t xml:space="preserve">0.31, 2.21</w:t>
-            </w:r>
-          </w:p>
-        </w:tc>
-        <w:tc>
-          <w:tcPr>
-            <w:tcBorders>
-              <w:bottom w:val="none" w:sz="0" w:space="0" w:color="000000"/>
-              <w:top w:val="none" w:sz="0" w:space="0" w:color="000000"/>
-              <w:left w:val="none" w:sz="0" w:space="0" w:color="000000"/>
-              <w:right w:val="none" w:sz="0" w:space="0" w:color="000000"/>
-            </w:tcBorders>
-            <w:shd w:val="clear" w:color="auto" w:fill="FFFFFF"/>
-            <w:tcMar>
-              <w:top w:w="0" w:type="dxa"/>
-              <w:bottom w:w="0" w:type="dxa"/>
-              <w:left w:w="0" w:type="dxa"/>
-              <w:right w:w="0" w:type="dxa"/>
-            </w:tcMar>
-            <w:vAlign w:val="top"/>
-          </w:tcPr>
-          <w:p>
-            <w:pPr>
-              <w:pStyle w:val="Normal"/>
-              <w:jc w:val="center"/>
-              <w:pBdr>
-                <w:bottom w:val="none" w:sz="0" w:space="0" w:color="000000"/>
-                <w:top w:val="none" w:sz="0" w:space="0" w:color="000000"/>
-                <w:left w:val="none" w:sz="0" w:space="0" w:color="000000"/>
-                <w:right w:val="none" w:sz="0" w:space="0" w:color="000000"/>
-              </w:pBdr>
-              <w:spacing w:after="100" w:before="100" w:line="240"/>
-              <w:ind w:left="100" w:right="100" w:firstLine="0" w:firstLineChars="0"/>
-              <w:rPr>
-                <w:rFonts w:ascii="Helvetica" w:hAnsi="Helvetica" w:eastAsia="Helvetica" w:cs="Helvetica"/>
-                <w:i w:val="false"/>
-                <w:b w:val="false"/>
-                <w:u w:val="none"/>
-                <w:sz w:val="22"/>
-                <w:szCs w:val="22"/>
-                <w:color w:val="000000"/>
-              </w:rPr>
-            </w:pPr>
-            <w:r>
-              <w:rPr>
-                <w:rFonts w:ascii="Helvetica" w:hAnsi="Helvetica" w:eastAsia="Helvetica" w:cs="Helvetica"/>
-                <w:i w:val="false"/>
-                <w:b w:val="false"/>
-                <w:u w:val="none"/>
-                <w:sz w:val="22"/>
-                <w:szCs w:val="22"/>
-                <w:color w:val="000000"/>
-              </w:rPr>
-              <w:t xml:space="preserve">0.720</w:t>
+              <w:t xml:space="preserve">0.82</w:t>
+            </w:r>
+          </w:p>
+        </w:tc>
+        <w:tc>
+          <w:tcPr>
+            <w:tcBorders>
+              <w:bottom w:val="none" w:sz="0" w:space="0" w:color="000000"/>
+              <w:top w:val="none" w:sz="0" w:space="0" w:color="000000"/>
+              <w:left w:val="none" w:sz="0" w:space="0" w:color="000000"/>
+              <w:right w:val="none" w:sz="0" w:space="0" w:color="000000"/>
+            </w:tcBorders>
+            <w:shd w:val="clear" w:color="auto" w:fill="FFFFFF"/>
+            <w:tcMar>
+              <w:top w:w="0" w:type="dxa"/>
+              <w:bottom w:w="0" w:type="dxa"/>
+              <w:left w:w="0" w:type="dxa"/>
+              <w:right w:w="0" w:type="dxa"/>
+            </w:tcMar>
+            <w:vAlign w:val="top"/>
+          </w:tcPr>
+          <w:p>
+            <w:pPr>
+              <w:pStyle w:val="Normal"/>
+              <w:jc w:val="center"/>
+              <w:pBdr>
+                <w:bottom w:val="none" w:sz="0" w:space="0" w:color="000000"/>
+                <w:top w:val="none" w:sz="0" w:space="0" w:color="000000"/>
+                <w:left w:val="none" w:sz="0" w:space="0" w:color="000000"/>
+                <w:right w:val="none" w:sz="0" w:space="0" w:color="000000"/>
+              </w:pBdr>
+              <w:spacing w:after="100" w:before="100" w:line="240"/>
+              <w:ind w:left="100" w:right="100" w:firstLine="0" w:firstLineChars="0"/>
+              <w:rPr>
+                <w:rFonts w:ascii="Helvetica" w:hAnsi="Helvetica" w:eastAsia="Helvetica" w:cs="Helvetica"/>
+                <w:i w:val="false"/>
+                <w:b w:val="false"/>
+                <w:u w:val="none"/>
+                <w:sz w:val="22"/>
+                <w:szCs w:val="22"/>
+                <w:color w:val="000000"/>
+              </w:rPr>
+            </w:pPr>
+            <w:r>
+              <w:rPr>
+                <w:rFonts w:ascii="Helvetica" w:hAnsi="Helvetica" w:eastAsia="Helvetica" w:cs="Helvetica"/>
+                <w:i w:val="false"/>
+                <w:b w:val="false"/>
+                <w:u w:val="none"/>
+                <w:sz w:val="22"/>
+                <w:szCs w:val="22"/>
+                <w:color w:val="000000"/>
+              </w:rPr>
+              <w:t xml:space="preserve">0.31, 2.17</w:t>
+            </w:r>
+          </w:p>
+        </w:tc>
+        <w:tc>
+          <w:tcPr>
+            <w:tcBorders>
+              <w:bottom w:val="none" w:sz="0" w:space="0" w:color="000000"/>
+              <w:top w:val="none" w:sz="0" w:space="0" w:color="000000"/>
+              <w:left w:val="none" w:sz="0" w:space="0" w:color="000000"/>
+              <w:right w:val="none" w:sz="0" w:space="0" w:color="000000"/>
+            </w:tcBorders>
+            <w:shd w:val="clear" w:color="auto" w:fill="FFFFFF"/>
+            <w:tcMar>
+              <w:top w:w="0" w:type="dxa"/>
+              <w:bottom w:w="0" w:type="dxa"/>
+              <w:left w:w="0" w:type="dxa"/>
+              <w:right w:w="0" w:type="dxa"/>
+            </w:tcMar>
+            <w:vAlign w:val="top"/>
+          </w:tcPr>
+          <w:p>
+            <w:pPr>
+              <w:pStyle w:val="Normal"/>
+              <w:jc w:val="center"/>
+              <w:pBdr>
+                <w:bottom w:val="none" w:sz="0" w:space="0" w:color="000000"/>
+                <w:top w:val="none" w:sz="0" w:space="0" w:color="000000"/>
+                <w:left w:val="none" w:sz="0" w:space="0" w:color="000000"/>
+                <w:right w:val="none" w:sz="0" w:space="0" w:color="000000"/>
+              </w:pBdr>
+              <w:spacing w:after="100" w:before="100" w:line="240"/>
+              <w:ind w:left="100" w:right="100" w:firstLine="0" w:firstLineChars="0"/>
+              <w:rPr>
+                <w:rFonts w:ascii="Helvetica" w:hAnsi="Helvetica" w:eastAsia="Helvetica" w:cs="Helvetica"/>
+                <w:i w:val="false"/>
+                <w:b w:val="false"/>
+                <w:u w:val="none"/>
+                <w:sz w:val="22"/>
+                <w:szCs w:val="22"/>
+                <w:color w:val="000000"/>
+              </w:rPr>
+            </w:pPr>
+            <w:r>
+              <w:rPr>
+                <w:rFonts w:ascii="Helvetica" w:hAnsi="Helvetica" w:eastAsia="Helvetica" w:cs="Helvetica"/>
+                <w:i w:val="false"/>
+                <w:b w:val="false"/>
+                <w:u w:val="none"/>
+                <w:sz w:val="22"/>
+                <w:szCs w:val="22"/>
+                <w:color w:val="000000"/>
+              </w:rPr>
+              <w:t xml:space="preserve">0.690</w:t>
             </w:r>
           </w:p>
         </w:tc>
@@ -10280,113 +10280,113 @@
                 <w:szCs w:val="22"/>
                 <w:color w:val="000000"/>
               </w:rPr>
-              <w:t xml:space="preserve">0.18</w:t>
-            </w:r>
-          </w:p>
-        </w:tc>
-        <w:tc>
-          <w:tcPr>
-            <w:tcBorders>
-              <w:bottom w:val="none" w:sz="0" w:space="0" w:color="000000"/>
-              <w:top w:val="none" w:sz="0" w:space="0" w:color="000000"/>
-              <w:left w:val="none" w:sz="0" w:space="0" w:color="000000"/>
-              <w:right w:val="none" w:sz="0" w:space="0" w:color="000000"/>
-            </w:tcBorders>
-            <w:shd w:val="clear" w:color="auto" w:fill="FFFFFF"/>
-            <w:tcMar>
-              <w:top w:w="0" w:type="dxa"/>
-              <w:bottom w:w="0" w:type="dxa"/>
-              <w:left w:w="0" w:type="dxa"/>
-              <w:right w:w="0" w:type="dxa"/>
-            </w:tcMar>
-            <w:vAlign w:val="top"/>
-          </w:tcPr>
-          <w:p>
-            <w:pPr>
-              <w:pStyle w:val="Normal"/>
-              <w:jc w:val="center"/>
-              <w:pBdr>
-                <w:bottom w:val="none" w:sz="0" w:space="0" w:color="000000"/>
-                <w:top w:val="none" w:sz="0" w:space="0" w:color="000000"/>
-                <w:left w:val="none" w:sz="0" w:space="0" w:color="000000"/>
-                <w:right w:val="none" w:sz="0" w:space="0" w:color="000000"/>
-              </w:pBdr>
-              <w:spacing w:after="100" w:before="100" w:line="240"/>
-              <w:ind w:left="100" w:right="100" w:firstLine="0" w:firstLineChars="0"/>
-              <w:rPr>
-                <w:rFonts w:ascii="Helvetica" w:hAnsi="Helvetica" w:eastAsia="Helvetica" w:cs="Helvetica"/>
-                <w:i w:val="false"/>
-                <w:b w:val="false"/>
-                <w:u w:val="none"/>
-                <w:sz w:val="22"/>
-                <w:szCs w:val="22"/>
-                <w:color w:val="000000"/>
-              </w:rPr>
-            </w:pPr>
-            <w:r>
-              <w:rPr>
-                <w:rFonts w:ascii="Helvetica" w:hAnsi="Helvetica" w:eastAsia="Helvetica" w:cs="Helvetica"/>
-                <w:i w:val="false"/>
-                <w:b w:val="false"/>
-                <w:u w:val="none"/>
-                <w:sz w:val="22"/>
-                <w:szCs w:val="22"/>
-                <w:color w:val="000000"/>
-              </w:rPr>
-              <w:t xml:space="preserve">0.03, 0.96</w:t>
-            </w:r>
-          </w:p>
-        </w:tc>
-        <w:tc>
-          <w:tcPr>
-            <w:tcBorders>
-              <w:bottom w:val="none" w:sz="0" w:space="0" w:color="000000"/>
-              <w:top w:val="none" w:sz="0" w:space="0" w:color="000000"/>
-              <w:left w:val="none" w:sz="0" w:space="0" w:color="000000"/>
-              <w:right w:val="none" w:sz="0" w:space="0" w:color="000000"/>
-            </w:tcBorders>
-            <w:shd w:val="clear" w:color="auto" w:fill="FFFFFF"/>
-            <w:tcMar>
-              <w:top w:w="0" w:type="dxa"/>
-              <w:bottom w:w="0" w:type="dxa"/>
-              <w:left w:w="0" w:type="dxa"/>
-              <w:right w:w="0" w:type="dxa"/>
-            </w:tcMar>
-            <w:vAlign w:val="top"/>
-          </w:tcPr>
-          <w:p>
-            <w:pPr>
-              <w:pStyle w:val="Normal"/>
-              <w:jc w:val="center"/>
-              <w:pBdr>
-                <w:bottom w:val="none" w:sz="0" w:space="0" w:color="000000"/>
-                <w:top w:val="none" w:sz="0" w:space="0" w:color="000000"/>
-                <w:left w:val="none" w:sz="0" w:space="0" w:color="000000"/>
-                <w:right w:val="none" w:sz="0" w:space="0" w:color="000000"/>
-              </w:pBdr>
-              <w:spacing w:after="100" w:before="100" w:line="240"/>
-              <w:ind w:left="100" w:right="100" w:firstLine="0" w:firstLineChars="0"/>
-              <w:rPr>
-                <w:rFonts w:ascii="Helvetica" w:hAnsi="Helvetica" w:eastAsia="Helvetica" w:cs="Helvetica"/>
-                <w:i w:val="false"/>
-                <w:b w:val="false"/>
-                <w:u w:val="none"/>
-                <w:sz w:val="22"/>
-                <w:szCs w:val="22"/>
-                <w:color w:val="000000"/>
-              </w:rPr>
-            </w:pPr>
-            <w:r>
-              <w:rPr>
-                <w:rFonts w:ascii="Helvetica" w:hAnsi="Helvetica" w:eastAsia="Helvetica" w:cs="Helvetica"/>
-                <w:i w:val="false"/>
-                <w:b w:val="false"/>
-                <w:u w:val="none"/>
-                <w:sz w:val="22"/>
-                <w:szCs w:val="22"/>
-                <w:color w:val="000000"/>
-              </w:rPr>
-              <w:t xml:space="preserve">0.045</w:t>
+              <w:t xml:space="preserve">0.14</w:t>
+            </w:r>
+          </w:p>
+        </w:tc>
+        <w:tc>
+          <w:tcPr>
+            <w:tcBorders>
+              <w:bottom w:val="none" w:sz="0" w:space="0" w:color="000000"/>
+              <w:top w:val="none" w:sz="0" w:space="0" w:color="000000"/>
+              <w:left w:val="none" w:sz="0" w:space="0" w:color="000000"/>
+              <w:right w:val="none" w:sz="0" w:space="0" w:color="000000"/>
+            </w:tcBorders>
+            <w:shd w:val="clear" w:color="auto" w:fill="FFFFFF"/>
+            <w:tcMar>
+              <w:top w:w="0" w:type="dxa"/>
+              <w:bottom w:w="0" w:type="dxa"/>
+              <w:left w:w="0" w:type="dxa"/>
+              <w:right w:w="0" w:type="dxa"/>
+            </w:tcMar>
+            <w:vAlign w:val="top"/>
+          </w:tcPr>
+          <w:p>
+            <w:pPr>
+              <w:pStyle w:val="Normal"/>
+              <w:jc w:val="center"/>
+              <w:pBdr>
+                <w:bottom w:val="none" w:sz="0" w:space="0" w:color="000000"/>
+                <w:top w:val="none" w:sz="0" w:space="0" w:color="000000"/>
+                <w:left w:val="none" w:sz="0" w:space="0" w:color="000000"/>
+                <w:right w:val="none" w:sz="0" w:space="0" w:color="000000"/>
+              </w:pBdr>
+              <w:spacing w:after="100" w:before="100" w:line="240"/>
+              <w:ind w:left="100" w:right="100" w:firstLine="0" w:firstLineChars="0"/>
+              <w:rPr>
+                <w:rFonts w:ascii="Helvetica" w:hAnsi="Helvetica" w:eastAsia="Helvetica" w:cs="Helvetica"/>
+                <w:i w:val="false"/>
+                <w:b w:val="false"/>
+                <w:u w:val="none"/>
+                <w:sz w:val="22"/>
+                <w:szCs w:val="22"/>
+                <w:color w:val="000000"/>
+              </w:rPr>
+            </w:pPr>
+            <w:r>
+              <w:rPr>
+                <w:rFonts w:ascii="Helvetica" w:hAnsi="Helvetica" w:eastAsia="Helvetica" w:cs="Helvetica"/>
+                <w:i w:val="false"/>
+                <w:b w:val="false"/>
+                <w:u w:val="none"/>
+                <w:sz w:val="22"/>
+                <w:szCs w:val="22"/>
+                <w:color w:val="000000"/>
+              </w:rPr>
+              <w:t xml:space="preserve">0.03, 0.71</w:t>
+            </w:r>
+          </w:p>
+        </w:tc>
+        <w:tc>
+          <w:tcPr>
+            <w:tcBorders>
+              <w:bottom w:val="none" w:sz="0" w:space="0" w:color="000000"/>
+              <w:top w:val="none" w:sz="0" w:space="0" w:color="000000"/>
+              <w:left w:val="none" w:sz="0" w:space="0" w:color="000000"/>
+              <w:right w:val="none" w:sz="0" w:space="0" w:color="000000"/>
+            </w:tcBorders>
+            <w:shd w:val="clear" w:color="auto" w:fill="FFFFFF"/>
+            <w:tcMar>
+              <w:top w:w="0" w:type="dxa"/>
+              <w:bottom w:w="0" w:type="dxa"/>
+              <w:left w:w="0" w:type="dxa"/>
+              <w:right w:w="0" w:type="dxa"/>
+            </w:tcMar>
+            <w:vAlign w:val="top"/>
+          </w:tcPr>
+          <w:p>
+            <w:pPr>
+              <w:pStyle w:val="Normal"/>
+              <w:jc w:val="center"/>
+              <w:pBdr>
+                <w:bottom w:val="none" w:sz="0" w:space="0" w:color="000000"/>
+                <w:top w:val="none" w:sz="0" w:space="0" w:color="000000"/>
+                <w:left w:val="none" w:sz="0" w:space="0" w:color="000000"/>
+                <w:right w:val="none" w:sz="0" w:space="0" w:color="000000"/>
+              </w:pBdr>
+              <w:spacing w:after="100" w:before="100" w:line="240"/>
+              <w:ind w:left="100" w:right="100" w:firstLine="0" w:firstLineChars="0"/>
+              <w:rPr>
+                <w:rFonts w:ascii="Helvetica" w:hAnsi="Helvetica" w:eastAsia="Helvetica" w:cs="Helvetica"/>
+                <w:i w:val="false"/>
+                <w:b w:val="false"/>
+                <w:u w:val="none"/>
+                <w:sz w:val="22"/>
+                <w:szCs w:val="22"/>
+                <w:color w:val="000000"/>
+              </w:rPr>
+            </w:pPr>
+            <w:r>
+              <w:rPr>
+                <w:rFonts w:ascii="Helvetica" w:hAnsi="Helvetica" w:eastAsia="Helvetica" w:cs="Helvetica"/>
+                <w:i w:val="false"/>
+                <w:b w:val="false"/>
+                <w:u w:val="none"/>
+                <w:sz w:val="22"/>
+                <w:szCs w:val="22"/>
+                <w:color w:val="000000"/>
+              </w:rPr>
+              <w:t xml:space="preserve">0.017</w:t>
             </w:r>
           </w:p>
         </w:tc>
@@ -10498,219 +10498,219 @@
                 <w:szCs w:val="22"/>
                 <w:color w:val="000000"/>
               </w:rPr>
-              <w:t xml:space="preserve">190</w:t>
-            </w:r>
-          </w:p>
-        </w:tc>
-        <w:tc>
-          <w:tcPr>
-            <w:tcBorders>
-              <w:bottom w:val="none" w:sz="0" w:space="0" w:color="000000"/>
-              <w:top w:val="none" w:sz="0" w:space="0" w:color="000000"/>
-              <w:left w:val="none" w:sz="0" w:space="0" w:color="000000"/>
-              <w:right w:val="none" w:sz="0" w:space="0" w:color="000000"/>
-            </w:tcBorders>
-            <w:shd w:val="clear" w:color="auto" w:fill="FFFFFF"/>
-            <w:tcMar>
-              <w:top w:w="0" w:type="dxa"/>
-              <w:bottom w:w="0" w:type="dxa"/>
-              <w:left w:w="0" w:type="dxa"/>
-              <w:right w:w="0" w:type="dxa"/>
-            </w:tcMar>
-            <w:vAlign w:val="top"/>
-          </w:tcPr>
-          <w:p>
-            <w:pPr>
-              <w:pStyle w:val="Normal"/>
-              <w:jc w:val="center"/>
-              <w:pBdr>
-                <w:bottom w:val="none" w:sz="0" w:space="0" w:color="000000"/>
-                <w:top w:val="none" w:sz="0" w:space="0" w:color="000000"/>
-                <w:left w:val="none" w:sz="0" w:space="0" w:color="000000"/>
-                <w:right w:val="none" w:sz="0" w:space="0" w:color="000000"/>
-              </w:pBdr>
-              <w:spacing w:after="100" w:before="100" w:line="240"/>
-              <w:ind w:left="100" w:right="100" w:firstLine="0" w:firstLineChars="0"/>
-              <w:rPr>
-                <w:rFonts w:ascii="Helvetica" w:hAnsi="Helvetica" w:eastAsia="Helvetica" w:cs="Helvetica"/>
-                <w:i w:val="false"/>
-                <w:b w:val="false"/>
-                <w:u w:val="none"/>
-                <w:sz w:val="22"/>
-                <w:szCs w:val="22"/>
-                <w:color w:val="000000"/>
-              </w:rPr>
-            </w:pPr>
-            <w:r>
-              <w:rPr>
-                <w:rFonts w:ascii="Helvetica" w:hAnsi="Helvetica" w:eastAsia="Helvetica" w:cs="Helvetica"/>
-                <w:i w:val="false"/>
-                <w:b w:val="false"/>
-                <w:u w:val="none"/>
-                <w:sz w:val="22"/>
-                <w:szCs w:val="22"/>
-                <w:color w:val="000000"/>
-              </w:rPr>
-              <w:t xml:space="preserve">0.46</w:t>
-            </w:r>
-          </w:p>
-        </w:tc>
-        <w:tc>
-          <w:tcPr>
-            <w:tcBorders>
-              <w:bottom w:val="none" w:sz="0" w:space="0" w:color="000000"/>
-              <w:top w:val="none" w:sz="0" w:space="0" w:color="000000"/>
-              <w:left w:val="none" w:sz="0" w:space="0" w:color="000000"/>
-              <w:right w:val="none" w:sz="0" w:space="0" w:color="000000"/>
-            </w:tcBorders>
-            <w:shd w:val="clear" w:color="auto" w:fill="FFFFFF"/>
-            <w:tcMar>
-              <w:top w:w="0" w:type="dxa"/>
-              <w:bottom w:w="0" w:type="dxa"/>
-              <w:left w:w="0" w:type="dxa"/>
-              <w:right w:w="0" w:type="dxa"/>
-            </w:tcMar>
-            <w:vAlign w:val="top"/>
-          </w:tcPr>
-          <w:p>
-            <w:pPr>
-              <w:pStyle w:val="Normal"/>
-              <w:jc w:val="center"/>
-              <w:pBdr>
-                <w:bottom w:val="none" w:sz="0" w:space="0" w:color="000000"/>
-                <w:top w:val="none" w:sz="0" w:space="0" w:color="000000"/>
-                <w:left w:val="none" w:sz="0" w:space="0" w:color="000000"/>
-                <w:right w:val="none" w:sz="0" w:space="0" w:color="000000"/>
-              </w:pBdr>
-              <w:spacing w:after="100" w:before="100" w:line="240"/>
-              <w:ind w:left="100" w:right="100" w:firstLine="0" w:firstLineChars="0"/>
-              <w:rPr>
-                <w:rFonts w:ascii="Helvetica" w:hAnsi="Helvetica" w:eastAsia="Helvetica" w:cs="Helvetica"/>
-                <w:i w:val="false"/>
-                <w:b w:val="false"/>
-                <w:u w:val="none"/>
-                <w:sz w:val="22"/>
-                <w:szCs w:val="22"/>
-                <w:color w:val="000000"/>
-              </w:rPr>
-            </w:pPr>
-            <w:r>
-              <w:rPr>
-                <w:rFonts w:ascii="Helvetica" w:hAnsi="Helvetica" w:eastAsia="Helvetica" w:cs="Helvetica"/>
-                <w:i w:val="false"/>
-                <w:b w:val="false"/>
-                <w:u w:val="none"/>
-                <w:sz w:val="22"/>
-                <w:szCs w:val="22"/>
-                <w:color w:val="000000"/>
-              </w:rPr>
-              <w:t xml:space="preserve">0.18, 1.15</w:t>
-            </w:r>
-          </w:p>
-        </w:tc>
-        <w:tc>
-          <w:tcPr>
-            <w:tcBorders>
-              <w:bottom w:val="none" w:sz="0" w:space="0" w:color="000000"/>
-              <w:top w:val="none" w:sz="0" w:space="0" w:color="000000"/>
-              <w:left w:val="none" w:sz="0" w:space="0" w:color="000000"/>
-              <w:right w:val="none" w:sz="0" w:space="0" w:color="000000"/>
-            </w:tcBorders>
-            <w:shd w:val="clear" w:color="auto" w:fill="FFFFFF"/>
-            <w:tcMar>
-              <w:top w:w="0" w:type="dxa"/>
-              <w:bottom w:w="0" w:type="dxa"/>
-              <w:left w:w="0" w:type="dxa"/>
-              <w:right w:w="0" w:type="dxa"/>
-            </w:tcMar>
-            <w:vAlign w:val="top"/>
-          </w:tcPr>
-          <w:p>
-            <w:pPr>
-              <w:pStyle w:val="Normal"/>
-              <w:jc w:val="center"/>
-              <w:pBdr>
-                <w:bottom w:val="none" w:sz="0" w:space="0" w:color="000000"/>
-                <w:top w:val="none" w:sz="0" w:space="0" w:color="000000"/>
-                <w:left w:val="none" w:sz="0" w:space="0" w:color="000000"/>
-                <w:right w:val="none" w:sz="0" w:space="0" w:color="000000"/>
-              </w:pBdr>
-              <w:spacing w:after="100" w:before="100" w:line="240"/>
-              <w:ind w:left="100" w:right="100" w:firstLine="0" w:firstLineChars="0"/>
-              <w:rPr>
-                <w:rFonts w:ascii="Helvetica" w:hAnsi="Helvetica" w:eastAsia="Helvetica" w:cs="Helvetica"/>
-                <w:i w:val="false"/>
-                <w:b w:val="false"/>
-                <w:u w:val="none"/>
-                <w:sz w:val="22"/>
-                <w:szCs w:val="22"/>
-                <w:color w:val="000000"/>
-              </w:rPr>
-            </w:pPr>
-            <w:r>
-              <w:rPr>
-                <w:rFonts w:ascii="Helvetica" w:hAnsi="Helvetica" w:eastAsia="Helvetica" w:cs="Helvetica"/>
-                <w:i w:val="false"/>
-                <w:b w:val="false"/>
-                <w:u w:val="none"/>
-                <w:sz w:val="22"/>
-                <w:szCs w:val="22"/>
-                <w:color w:val="000000"/>
-              </w:rPr>
-              <w:t xml:space="preserve">0.096</w:t>
-            </w:r>
-          </w:p>
-        </w:tc>
-        <w:tc>
-          <w:tcPr>
-            <w:tcBorders>
-              <w:bottom w:val="none" w:sz="0" w:space="0" w:color="000000"/>
-              <w:top w:val="none" w:sz="0" w:space="0" w:color="000000"/>
-              <w:left w:val="none" w:sz="0" w:space="0" w:color="000000"/>
-              <w:right w:val="none" w:sz="0" w:space="0" w:color="000000"/>
-            </w:tcBorders>
-            <w:shd w:val="clear" w:color="auto" w:fill="FFFFFF"/>
-            <w:tcMar>
-              <w:top w:w="0" w:type="dxa"/>
-              <w:bottom w:w="0" w:type="dxa"/>
-              <w:left w:w="0" w:type="dxa"/>
-              <w:right w:w="0" w:type="dxa"/>
-            </w:tcMar>
-            <w:vAlign w:val="top"/>
-          </w:tcPr>
-          <w:p>
-            <w:pPr>
-              <w:pStyle w:val="Normal"/>
-              <w:jc w:val="center"/>
-              <w:pBdr>
-                <w:bottom w:val="none" w:sz="0" w:space="0" w:color="000000"/>
-                <w:top w:val="none" w:sz="0" w:space="0" w:color="000000"/>
-                <w:left w:val="none" w:sz="0" w:space="0" w:color="000000"/>
-                <w:right w:val="none" w:sz="0" w:space="0" w:color="000000"/>
-              </w:pBdr>
-              <w:spacing w:after="100" w:before="100" w:line="240"/>
-              <w:ind w:left="100" w:right="100" w:firstLine="0" w:firstLineChars="0"/>
-              <w:rPr>
-                <w:rFonts w:ascii="Helvetica" w:hAnsi="Helvetica" w:eastAsia="Helvetica" w:cs="Helvetica"/>
-                <w:i w:val="false"/>
-                <w:b w:val="false"/>
-                <w:u w:val="none"/>
-                <w:sz w:val="22"/>
-                <w:szCs w:val="22"/>
-                <w:color w:val="000000"/>
-              </w:rPr>
-            </w:pPr>
-            <w:r>
-              <w:rPr>
-                <w:rFonts w:ascii="Helvetica" w:hAnsi="Helvetica" w:eastAsia="Helvetica" w:cs="Helvetica"/>
-                <w:i w:val="false"/>
-                <w:b w:val="false"/>
-                <w:u w:val="none"/>
-                <w:sz w:val="22"/>
-                <w:szCs w:val="22"/>
-                <w:color w:val="000000"/>
-              </w:rPr>
-              <w:t xml:space="preserve">190</w:t>
+              <w:t xml:space="preserve">189</w:t>
+            </w:r>
+          </w:p>
+        </w:tc>
+        <w:tc>
+          <w:tcPr>
+            <w:tcBorders>
+              <w:bottom w:val="none" w:sz="0" w:space="0" w:color="000000"/>
+              <w:top w:val="none" w:sz="0" w:space="0" w:color="000000"/>
+              <w:left w:val="none" w:sz="0" w:space="0" w:color="000000"/>
+              <w:right w:val="none" w:sz="0" w:space="0" w:color="000000"/>
+            </w:tcBorders>
+            <w:shd w:val="clear" w:color="auto" w:fill="FFFFFF"/>
+            <w:tcMar>
+              <w:top w:w="0" w:type="dxa"/>
+              <w:bottom w:w="0" w:type="dxa"/>
+              <w:left w:w="0" w:type="dxa"/>
+              <w:right w:w="0" w:type="dxa"/>
+            </w:tcMar>
+            <w:vAlign w:val="top"/>
+          </w:tcPr>
+          <w:p>
+            <w:pPr>
+              <w:pStyle w:val="Normal"/>
+              <w:jc w:val="center"/>
+              <w:pBdr>
+                <w:bottom w:val="none" w:sz="0" w:space="0" w:color="000000"/>
+                <w:top w:val="none" w:sz="0" w:space="0" w:color="000000"/>
+                <w:left w:val="none" w:sz="0" w:space="0" w:color="000000"/>
+                <w:right w:val="none" w:sz="0" w:space="0" w:color="000000"/>
+              </w:pBdr>
+              <w:spacing w:after="100" w:before="100" w:line="240"/>
+              <w:ind w:left="100" w:right="100" w:firstLine="0" w:firstLineChars="0"/>
+              <w:rPr>
+                <w:rFonts w:ascii="Helvetica" w:hAnsi="Helvetica" w:eastAsia="Helvetica" w:cs="Helvetica"/>
+                <w:i w:val="false"/>
+                <w:b w:val="false"/>
+                <w:u w:val="none"/>
+                <w:sz w:val="22"/>
+                <w:szCs w:val="22"/>
+                <w:color w:val="000000"/>
+              </w:rPr>
+            </w:pPr>
+            <w:r>
+              <w:rPr>
+                <w:rFonts w:ascii="Helvetica" w:hAnsi="Helvetica" w:eastAsia="Helvetica" w:cs="Helvetica"/>
+                <w:i w:val="false"/>
+                <w:b w:val="false"/>
+                <w:u w:val="none"/>
+                <w:sz w:val="22"/>
+                <w:szCs w:val="22"/>
+                <w:color w:val="000000"/>
+              </w:rPr>
+              <w:t xml:space="preserve">0.45</w:t>
+            </w:r>
+          </w:p>
+        </w:tc>
+        <w:tc>
+          <w:tcPr>
+            <w:tcBorders>
+              <w:bottom w:val="none" w:sz="0" w:space="0" w:color="000000"/>
+              <w:top w:val="none" w:sz="0" w:space="0" w:color="000000"/>
+              <w:left w:val="none" w:sz="0" w:space="0" w:color="000000"/>
+              <w:right w:val="none" w:sz="0" w:space="0" w:color="000000"/>
+            </w:tcBorders>
+            <w:shd w:val="clear" w:color="auto" w:fill="FFFFFF"/>
+            <w:tcMar>
+              <w:top w:w="0" w:type="dxa"/>
+              <w:bottom w:w="0" w:type="dxa"/>
+              <w:left w:w="0" w:type="dxa"/>
+              <w:right w:w="0" w:type="dxa"/>
+            </w:tcMar>
+            <w:vAlign w:val="top"/>
+          </w:tcPr>
+          <w:p>
+            <w:pPr>
+              <w:pStyle w:val="Normal"/>
+              <w:jc w:val="center"/>
+              <w:pBdr>
+                <w:bottom w:val="none" w:sz="0" w:space="0" w:color="000000"/>
+                <w:top w:val="none" w:sz="0" w:space="0" w:color="000000"/>
+                <w:left w:val="none" w:sz="0" w:space="0" w:color="000000"/>
+                <w:right w:val="none" w:sz="0" w:space="0" w:color="000000"/>
+              </w:pBdr>
+              <w:spacing w:after="100" w:before="100" w:line="240"/>
+              <w:ind w:left="100" w:right="100" w:firstLine="0" w:firstLineChars="0"/>
+              <w:rPr>
+                <w:rFonts w:ascii="Helvetica" w:hAnsi="Helvetica" w:eastAsia="Helvetica" w:cs="Helvetica"/>
+                <w:i w:val="false"/>
+                <w:b w:val="false"/>
+                <w:u w:val="none"/>
+                <w:sz w:val="22"/>
+                <w:szCs w:val="22"/>
+                <w:color w:val="000000"/>
+              </w:rPr>
+            </w:pPr>
+            <w:r>
+              <w:rPr>
+                <w:rFonts w:ascii="Helvetica" w:hAnsi="Helvetica" w:eastAsia="Helvetica" w:cs="Helvetica"/>
+                <w:i w:val="false"/>
+                <w:b w:val="false"/>
+                <w:u w:val="none"/>
+                <w:sz w:val="22"/>
+                <w:szCs w:val="22"/>
+                <w:color w:val="000000"/>
+              </w:rPr>
+              <w:t xml:space="preserve">0.18, 1.13</w:t>
+            </w:r>
+          </w:p>
+        </w:tc>
+        <w:tc>
+          <w:tcPr>
+            <w:tcBorders>
+              <w:bottom w:val="none" w:sz="0" w:space="0" w:color="000000"/>
+              <w:top w:val="none" w:sz="0" w:space="0" w:color="000000"/>
+              <w:left w:val="none" w:sz="0" w:space="0" w:color="000000"/>
+              <w:right w:val="none" w:sz="0" w:space="0" w:color="000000"/>
+            </w:tcBorders>
+            <w:shd w:val="clear" w:color="auto" w:fill="FFFFFF"/>
+            <w:tcMar>
+              <w:top w:w="0" w:type="dxa"/>
+              <w:bottom w:w="0" w:type="dxa"/>
+              <w:left w:w="0" w:type="dxa"/>
+              <w:right w:w="0" w:type="dxa"/>
+            </w:tcMar>
+            <w:vAlign w:val="top"/>
+          </w:tcPr>
+          <w:p>
+            <w:pPr>
+              <w:pStyle w:val="Normal"/>
+              <w:jc w:val="center"/>
+              <w:pBdr>
+                <w:bottom w:val="none" w:sz="0" w:space="0" w:color="000000"/>
+                <w:top w:val="none" w:sz="0" w:space="0" w:color="000000"/>
+                <w:left w:val="none" w:sz="0" w:space="0" w:color="000000"/>
+                <w:right w:val="none" w:sz="0" w:space="0" w:color="000000"/>
+              </w:pBdr>
+              <w:spacing w:after="100" w:before="100" w:line="240"/>
+              <w:ind w:left="100" w:right="100" w:firstLine="0" w:firstLineChars="0"/>
+              <w:rPr>
+                <w:rFonts w:ascii="Helvetica" w:hAnsi="Helvetica" w:eastAsia="Helvetica" w:cs="Helvetica"/>
+                <w:i w:val="false"/>
+                <w:b w:val="false"/>
+                <w:u w:val="none"/>
+                <w:sz w:val="22"/>
+                <w:szCs w:val="22"/>
+                <w:color w:val="000000"/>
+              </w:rPr>
+            </w:pPr>
+            <w:r>
+              <w:rPr>
+                <w:rFonts w:ascii="Helvetica" w:hAnsi="Helvetica" w:eastAsia="Helvetica" w:cs="Helvetica"/>
+                <w:i w:val="false"/>
+                <w:b w:val="false"/>
+                <w:u w:val="none"/>
+                <w:sz w:val="22"/>
+                <w:szCs w:val="22"/>
+                <w:color w:val="000000"/>
+              </w:rPr>
+              <w:t xml:space="preserve">0.090</w:t>
+            </w:r>
+          </w:p>
+        </w:tc>
+        <w:tc>
+          <w:tcPr>
+            <w:tcBorders>
+              <w:bottom w:val="none" w:sz="0" w:space="0" w:color="000000"/>
+              <w:top w:val="none" w:sz="0" w:space="0" w:color="000000"/>
+              <w:left w:val="none" w:sz="0" w:space="0" w:color="000000"/>
+              <w:right w:val="none" w:sz="0" w:space="0" w:color="000000"/>
+            </w:tcBorders>
+            <w:shd w:val="clear" w:color="auto" w:fill="FFFFFF"/>
+            <w:tcMar>
+              <w:top w:w="0" w:type="dxa"/>
+              <w:bottom w:w="0" w:type="dxa"/>
+              <w:left w:w="0" w:type="dxa"/>
+              <w:right w:w="0" w:type="dxa"/>
+            </w:tcMar>
+            <w:vAlign w:val="top"/>
+          </w:tcPr>
+          <w:p>
+            <w:pPr>
+              <w:pStyle w:val="Normal"/>
+              <w:jc w:val="center"/>
+              <w:pBdr>
+                <w:bottom w:val="none" w:sz="0" w:space="0" w:color="000000"/>
+                <w:top w:val="none" w:sz="0" w:space="0" w:color="000000"/>
+                <w:left w:val="none" w:sz="0" w:space="0" w:color="000000"/>
+                <w:right w:val="none" w:sz="0" w:space="0" w:color="000000"/>
+              </w:pBdr>
+              <w:spacing w:after="100" w:before="100" w:line="240"/>
+              <w:ind w:left="100" w:right="100" w:firstLine="0" w:firstLineChars="0"/>
+              <w:rPr>
+                <w:rFonts w:ascii="Helvetica" w:hAnsi="Helvetica" w:eastAsia="Helvetica" w:cs="Helvetica"/>
+                <w:i w:val="false"/>
+                <w:b w:val="false"/>
+                <w:u w:val="none"/>
+                <w:sz w:val="22"/>
+                <w:szCs w:val="22"/>
+                <w:color w:val="000000"/>
+              </w:rPr>
+            </w:pPr>
+            <w:r>
+              <w:rPr>
+                <w:rFonts w:ascii="Helvetica" w:hAnsi="Helvetica" w:eastAsia="Helvetica" w:cs="Helvetica"/>
+                <w:i w:val="false"/>
+                <w:b w:val="false"/>
+                <w:u w:val="none"/>
+                <w:sz w:val="22"/>
+                <w:szCs w:val="22"/>
+                <w:color w:val="000000"/>
+              </w:rPr>
+              <w:t xml:space="preserve">189</w:t>
             </w:r>
           </w:p>
         </w:tc>
@@ -10816,60 +10816,60 @@
                 <w:szCs w:val="22"/>
                 <w:color w:val="000000"/>
               </w:rPr>
-              <w:t xml:space="preserve">0.02, 0.52</w:t>
-            </w:r>
-          </w:p>
-        </w:tc>
-        <w:tc>
-          <w:tcPr>
-            <w:tcBorders>
-              <w:bottom w:val="none" w:sz="0" w:space="0" w:color="000000"/>
-              <w:top w:val="none" w:sz="0" w:space="0" w:color="000000"/>
-              <w:left w:val="none" w:sz="0" w:space="0" w:color="000000"/>
-              <w:right w:val="none" w:sz="0" w:space="0" w:color="000000"/>
-            </w:tcBorders>
-            <w:shd w:val="clear" w:color="auto" w:fill="FFFFFF"/>
-            <w:tcMar>
-              <w:top w:w="0" w:type="dxa"/>
-              <w:bottom w:w="0" w:type="dxa"/>
-              <w:left w:w="0" w:type="dxa"/>
-              <w:right w:w="0" w:type="dxa"/>
-            </w:tcMar>
-            <w:vAlign w:val="top"/>
-          </w:tcPr>
-          <w:p>
-            <w:pPr>
-              <w:pStyle w:val="Normal"/>
-              <w:jc w:val="center"/>
-              <w:pBdr>
-                <w:bottom w:val="none" w:sz="0" w:space="0" w:color="000000"/>
-                <w:top w:val="none" w:sz="0" w:space="0" w:color="000000"/>
-                <w:left w:val="none" w:sz="0" w:space="0" w:color="000000"/>
-                <w:right w:val="none" w:sz="0" w:space="0" w:color="000000"/>
-              </w:pBdr>
-              <w:spacing w:after="100" w:before="100" w:line="240"/>
-              <w:ind w:left="100" w:right="100" w:firstLine="0" w:firstLineChars="0"/>
-              <w:rPr>
-                <w:rFonts w:ascii="Helvetica" w:hAnsi="Helvetica" w:eastAsia="Helvetica" w:cs="Helvetica"/>
-                <w:i w:val="false"/>
-                <w:b w:val="false"/>
-                <w:u w:val="none"/>
-                <w:sz w:val="22"/>
-                <w:szCs w:val="22"/>
-                <w:color w:val="000000"/>
-              </w:rPr>
-            </w:pPr>
-            <w:r>
-              <w:rPr>
-                <w:rFonts w:ascii="Helvetica" w:hAnsi="Helvetica" w:eastAsia="Helvetica" w:cs="Helvetica"/>
-                <w:i w:val="false"/>
-                <w:b w:val="false"/>
-                <w:u w:val="none"/>
-                <w:sz w:val="22"/>
-                <w:szCs w:val="22"/>
-                <w:color w:val="000000"/>
-              </w:rPr>
-              <w:t xml:space="preserve">0.005</w:t>
+              <w:t xml:space="preserve">0.03, 0.48</w:t>
+            </w:r>
+          </w:p>
+        </w:tc>
+        <w:tc>
+          <w:tcPr>
+            <w:tcBorders>
+              <w:bottom w:val="none" w:sz="0" w:space="0" w:color="000000"/>
+              <w:top w:val="none" w:sz="0" w:space="0" w:color="000000"/>
+              <w:left w:val="none" w:sz="0" w:space="0" w:color="000000"/>
+              <w:right w:val="none" w:sz="0" w:space="0" w:color="000000"/>
+            </w:tcBorders>
+            <w:shd w:val="clear" w:color="auto" w:fill="FFFFFF"/>
+            <w:tcMar>
+              <w:top w:w="0" w:type="dxa"/>
+              <w:bottom w:w="0" w:type="dxa"/>
+              <w:left w:w="0" w:type="dxa"/>
+              <w:right w:w="0" w:type="dxa"/>
+            </w:tcMar>
+            <w:vAlign w:val="top"/>
+          </w:tcPr>
+          <w:p>
+            <w:pPr>
+              <w:pStyle w:val="Normal"/>
+              <w:jc w:val="center"/>
+              <w:pBdr>
+                <w:bottom w:val="none" w:sz="0" w:space="0" w:color="000000"/>
+                <w:top w:val="none" w:sz="0" w:space="0" w:color="000000"/>
+                <w:left w:val="none" w:sz="0" w:space="0" w:color="000000"/>
+                <w:right w:val="none" w:sz="0" w:space="0" w:color="000000"/>
+              </w:pBdr>
+              <w:spacing w:after="100" w:before="100" w:line="240"/>
+              <w:ind w:left="100" w:right="100" w:firstLine="0" w:firstLineChars="0"/>
+              <w:rPr>
+                <w:rFonts w:ascii="Helvetica" w:hAnsi="Helvetica" w:eastAsia="Helvetica" w:cs="Helvetica"/>
+                <w:i w:val="false"/>
+                <w:b w:val="false"/>
+                <w:u w:val="none"/>
+                <w:sz w:val="22"/>
+                <w:szCs w:val="22"/>
+                <w:color w:val="000000"/>
+              </w:rPr>
+            </w:pPr>
+            <w:r>
+              <w:rPr>
+                <w:rFonts w:ascii="Helvetica" w:hAnsi="Helvetica" w:eastAsia="Helvetica" w:cs="Helvetica"/>
+                <w:i w:val="false"/>
+                <w:b w:val="false"/>
+                <w:u w:val="none"/>
+                <w:sz w:val="22"/>
+                <w:szCs w:val="22"/>
+                <w:color w:val="000000"/>
+              </w:rPr>
+              <w:t xml:space="preserve">0.003</w:t>
             </w:r>
           </w:p>
         </w:tc>
@@ -10981,378 +10981,378 @@
                 <w:szCs w:val="22"/>
                 <w:color w:val="000000"/>
               </w:rPr>
-              <w:t xml:space="preserve">190</w:t>
-            </w:r>
-          </w:p>
-        </w:tc>
-        <w:tc>
-          <w:tcPr>
-            <w:tcBorders>
-              <w:bottom w:val="none" w:sz="0" w:space="0" w:color="000000"/>
-              <w:top w:val="none" w:sz="0" w:space="0" w:color="000000"/>
-              <w:left w:val="none" w:sz="0" w:space="0" w:color="000000"/>
-              <w:right w:val="none" w:sz="0" w:space="0" w:color="000000"/>
-            </w:tcBorders>
-            <w:shd w:val="clear" w:color="auto" w:fill="FFFFFF"/>
-            <w:tcMar>
-              <w:top w:w="0" w:type="dxa"/>
-              <w:bottom w:w="0" w:type="dxa"/>
-              <w:left w:w="0" w:type="dxa"/>
-              <w:right w:w="0" w:type="dxa"/>
-            </w:tcMar>
-            <w:vAlign w:val="top"/>
-          </w:tcPr>
-          <w:p>
-            <w:pPr>
-              <w:pStyle w:val="Normal"/>
-              <w:jc w:val="center"/>
-              <w:pBdr>
-                <w:bottom w:val="none" w:sz="0" w:space="0" w:color="000000"/>
-                <w:top w:val="none" w:sz="0" w:space="0" w:color="000000"/>
-                <w:left w:val="none" w:sz="0" w:space="0" w:color="000000"/>
-                <w:right w:val="none" w:sz="0" w:space="0" w:color="000000"/>
-              </w:pBdr>
-              <w:spacing w:after="100" w:before="100" w:line="240"/>
-              <w:ind w:left="100" w:right="100" w:firstLine="0" w:firstLineChars="0"/>
-              <w:rPr>
-                <w:rFonts w:ascii="Helvetica" w:hAnsi="Helvetica" w:eastAsia="Helvetica" w:cs="Helvetica"/>
-                <w:i w:val="false"/>
-                <w:b w:val="false"/>
-                <w:u w:val="none"/>
-                <w:sz w:val="22"/>
-                <w:szCs w:val="22"/>
-                <w:color w:val="000000"/>
-              </w:rPr>
-            </w:pPr>
-            <w:r>
-              <w:rPr>
-                <w:rFonts w:ascii="Helvetica" w:hAnsi="Helvetica" w:eastAsia="Helvetica" w:cs="Helvetica"/>
-                <w:i w:val="false"/>
-                <w:b w:val="false"/>
-                <w:u w:val="none"/>
-                <w:sz w:val="22"/>
-                <w:szCs w:val="22"/>
-                <w:color w:val="000000"/>
-              </w:rPr>
-              <w:t xml:space="preserve">1.09</w:t>
-            </w:r>
-          </w:p>
-        </w:tc>
-        <w:tc>
-          <w:tcPr>
-            <w:tcBorders>
-              <w:bottom w:val="none" w:sz="0" w:space="0" w:color="000000"/>
-              <w:top w:val="none" w:sz="0" w:space="0" w:color="000000"/>
-              <w:left w:val="none" w:sz="0" w:space="0" w:color="000000"/>
-              <w:right w:val="none" w:sz="0" w:space="0" w:color="000000"/>
-            </w:tcBorders>
-            <w:shd w:val="clear" w:color="auto" w:fill="FFFFFF"/>
-            <w:tcMar>
-              <w:top w:w="0" w:type="dxa"/>
-              <w:bottom w:w="0" w:type="dxa"/>
-              <w:left w:w="0" w:type="dxa"/>
-              <w:right w:w="0" w:type="dxa"/>
-            </w:tcMar>
-            <w:vAlign w:val="top"/>
-          </w:tcPr>
-          <w:p>
-            <w:pPr>
-              <w:pStyle w:val="Normal"/>
-              <w:jc w:val="center"/>
-              <w:pBdr>
-                <w:bottom w:val="none" w:sz="0" w:space="0" w:color="000000"/>
-                <w:top w:val="none" w:sz="0" w:space="0" w:color="000000"/>
-                <w:left w:val="none" w:sz="0" w:space="0" w:color="000000"/>
-                <w:right w:val="none" w:sz="0" w:space="0" w:color="000000"/>
-              </w:pBdr>
-              <w:spacing w:after="100" w:before="100" w:line="240"/>
-              <w:ind w:left="100" w:right="100" w:firstLine="0" w:firstLineChars="0"/>
-              <w:rPr>
-                <w:rFonts w:ascii="Helvetica" w:hAnsi="Helvetica" w:eastAsia="Helvetica" w:cs="Helvetica"/>
-                <w:i w:val="false"/>
-                <w:b w:val="false"/>
-                <w:u w:val="none"/>
-                <w:sz w:val="22"/>
-                <w:szCs w:val="22"/>
-                <w:color w:val="000000"/>
-              </w:rPr>
-            </w:pPr>
-            <w:r>
-              <w:rPr>
-                <w:rFonts w:ascii="Helvetica" w:hAnsi="Helvetica" w:eastAsia="Helvetica" w:cs="Helvetica"/>
-                <w:i w:val="false"/>
-                <w:b w:val="false"/>
-                <w:u w:val="none"/>
-                <w:sz w:val="22"/>
-                <w:szCs w:val="22"/>
-                <w:color w:val="000000"/>
-              </w:rPr>
-              <w:t xml:space="preserve">0.14, 8.51</w:t>
-            </w:r>
-          </w:p>
-        </w:tc>
-        <w:tc>
-          <w:tcPr>
-            <w:tcBorders>
-              <w:bottom w:val="none" w:sz="0" w:space="0" w:color="000000"/>
-              <w:top w:val="none" w:sz="0" w:space="0" w:color="000000"/>
-              <w:left w:val="none" w:sz="0" w:space="0" w:color="000000"/>
-              <w:right w:val="none" w:sz="0" w:space="0" w:color="000000"/>
-            </w:tcBorders>
-            <w:shd w:val="clear" w:color="auto" w:fill="FFFFFF"/>
-            <w:tcMar>
-              <w:top w:w="0" w:type="dxa"/>
-              <w:bottom w:w="0" w:type="dxa"/>
-              <w:left w:w="0" w:type="dxa"/>
-              <w:right w:w="0" w:type="dxa"/>
-            </w:tcMar>
-            <w:vAlign w:val="top"/>
-          </w:tcPr>
-          <w:p>
-            <w:pPr>
-              <w:pStyle w:val="Normal"/>
-              <w:jc w:val="center"/>
-              <w:pBdr>
-                <w:bottom w:val="none" w:sz="0" w:space="0" w:color="000000"/>
-                <w:top w:val="none" w:sz="0" w:space="0" w:color="000000"/>
-                <w:left w:val="none" w:sz="0" w:space="0" w:color="000000"/>
-                <w:right w:val="none" w:sz="0" w:space="0" w:color="000000"/>
-              </w:pBdr>
-              <w:spacing w:after="100" w:before="100" w:line="240"/>
-              <w:ind w:left="100" w:right="100" w:firstLine="0" w:firstLineChars="0"/>
-              <w:rPr>
-                <w:rFonts w:ascii="Helvetica" w:hAnsi="Helvetica" w:eastAsia="Helvetica" w:cs="Helvetica"/>
-                <w:i w:val="false"/>
-                <w:b w:val="false"/>
-                <w:u w:val="none"/>
-                <w:sz w:val="22"/>
-                <w:szCs w:val="22"/>
-                <w:color w:val="000000"/>
-              </w:rPr>
-            </w:pPr>
-            <w:r>
-              <w:rPr>
-                <w:rFonts w:ascii="Helvetica" w:hAnsi="Helvetica" w:eastAsia="Helvetica" w:cs="Helvetica"/>
-                <w:i w:val="false"/>
-                <w:b w:val="false"/>
-                <w:u w:val="none"/>
-                <w:sz w:val="22"/>
-                <w:szCs w:val="22"/>
-                <w:color w:val="000000"/>
-              </w:rPr>
-              <w:t xml:space="preserve">0.940</w:t>
-            </w:r>
-          </w:p>
-        </w:tc>
-        <w:tc>
-          <w:tcPr>
-            <w:tcBorders>
-              <w:bottom w:val="none" w:sz="0" w:space="0" w:color="000000"/>
-              <w:top w:val="none" w:sz="0" w:space="0" w:color="000000"/>
-              <w:left w:val="none" w:sz="0" w:space="0" w:color="000000"/>
-              <w:right w:val="none" w:sz="0" w:space="0" w:color="000000"/>
-            </w:tcBorders>
-            <w:shd w:val="clear" w:color="auto" w:fill="FFFFFF"/>
-            <w:tcMar>
-              <w:top w:w="0" w:type="dxa"/>
-              <w:bottom w:w="0" w:type="dxa"/>
-              <w:left w:w="0" w:type="dxa"/>
-              <w:right w:w="0" w:type="dxa"/>
-            </w:tcMar>
-            <w:vAlign w:val="top"/>
-          </w:tcPr>
-          <w:p>
-            <w:pPr>
-              <w:pStyle w:val="Normal"/>
-              <w:jc w:val="center"/>
-              <w:pBdr>
-                <w:bottom w:val="none" w:sz="0" w:space="0" w:color="000000"/>
-                <w:top w:val="none" w:sz="0" w:space="0" w:color="000000"/>
-                <w:left w:val="none" w:sz="0" w:space="0" w:color="000000"/>
-                <w:right w:val="none" w:sz="0" w:space="0" w:color="000000"/>
-              </w:pBdr>
-              <w:spacing w:after="100" w:before="100" w:line="240"/>
-              <w:ind w:left="100" w:right="100" w:firstLine="0" w:firstLineChars="0"/>
-              <w:rPr>
-                <w:rFonts w:ascii="Helvetica" w:hAnsi="Helvetica" w:eastAsia="Helvetica" w:cs="Helvetica"/>
-                <w:i w:val="false"/>
-                <w:b w:val="false"/>
-                <w:u w:val="none"/>
-                <w:sz w:val="22"/>
-                <w:szCs w:val="22"/>
-                <w:color w:val="000000"/>
-              </w:rPr>
-            </w:pPr>
-            <w:r>
-              <w:rPr>
-                <w:rFonts w:ascii="Helvetica" w:hAnsi="Helvetica" w:eastAsia="Helvetica" w:cs="Helvetica"/>
-                <w:i w:val="false"/>
-                <w:b w:val="false"/>
-                <w:u w:val="none"/>
-                <w:sz w:val="22"/>
-                <w:szCs w:val="22"/>
-                <w:color w:val="000000"/>
-              </w:rPr>
-              <w:t xml:space="preserve">190</w:t>
-            </w:r>
-          </w:p>
-        </w:tc>
-        <w:tc>
-          <w:tcPr>
-            <w:tcBorders>
-              <w:bottom w:val="none" w:sz="0" w:space="0" w:color="000000"/>
-              <w:top w:val="none" w:sz="0" w:space="0" w:color="000000"/>
-              <w:left w:val="none" w:sz="0" w:space="0" w:color="000000"/>
-              <w:right w:val="none" w:sz="0" w:space="0" w:color="000000"/>
-            </w:tcBorders>
-            <w:shd w:val="clear" w:color="auto" w:fill="FFFFFF"/>
-            <w:tcMar>
-              <w:top w:w="0" w:type="dxa"/>
-              <w:bottom w:w="0" w:type="dxa"/>
-              <w:left w:w="0" w:type="dxa"/>
-              <w:right w:w="0" w:type="dxa"/>
-            </w:tcMar>
-            <w:vAlign w:val="top"/>
-          </w:tcPr>
-          <w:p>
-            <w:pPr>
-              <w:pStyle w:val="Normal"/>
-              <w:jc w:val="center"/>
-              <w:pBdr>
-                <w:bottom w:val="none" w:sz="0" w:space="0" w:color="000000"/>
-                <w:top w:val="none" w:sz="0" w:space="0" w:color="000000"/>
-                <w:left w:val="none" w:sz="0" w:space="0" w:color="000000"/>
-                <w:right w:val="none" w:sz="0" w:space="0" w:color="000000"/>
-              </w:pBdr>
-              <w:spacing w:after="100" w:before="100" w:line="240"/>
-              <w:ind w:left="100" w:right="100" w:firstLine="0" w:firstLineChars="0"/>
-              <w:rPr>
-                <w:rFonts w:ascii="Helvetica" w:hAnsi="Helvetica" w:eastAsia="Helvetica" w:cs="Helvetica"/>
-                <w:i w:val="false"/>
-                <w:b w:val="false"/>
-                <w:u w:val="none"/>
-                <w:sz w:val="22"/>
-                <w:szCs w:val="22"/>
-                <w:color w:val="000000"/>
-              </w:rPr>
-            </w:pPr>
-            <w:r>
-              <w:rPr>
-                <w:rFonts w:ascii="Helvetica" w:hAnsi="Helvetica" w:eastAsia="Helvetica" w:cs="Helvetica"/>
-                <w:i w:val="false"/>
-                <w:b w:val="false"/>
-                <w:u w:val="none"/>
-                <w:sz w:val="22"/>
-                <w:szCs w:val="22"/>
-                <w:color w:val="000000"/>
-              </w:rPr>
-              <w:t xml:space="preserve">1.31</w:t>
-            </w:r>
-          </w:p>
-        </w:tc>
-        <w:tc>
-          <w:tcPr>
-            <w:tcBorders>
-              <w:bottom w:val="none" w:sz="0" w:space="0" w:color="000000"/>
-              <w:top w:val="none" w:sz="0" w:space="0" w:color="000000"/>
-              <w:left w:val="none" w:sz="0" w:space="0" w:color="000000"/>
-              <w:right w:val="none" w:sz="0" w:space="0" w:color="000000"/>
-            </w:tcBorders>
-            <w:shd w:val="clear" w:color="auto" w:fill="FFFFFF"/>
-            <w:tcMar>
-              <w:top w:w="0" w:type="dxa"/>
-              <w:bottom w:w="0" w:type="dxa"/>
-              <w:left w:w="0" w:type="dxa"/>
-              <w:right w:w="0" w:type="dxa"/>
-            </w:tcMar>
-            <w:vAlign w:val="top"/>
-          </w:tcPr>
-          <w:p>
-            <w:pPr>
-              <w:pStyle w:val="Normal"/>
-              <w:jc w:val="center"/>
-              <w:pBdr>
-                <w:bottom w:val="none" w:sz="0" w:space="0" w:color="000000"/>
-                <w:top w:val="none" w:sz="0" w:space="0" w:color="000000"/>
-                <w:left w:val="none" w:sz="0" w:space="0" w:color="000000"/>
-                <w:right w:val="none" w:sz="0" w:space="0" w:color="000000"/>
-              </w:pBdr>
-              <w:spacing w:after="100" w:before="100" w:line="240"/>
-              <w:ind w:left="100" w:right="100" w:firstLine="0" w:firstLineChars="0"/>
-              <w:rPr>
-                <w:rFonts w:ascii="Helvetica" w:hAnsi="Helvetica" w:eastAsia="Helvetica" w:cs="Helvetica"/>
-                <w:i w:val="false"/>
-                <w:b w:val="false"/>
-                <w:u w:val="none"/>
-                <w:sz w:val="22"/>
-                <w:szCs w:val="22"/>
-                <w:color w:val="000000"/>
-              </w:rPr>
-            </w:pPr>
-            <w:r>
-              <w:rPr>
-                <w:rFonts w:ascii="Helvetica" w:hAnsi="Helvetica" w:eastAsia="Helvetica" w:cs="Helvetica"/>
-                <w:i w:val="false"/>
-                <w:b w:val="false"/>
-                <w:u w:val="none"/>
-                <w:sz w:val="22"/>
-                <w:szCs w:val="22"/>
-                <w:color w:val="000000"/>
-              </w:rPr>
-              <w:t xml:space="preserve">0.02, 75.1</w:t>
-            </w:r>
-          </w:p>
-        </w:tc>
-        <w:tc>
-          <w:tcPr>
-            <w:tcBorders>
-              <w:bottom w:val="none" w:sz="0" w:space="0" w:color="000000"/>
-              <w:top w:val="none" w:sz="0" w:space="0" w:color="000000"/>
-              <w:left w:val="none" w:sz="0" w:space="0" w:color="000000"/>
-              <w:right w:val="none" w:sz="0" w:space="0" w:color="000000"/>
-            </w:tcBorders>
-            <w:shd w:val="clear" w:color="auto" w:fill="FFFFFF"/>
-            <w:tcMar>
-              <w:top w:w="0" w:type="dxa"/>
-              <w:bottom w:w="0" w:type="dxa"/>
-              <w:left w:w="0" w:type="dxa"/>
-              <w:right w:w="0" w:type="dxa"/>
-            </w:tcMar>
-            <w:vAlign w:val="top"/>
-          </w:tcPr>
-          <w:p>
-            <w:pPr>
-              <w:pStyle w:val="Normal"/>
-              <w:jc w:val="center"/>
-              <w:pBdr>
-                <w:bottom w:val="none" w:sz="0" w:space="0" w:color="000000"/>
-                <w:top w:val="none" w:sz="0" w:space="0" w:color="000000"/>
-                <w:left w:val="none" w:sz="0" w:space="0" w:color="000000"/>
-                <w:right w:val="none" w:sz="0" w:space="0" w:color="000000"/>
-              </w:pBdr>
-              <w:spacing w:after="100" w:before="100" w:line="240"/>
-              <w:ind w:left="100" w:right="100" w:firstLine="0" w:firstLineChars="0"/>
-              <w:rPr>
-                <w:rFonts w:ascii="Helvetica" w:hAnsi="Helvetica" w:eastAsia="Helvetica" w:cs="Helvetica"/>
-                <w:i w:val="false"/>
-                <w:b w:val="false"/>
-                <w:u w:val="none"/>
-                <w:sz w:val="22"/>
-                <w:szCs w:val="22"/>
-                <w:color w:val="000000"/>
-              </w:rPr>
-            </w:pPr>
-            <w:r>
-              <w:rPr>
-                <w:rFonts w:ascii="Helvetica" w:hAnsi="Helvetica" w:eastAsia="Helvetica" w:cs="Helvetica"/>
-                <w:i w:val="false"/>
-                <w:b w:val="false"/>
-                <w:u w:val="none"/>
-                <w:sz w:val="22"/>
-                <w:szCs w:val="22"/>
-                <w:color w:val="000000"/>
-              </w:rPr>
-              <w:t xml:space="preserve">0.900</w:t>
+              <w:t xml:space="preserve">189</w:t>
+            </w:r>
+          </w:p>
+        </w:tc>
+        <w:tc>
+          <w:tcPr>
+            <w:tcBorders>
+              <w:bottom w:val="none" w:sz="0" w:space="0" w:color="000000"/>
+              <w:top w:val="none" w:sz="0" w:space="0" w:color="000000"/>
+              <w:left w:val="none" w:sz="0" w:space="0" w:color="000000"/>
+              <w:right w:val="none" w:sz="0" w:space="0" w:color="000000"/>
+            </w:tcBorders>
+            <w:shd w:val="clear" w:color="auto" w:fill="FFFFFF"/>
+            <w:tcMar>
+              <w:top w:w="0" w:type="dxa"/>
+              <w:bottom w:w="0" w:type="dxa"/>
+              <w:left w:w="0" w:type="dxa"/>
+              <w:right w:w="0" w:type="dxa"/>
+            </w:tcMar>
+            <w:vAlign w:val="top"/>
+          </w:tcPr>
+          <w:p>
+            <w:pPr>
+              <w:pStyle w:val="Normal"/>
+              <w:jc w:val="center"/>
+              <w:pBdr>
+                <w:bottom w:val="none" w:sz="0" w:space="0" w:color="000000"/>
+                <w:top w:val="none" w:sz="0" w:space="0" w:color="000000"/>
+                <w:left w:val="none" w:sz="0" w:space="0" w:color="000000"/>
+                <w:right w:val="none" w:sz="0" w:space="0" w:color="000000"/>
+              </w:pBdr>
+              <w:spacing w:after="100" w:before="100" w:line="240"/>
+              <w:ind w:left="100" w:right="100" w:firstLine="0" w:firstLineChars="0"/>
+              <w:rPr>
+                <w:rFonts w:ascii="Helvetica" w:hAnsi="Helvetica" w:eastAsia="Helvetica" w:cs="Helvetica"/>
+                <w:i w:val="false"/>
+                <w:b w:val="false"/>
+                <w:u w:val="none"/>
+                <w:sz w:val="22"/>
+                <w:szCs w:val="22"/>
+                <w:color w:val="000000"/>
+              </w:rPr>
+            </w:pPr>
+            <w:r>
+              <w:rPr>
+                <w:rFonts w:ascii="Helvetica" w:hAnsi="Helvetica" w:eastAsia="Helvetica" w:cs="Helvetica"/>
+                <w:i w:val="false"/>
+                <w:b w:val="false"/>
+                <w:u w:val="none"/>
+                <w:sz w:val="22"/>
+                <w:szCs w:val="22"/>
+                <w:color w:val="000000"/>
+              </w:rPr>
+              <w:t xml:space="preserve">1.22</w:t>
+            </w:r>
+          </w:p>
+        </w:tc>
+        <w:tc>
+          <w:tcPr>
+            <w:tcBorders>
+              <w:bottom w:val="none" w:sz="0" w:space="0" w:color="000000"/>
+              <w:top w:val="none" w:sz="0" w:space="0" w:color="000000"/>
+              <w:left w:val="none" w:sz="0" w:space="0" w:color="000000"/>
+              <w:right w:val="none" w:sz="0" w:space="0" w:color="000000"/>
+            </w:tcBorders>
+            <w:shd w:val="clear" w:color="auto" w:fill="FFFFFF"/>
+            <w:tcMar>
+              <w:top w:w="0" w:type="dxa"/>
+              <w:bottom w:w="0" w:type="dxa"/>
+              <w:left w:w="0" w:type="dxa"/>
+              <w:right w:w="0" w:type="dxa"/>
+            </w:tcMar>
+            <w:vAlign w:val="top"/>
+          </w:tcPr>
+          <w:p>
+            <w:pPr>
+              <w:pStyle w:val="Normal"/>
+              <w:jc w:val="center"/>
+              <w:pBdr>
+                <w:bottom w:val="none" w:sz="0" w:space="0" w:color="000000"/>
+                <w:top w:val="none" w:sz="0" w:space="0" w:color="000000"/>
+                <w:left w:val="none" w:sz="0" w:space="0" w:color="000000"/>
+                <w:right w:val="none" w:sz="0" w:space="0" w:color="000000"/>
+              </w:pBdr>
+              <w:spacing w:after="100" w:before="100" w:line="240"/>
+              <w:ind w:left="100" w:right="100" w:firstLine="0" w:firstLineChars="0"/>
+              <w:rPr>
+                <w:rFonts w:ascii="Helvetica" w:hAnsi="Helvetica" w:eastAsia="Helvetica" w:cs="Helvetica"/>
+                <w:i w:val="false"/>
+                <w:b w:val="false"/>
+                <w:u w:val="none"/>
+                <w:sz w:val="22"/>
+                <w:szCs w:val="22"/>
+                <w:color w:val="000000"/>
+              </w:rPr>
+            </w:pPr>
+            <w:r>
+              <w:rPr>
+                <w:rFonts w:ascii="Helvetica" w:hAnsi="Helvetica" w:eastAsia="Helvetica" w:cs="Helvetica"/>
+                <w:i w:val="false"/>
+                <w:b w:val="false"/>
+                <w:u w:val="none"/>
+                <w:sz w:val="22"/>
+                <w:szCs w:val="22"/>
+                <w:color w:val="000000"/>
+              </w:rPr>
+              <w:t xml:space="preserve">0.16, 9.58</w:t>
+            </w:r>
+          </w:p>
+        </w:tc>
+        <w:tc>
+          <w:tcPr>
+            <w:tcBorders>
+              <w:bottom w:val="none" w:sz="0" w:space="0" w:color="000000"/>
+              <w:top w:val="none" w:sz="0" w:space="0" w:color="000000"/>
+              <w:left w:val="none" w:sz="0" w:space="0" w:color="000000"/>
+              <w:right w:val="none" w:sz="0" w:space="0" w:color="000000"/>
+            </w:tcBorders>
+            <w:shd w:val="clear" w:color="auto" w:fill="FFFFFF"/>
+            <w:tcMar>
+              <w:top w:w="0" w:type="dxa"/>
+              <w:bottom w:w="0" w:type="dxa"/>
+              <w:left w:w="0" w:type="dxa"/>
+              <w:right w:w="0" w:type="dxa"/>
+            </w:tcMar>
+            <w:vAlign w:val="top"/>
+          </w:tcPr>
+          <w:p>
+            <w:pPr>
+              <w:pStyle w:val="Normal"/>
+              <w:jc w:val="center"/>
+              <w:pBdr>
+                <w:bottom w:val="none" w:sz="0" w:space="0" w:color="000000"/>
+                <w:top w:val="none" w:sz="0" w:space="0" w:color="000000"/>
+                <w:left w:val="none" w:sz="0" w:space="0" w:color="000000"/>
+                <w:right w:val="none" w:sz="0" w:space="0" w:color="000000"/>
+              </w:pBdr>
+              <w:spacing w:after="100" w:before="100" w:line="240"/>
+              <w:ind w:left="100" w:right="100" w:firstLine="0" w:firstLineChars="0"/>
+              <w:rPr>
+                <w:rFonts w:ascii="Helvetica" w:hAnsi="Helvetica" w:eastAsia="Helvetica" w:cs="Helvetica"/>
+                <w:i w:val="false"/>
+                <w:b w:val="false"/>
+                <w:u w:val="none"/>
+                <w:sz w:val="22"/>
+                <w:szCs w:val="22"/>
+                <w:color w:val="000000"/>
+              </w:rPr>
+            </w:pPr>
+            <w:r>
+              <w:rPr>
+                <w:rFonts w:ascii="Helvetica" w:hAnsi="Helvetica" w:eastAsia="Helvetica" w:cs="Helvetica"/>
+                <w:i w:val="false"/>
+                <w:b w:val="false"/>
+                <w:u w:val="none"/>
+                <w:sz w:val="22"/>
+                <w:szCs w:val="22"/>
+                <w:color w:val="000000"/>
+              </w:rPr>
+              <w:t xml:space="preserve">0.850</w:t>
+            </w:r>
+          </w:p>
+        </w:tc>
+        <w:tc>
+          <w:tcPr>
+            <w:tcBorders>
+              <w:bottom w:val="none" w:sz="0" w:space="0" w:color="000000"/>
+              <w:top w:val="none" w:sz="0" w:space="0" w:color="000000"/>
+              <w:left w:val="none" w:sz="0" w:space="0" w:color="000000"/>
+              <w:right w:val="none" w:sz="0" w:space="0" w:color="000000"/>
+            </w:tcBorders>
+            <w:shd w:val="clear" w:color="auto" w:fill="FFFFFF"/>
+            <w:tcMar>
+              <w:top w:w="0" w:type="dxa"/>
+              <w:bottom w:w="0" w:type="dxa"/>
+              <w:left w:w="0" w:type="dxa"/>
+              <w:right w:w="0" w:type="dxa"/>
+            </w:tcMar>
+            <w:vAlign w:val="top"/>
+          </w:tcPr>
+          <w:p>
+            <w:pPr>
+              <w:pStyle w:val="Normal"/>
+              <w:jc w:val="center"/>
+              <w:pBdr>
+                <w:bottom w:val="none" w:sz="0" w:space="0" w:color="000000"/>
+                <w:top w:val="none" w:sz="0" w:space="0" w:color="000000"/>
+                <w:left w:val="none" w:sz="0" w:space="0" w:color="000000"/>
+                <w:right w:val="none" w:sz="0" w:space="0" w:color="000000"/>
+              </w:pBdr>
+              <w:spacing w:after="100" w:before="100" w:line="240"/>
+              <w:ind w:left="100" w:right="100" w:firstLine="0" w:firstLineChars="0"/>
+              <w:rPr>
+                <w:rFonts w:ascii="Helvetica" w:hAnsi="Helvetica" w:eastAsia="Helvetica" w:cs="Helvetica"/>
+                <w:i w:val="false"/>
+                <w:b w:val="false"/>
+                <w:u w:val="none"/>
+                <w:sz w:val="22"/>
+                <w:szCs w:val="22"/>
+                <w:color w:val="000000"/>
+              </w:rPr>
+            </w:pPr>
+            <w:r>
+              <w:rPr>
+                <w:rFonts w:ascii="Helvetica" w:hAnsi="Helvetica" w:eastAsia="Helvetica" w:cs="Helvetica"/>
+                <w:i w:val="false"/>
+                <w:b w:val="false"/>
+                <w:u w:val="none"/>
+                <w:sz w:val="22"/>
+                <w:szCs w:val="22"/>
+                <w:color w:val="000000"/>
+              </w:rPr>
+              <w:t xml:space="preserve">189</w:t>
+            </w:r>
+          </w:p>
+        </w:tc>
+        <w:tc>
+          <w:tcPr>
+            <w:tcBorders>
+              <w:bottom w:val="none" w:sz="0" w:space="0" w:color="000000"/>
+              <w:top w:val="none" w:sz="0" w:space="0" w:color="000000"/>
+              <w:left w:val="none" w:sz="0" w:space="0" w:color="000000"/>
+              <w:right w:val="none" w:sz="0" w:space="0" w:color="000000"/>
+            </w:tcBorders>
+            <w:shd w:val="clear" w:color="auto" w:fill="FFFFFF"/>
+            <w:tcMar>
+              <w:top w:w="0" w:type="dxa"/>
+              <w:bottom w:w="0" w:type="dxa"/>
+              <w:left w:w="0" w:type="dxa"/>
+              <w:right w:w="0" w:type="dxa"/>
+            </w:tcMar>
+            <w:vAlign w:val="top"/>
+          </w:tcPr>
+          <w:p>
+            <w:pPr>
+              <w:pStyle w:val="Normal"/>
+              <w:jc w:val="center"/>
+              <w:pBdr>
+                <w:bottom w:val="none" w:sz="0" w:space="0" w:color="000000"/>
+                <w:top w:val="none" w:sz="0" w:space="0" w:color="000000"/>
+                <w:left w:val="none" w:sz="0" w:space="0" w:color="000000"/>
+                <w:right w:val="none" w:sz="0" w:space="0" w:color="000000"/>
+              </w:pBdr>
+              <w:spacing w:after="100" w:before="100" w:line="240"/>
+              <w:ind w:left="100" w:right="100" w:firstLine="0" w:firstLineChars="0"/>
+              <w:rPr>
+                <w:rFonts w:ascii="Helvetica" w:hAnsi="Helvetica" w:eastAsia="Helvetica" w:cs="Helvetica"/>
+                <w:i w:val="false"/>
+                <w:b w:val="false"/>
+                <w:u w:val="none"/>
+                <w:sz w:val="22"/>
+                <w:szCs w:val="22"/>
+                <w:color w:val="000000"/>
+              </w:rPr>
+            </w:pPr>
+            <w:r>
+              <w:rPr>
+                <w:rFonts w:ascii="Helvetica" w:hAnsi="Helvetica" w:eastAsia="Helvetica" w:cs="Helvetica"/>
+                <w:i w:val="false"/>
+                <w:b w:val="false"/>
+                <w:u w:val="none"/>
+                <w:sz w:val="22"/>
+                <w:szCs w:val="22"/>
+                <w:color w:val="000000"/>
+              </w:rPr>
+              <w:t xml:space="preserve">2.18</w:t>
+            </w:r>
+          </w:p>
+        </w:tc>
+        <w:tc>
+          <w:tcPr>
+            <w:tcBorders>
+              <w:bottom w:val="none" w:sz="0" w:space="0" w:color="000000"/>
+              <w:top w:val="none" w:sz="0" w:space="0" w:color="000000"/>
+              <w:left w:val="none" w:sz="0" w:space="0" w:color="000000"/>
+              <w:right w:val="none" w:sz="0" w:space="0" w:color="000000"/>
+            </w:tcBorders>
+            <w:shd w:val="clear" w:color="auto" w:fill="FFFFFF"/>
+            <w:tcMar>
+              <w:top w:w="0" w:type="dxa"/>
+              <w:bottom w:w="0" w:type="dxa"/>
+              <w:left w:w="0" w:type="dxa"/>
+              <w:right w:w="0" w:type="dxa"/>
+            </w:tcMar>
+            <w:vAlign w:val="top"/>
+          </w:tcPr>
+          <w:p>
+            <w:pPr>
+              <w:pStyle w:val="Normal"/>
+              <w:jc w:val="center"/>
+              <w:pBdr>
+                <w:bottom w:val="none" w:sz="0" w:space="0" w:color="000000"/>
+                <w:top w:val="none" w:sz="0" w:space="0" w:color="000000"/>
+                <w:left w:val="none" w:sz="0" w:space="0" w:color="000000"/>
+                <w:right w:val="none" w:sz="0" w:space="0" w:color="000000"/>
+              </w:pBdr>
+              <w:spacing w:after="100" w:before="100" w:line="240"/>
+              <w:ind w:left="100" w:right="100" w:firstLine="0" w:firstLineChars="0"/>
+              <w:rPr>
+                <w:rFonts w:ascii="Helvetica" w:hAnsi="Helvetica" w:eastAsia="Helvetica" w:cs="Helvetica"/>
+                <w:i w:val="false"/>
+                <w:b w:val="false"/>
+                <w:u w:val="none"/>
+                <w:sz w:val="22"/>
+                <w:szCs w:val="22"/>
+                <w:color w:val="000000"/>
+              </w:rPr>
+            </w:pPr>
+            <w:r>
+              <w:rPr>
+                <w:rFonts w:ascii="Helvetica" w:hAnsi="Helvetica" w:eastAsia="Helvetica" w:cs="Helvetica"/>
+                <w:i w:val="false"/>
+                <w:b w:val="false"/>
+                <w:u w:val="none"/>
+                <w:sz w:val="22"/>
+                <w:szCs w:val="22"/>
+                <w:color w:val="000000"/>
+              </w:rPr>
+              <w:t xml:space="preserve">0.07, 65.5</w:t>
+            </w:r>
+          </w:p>
+        </w:tc>
+        <w:tc>
+          <w:tcPr>
+            <w:tcBorders>
+              <w:bottom w:val="none" w:sz="0" w:space="0" w:color="000000"/>
+              <w:top w:val="none" w:sz="0" w:space="0" w:color="000000"/>
+              <w:left w:val="none" w:sz="0" w:space="0" w:color="000000"/>
+              <w:right w:val="none" w:sz="0" w:space="0" w:color="000000"/>
+            </w:tcBorders>
+            <w:shd w:val="clear" w:color="auto" w:fill="FFFFFF"/>
+            <w:tcMar>
+              <w:top w:w="0" w:type="dxa"/>
+              <w:bottom w:w="0" w:type="dxa"/>
+              <w:left w:w="0" w:type="dxa"/>
+              <w:right w:w="0" w:type="dxa"/>
+            </w:tcMar>
+            <w:vAlign w:val="top"/>
+          </w:tcPr>
+          <w:p>
+            <w:pPr>
+              <w:pStyle w:val="Normal"/>
+              <w:jc w:val="center"/>
+              <w:pBdr>
+                <w:bottom w:val="none" w:sz="0" w:space="0" w:color="000000"/>
+                <w:top w:val="none" w:sz="0" w:space="0" w:color="000000"/>
+                <w:left w:val="none" w:sz="0" w:space="0" w:color="000000"/>
+                <w:right w:val="none" w:sz="0" w:space="0" w:color="000000"/>
+              </w:pBdr>
+              <w:spacing w:after="100" w:before="100" w:line="240"/>
+              <w:ind w:left="100" w:right="100" w:firstLine="0" w:firstLineChars="0"/>
+              <w:rPr>
+                <w:rFonts w:ascii="Helvetica" w:hAnsi="Helvetica" w:eastAsia="Helvetica" w:cs="Helvetica"/>
+                <w:i w:val="false"/>
+                <w:b w:val="false"/>
+                <w:u w:val="none"/>
+                <w:sz w:val="22"/>
+                <w:szCs w:val="22"/>
+                <w:color w:val="000000"/>
+              </w:rPr>
+            </w:pPr>
+            <w:r>
+              <w:rPr>
+                <w:rFonts w:ascii="Helvetica" w:hAnsi="Helvetica" w:eastAsia="Helvetica" w:cs="Helvetica"/>
+                <w:i w:val="false"/>
+                <w:b w:val="false"/>
+                <w:u w:val="none"/>
+                <w:sz w:val="22"/>
+                <w:szCs w:val="22"/>
+                <w:color w:val="000000"/>
+              </w:rPr>
+              <w:t xml:space="preserve">0.650</w:t>
             </w:r>
           </w:p>
         </w:tc>
@@ -11464,7 +11464,7 @@
                 <w:szCs w:val="22"/>
                 <w:color w:val="000000"/>
               </w:rPr>
-              <w:t xml:space="preserve">190</w:t>
+              <w:t xml:space="preserve">189</w:t>
             </w:r>
           </w:p>
         </w:tc>
@@ -11676,7 +11676,7 @@
                 <w:szCs w:val="22"/>
                 <w:color w:val="000000"/>
               </w:rPr>
-              <w:t xml:space="preserve">190</w:t>
+              <w:t xml:space="preserve">189</w:t>
             </w:r>
           </w:p>
         </w:tc>
@@ -11782,60 +11782,60 @@
                 <w:szCs w:val="22"/>
                 <w:color w:val="000000"/>
               </w:rPr>
-              <w:t xml:space="preserve">0.00, 0.49</w:t>
-            </w:r>
-          </w:p>
-        </w:tc>
-        <w:tc>
-          <w:tcPr>
-            <w:tcBorders>
-              <w:bottom w:val="none" w:sz="0" w:space="0" w:color="000000"/>
-              <w:top w:val="none" w:sz="0" w:space="0" w:color="000000"/>
-              <w:left w:val="none" w:sz="0" w:space="0" w:color="000000"/>
-              <w:right w:val="none" w:sz="0" w:space="0" w:color="000000"/>
-            </w:tcBorders>
-            <w:shd w:val="clear" w:color="auto" w:fill="FFFFFF"/>
-            <w:tcMar>
-              <w:top w:w="0" w:type="dxa"/>
-              <w:bottom w:w="0" w:type="dxa"/>
-              <w:left w:w="0" w:type="dxa"/>
-              <w:right w:w="0" w:type="dxa"/>
-            </w:tcMar>
-            <w:vAlign w:val="top"/>
-          </w:tcPr>
-          <w:p>
-            <w:pPr>
-              <w:pStyle w:val="Normal"/>
-              <w:jc w:val="center"/>
-              <w:pBdr>
-                <w:bottom w:val="none" w:sz="0" w:space="0" w:color="000000"/>
-                <w:top w:val="none" w:sz="0" w:space="0" w:color="000000"/>
-                <w:left w:val="none" w:sz="0" w:space="0" w:color="000000"/>
-                <w:right w:val="none" w:sz="0" w:space="0" w:color="000000"/>
-              </w:pBdr>
-              <w:spacing w:after="100" w:before="100" w:line="240"/>
-              <w:ind w:left="100" w:right="100" w:firstLine="0" w:firstLineChars="0"/>
-              <w:rPr>
-                <w:rFonts w:ascii="Helvetica" w:hAnsi="Helvetica" w:eastAsia="Helvetica" w:cs="Helvetica"/>
-                <w:i w:val="false"/>
-                <w:b w:val="false"/>
-                <w:u w:val="none"/>
-                <w:sz w:val="22"/>
-                <w:szCs w:val="22"/>
-                <w:color w:val="000000"/>
-              </w:rPr>
-            </w:pPr>
-            <w:r>
-              <w:rPr>
-                <w:rFonts w:ascii="Helvetica" w:hAnsi="Helvetica" w:eastAsia="Helvetica" w:cs="Helvetica"/>
-                <w:i w:val="false"/>
-                <w:b w:val="false"/>
-                <w:u w:val="none"/>
-                <w:sz w:val="22"/>
-                <w:szCs w:val="22"/>
-                <w:color w:val="000000"/>
-              </w:rPr>
-              <w:t xml:space="preserve">0.017</w:t>
+              <w:t xml:space="preserve">0.00, 0.43</w:t>
+            </w:r>
+          </w:p>
+        </w:tc>
+        <w:tc>
+          <w:tcPr>
+            <w:tcBorders>
+              <w:bottom w:val="none" w:sz="0" w:space="0" w:color="000000"/>
+              <w:top w:val="none" w:sz="0" w:space="0" w:color="000000"/>
+              <w:left w:val="none" w:sz="0" w:space="0" w:color="000000"/>
+              <w:right w:val="none" w:sz="0" w:space="0" w:color="000000"/>
+            </w:tcBorders>
+            <w:shd w:val="clear" w:color="auto" w:fill="FFFFFF"/>
+            <w:tcMar>
+              <w:top w:w="0" w:type="dxa"/>
+              <w:bottom w:w="0" w:type="dxa"/>
+              <w:left w:w="0" w:type="dxa"/>
+              <w:right w:w="0" w:type="dxa"/>
+            </w:tcMar>
+            <w:vAlign w:val="top"/>
+          </w:tcPr>
+          <w:p>
+            <w:pPr>
+              <w:pStyle w:val="Normal"/>
+              <w:jc w:val="center"/>
+              <w:pBdr>
+                <w:bottom w:val="none" w:sz="0" w:space="0" w:color="000000"/>
+                <w:top w:val="none" w:sz="0" w:space="0" w:color="000000"/>
+                <w:left w:val="none" w:sz="0" w:space="0" w:color="000000"/>
+                <w:right w:val="none" w:sz="0" w:space="0" w:color="000000"/>
+              </w:pBdr>
+              <w:spacing w:after="100" w:before="100" w:line="240"/>
+              <w:ind w:left="100" w:right="100" w:firstLine="0" w:firstLineChars="0"/>
+              <w:rPr>
+                <w:rFonts w:ascii="Helvetica" w:hAnsi="Helvetica" w:eastAsia="Helvetica" w:cs="Helvetica"/>
+                <w:i w:val="false"/>
+                <w:b w:val="false"/>
+                <w:u w:val="none"/>
+                <w:sz w:val="22"/>
+                <w:szCs w:val="22"/>
+                <w:color w:val="000000"/>
+              </w:rPr>
+            </w:pPr>
+            <w:r>
+              <w:rPr>
+                <w:rFonts w:ascii="Helvetica" w:hAnsi="Helvetica" w:eastAsia="Helvetica" w:cs="Helvetica"/>
+                <w:i w:val="false"/>
+                <w:b w:val="false"/>
+                <w:u w:val="none"/>
+                <w:sz w:val="22"/>
+                <w:szCs w:val="22"/>
+                <w:color w:val="000000"/>
+              </w:rPr>
+              <w:t xml:space="preserve">0.012</w:t>
             </w:r>
           </w:p>
         </w:tc>
@@ -11947,7 +11947,7 @@
                 <w:szCs w:val="22"/>
                 <w:color w:val="000000"/>
               </w:rPr>
-              <w:t xml:space="preserve">190</w:t>
+              <w:t xml:space="preserve">189</w:t>
             </w:r>
           </w:p>
         </w:tc>
@@ -12053,272 +12053,272 @@
                 <w:szCs w:val="22"/>
                 <w:color w:val="000000"/>
               </w:rPr>
-              <w:t xml:space="preserve">0.30, 5.36</w:t>
-            </w:r>
-          </w:p>
-        </w:tc>
-        <w:tc>
-          <w:tcPr>
-            <w:tcBorders>
-              <w:bottom w:val="none" w:sz="0" w:space="0" w:color="000000"/>
-              <w:top w:val="none" w:sz="0" w:space="0" w:color="000000"/>
-              <w:left w:val="none" w:sz="0" w:space="0" w:color="000000"/>
-              <w:right w:val="none" w:sz="0" w:space="0" w:color="000000"/>
-            </w:tcBorders>
-            <w:shd w:val="clear" w:color="auto" w:fill="FFFFFF"/>
-            <w:tcMar>
-              <w:top w:w="0" w:type="dxa"/>
-              <w:bottom w:w="0" w:type="dxa"/>
-              <w:left w:w="0" w:type="dxa"/>
-              <w:right w:w="0" w:type="dxa"/>
-            </w:tcMar>
-            <w:vAlign w:val="top"/>
-          </w:tcPr>
-          <w:p>
-            <w:pPr>
-              <w:pStyle w:val="Normal"/>
-              <w:jc w:val="center"/>
-              <w:pBdr>
-                <w:bottom w:val="none" w:sz="0" w:space="0" w:color="000000"/>
-                <w:top w:val="none" w:sz="0" w:space="0" w:color="000000"/>
-                <w:left w:val="none" w:sz="0" w:space="0" w:color="000000"/>
-                <w:right w:val="none" w:sz="0" w:space="0" w:color="000000"/>
-              </w:pBdr>
-              <w:spacing w:after="100" w:before="100" w:line="240"/>
-              <w:ind w:left="100" w:right="100" w:firstLine="0" w:firstLineChars="0"/>
-              <w:rPr>
-                <w:rFonts w:ascii="Helvetica" w:hAnsi="Helvetica" w:eastAsia="Helvetica" w:cs="Helvetica"/>
-                <w:i w:val="false"/>
-                <w:b w:val="false"/>
-                <w:u w:val="none"/>
-                <w:sz w:val="22"/>
-                <w:szCs w:val="22"/>
-                <w:color w:val="000000"/>
-              </w:rPr>
-            </w:pPr>
-            <w:r>
-              <w:rPr>
-                <w:rFonts w:ascii="Helvetica" w:hAnsi="Helvetica" w:eastAsia="Helvetica" w:cs="Helvetica"/>
-                <w:i w:val="false"/>
-                <w:b w:val="false"/>
-                <w:u w:val="none"/>
-                <w:sz w:val="22"/>
-                <w:szCs w:val="22"/>
-                <w:color w:val="000000"/>
-              </w:rPr>
-              <w:t xml:space="preserve">0.750</w:t>
-            </w:r>
-          </w:p>
-        </w:tc>
-        <w:tc>
-          <w:tcPr>
-            <w:tcBorders>
-              <w:bottom w:val="none" w:sz="0" w:space="0" w:color="000000"/>
-              <w:top w:val="none" w:sz="0" w:space="0" w:color="000000"/>
-              <w:left w:val="none" w:sz="0" w:space="0" w:color="000000"/>
-              <w:right w:val="none" w:sz="0" w:space="0" w:color="000000"/>
-            </w:tcBorders>
-            <w:shd w:val="clear" w:color="auto" w:fill="FFFFFF"/>
-            <w:tcMar>
-              <w:top w:w="0" w:type="dxa"/>
-              <w:bottom w:w="0" w:type="dxa"/>
-              <w:left w:w="0" w:type="dxa"/>
-              <w:right w:w="0" w:type="dxa"/>
-            </w:tcMar>
-            <w:vAlign w:val="top"/>
-          </w:tcPr>
-          <w:p>
-            <w:pPr>
-              <w:pStyle w:val="Normal"/>
-              <w:jc w:val="center"/>
-              <w:pBdr>
-                <w:bottom w:val="none" w:sz="0" w:space="0" w:color="000000"/>
-                <w:top w:val="none" w:sz="0" w:space="0" w:color="000000"/>
-                <w:left w:val="none" w:sz="0" w:space="0" w:color="000000"/>
-                <w:right w:val="none" w:sz="0" w:space="0" w:color="000000"/>
-              </w:pBdr>
-              <w:spacing w:after="100" w:before="100" w:line="240"/>
-              <w:ind w:left="100" w:right="100" w:firstLine="0" w:firstLineChars="0"/>
-              <w:rPr>
-                <w:rFonts w:ascii="Helvetica" w:hAnsi="Helvetica" w:eastAsia="Helvetica" w:cs="Helvetica"/>
-                <w:i w:val="false"/>
-                <w:b w:val="false"/>
-                <w:u w:val="none"/>
-                <w:sz w:val="22"/>
-                <w:szCs w:val="22"/>
-                <w:color w:val="000000"/>
-              </w:rPr>
-            </w:pPr>
-            <w:r>
-              <w:rPr>
-                <w:rFonts w:ascii="Helvetica" w:hAnsi="Helvetica" w:eastAsia="Helvetica" w:cs="Helvetica"/>
-                <w:i w:val="false"/>
-                <w:b w:val="false"/>
-                <w:u w:val="none"/>
-                <w:sz w:val="22"/>
-                <w:szCs w:val="22"/>
-                <w:color w:val="000000"/>
-              </w:rPr>
-              <w:t xml:space="preserve">190</w:t>
-            </w:r>
-          </w:p>
-        </w:tc>
-        <w:tc>
-          <w:tcPr>
-            <w:tcBorders>
-              <w:bottom w:val="none" w:sz="0" w:space="0" w:color="000000"/>
-              <w:top w:val="none" w:sz="0" w:space="0" w:color="000000"/>
-              <w:left w:val="none" w:sz="0" w:space="0" w:color="000000"/>
-              <w:right w:val="none" w:sz="0" w:space="0" w:color="000000"/>
-            </w:tcBorders>
-            <w:shd w:val="clear" w:color="auto" w:fill="FFFFFF"/>
-            <w:tcMar>
-              <w:top w:w="0" w:type="dxa"/>
-              <w:bottom w:w="0" w:type="dxa"/>
-              <w:left w:w="0" w:type="dxa"/>
-              <w:right w:w="0" w:type="dxa"/>
-            </w:tcMar>
-            <w:vAlign w:val="top"/>
-          </w:tcPr>
-          <w:p>
-            <w:pPr>
-              <w:pStyle w:val="Normal"/>
-              <w:jc w:val="center"/>
-              <w:pBdr>
-                <w:bottom w:val="none" w:sz="0" w:space="0" w:color="000000"/>
-                <w:top w:val="none" w:sz="0" w:space="0" w:color="000000"/>
-                <w:left w:val="none" w:sz="0" w:space="0" w:color="000000"/>
-                <w:right w:val="none" w:sz="0" w:space="0" w:color="000000"/>
-              </w:pBdr>
-              <w:spacing w:after="100" w:before="100" w:line="240"/>
-              <w:ind w:left="100" w:right="100" w:firstLine="0" w:firstLineChars="0"/>
-              <w:rPr>
-                <w:rFonts w:ascii="Helvetica" w:hAnsi="Helvetica" w:eastAsia="Helvetica" w:cs="Helvetica"/>
-                <w:i w:val="false"/>
-                <w:b w:val="false"/>
-                <w:u w:val="none"/>
-                <w:sz w:val="22"/>
-                <w:szCs w:val="22"/>
-                <w:color w:val="000000"/>
-              </w:rPr>
-            </w:pPr>
-            <w:r>
-              <w:rPr>
-                <w:rFonts w:ascii="Helvetica" w:hAnsi="Helvetica" w:eastAsia="Helvetica" w:cs="Helvetica"/>
-                <w:i w:val="false"/>
-                <w:b w:val="false"/>
-                <w:u w:val="none"/>
-                <w:sz w:val="22"/>
-                <w:szCs w:val="22"/>
-                <w:color w:val="000000"/>
-              </w:rPr>
-              <w:t xml:space="preserve">0.48</w:t>
-            </w:r>
-          </w:p>
-        </w:tc>
-        <w:tc>
-          <w:tcPr>
-            <w:tcBorders>
-              <w:bottom w:val="none" w:sz="0" w:space="0" w:color="000000"/>
-              <w:top w:val="none" w:sz="0" w:space="0" w:color="000000"/>
-              <w:left w:val="none" w:sz="0" w:space="0" w:color="000000"/>
-              <w:right w:val="none" w:sz="0" w:space="0" w:color="000000"/>
-            </w:tcBorders>
-            <w:shd w:val="clear" w:color="auto" w:fill="FFFFFF"/>
-            <w:tcMar>
-              <w:top w:w="0" w:type="dxa"/>
-              <w:bottom w:w="0" w:type="dxa"/>
-              <w:left w:w="0" w:type="dxa"/>
-              <w:right w:w="0" w:type="dxa"/>
-            </w:tcMar>
-            <w:vAlign w:val="top"/>
-          </w:tcPr>
-          <w:p>
-            <w:pPr>
-              <w:pStyle w:val="Normal"/>
-              <w:jc w:val="center"/>
-              <w:pBdr>
-                <w:bottom w:val="none" w:sz="0" w:space="0" w:color="000000"/>
-                <w:top w:val="none" w:sz="0" w:space="0" w:color="000000"/>
-                <w:left w:val="none" w:sz="0" w:space="0" w:color="000000"/>
-                <w:right w:val="none" w:sz="0" w:space="0" w:color="000000"/>
-              </w:pBdr>
-              <w:spacing w:after="100" w:before="100" w:line="240"/>
-              <w:ind w:left="100" w:right="100" w:firstLine="0" w:firstLineChars="0"/>
-              <w:rPr>
-                <w:rFonts w:ascii="Helvetica" w:hAnsi="Helvetica" w:eastAsia="Helvetica" w:cs="Helvetica"/>
-                <w:i w:val="false"/>
-                <w:b w:val="false"/>
-                <w:u w:val="none"/>
-                <w:sz w:val="22"/>
-                <w:szCs w:val="22"/>
-                <w:color w:val="000000"/>
-              </w:rPr>
-            </w:pPr>
-            <w:r>
-              <w:rPr>
-                <w:rFonts w:ascii="Helvetica" w:hAnsi="Helvetica" w:eastAsia="Helvetica" w:cs="Helvetica"/>
-                <w:i w:val="false"/>
-                <w:b w:val="false"/>
-                <w:u w:val="none"/>
-                <w:sz w:val="22"/>
-                <w:szCs w:val="22"/>
-                <w:color w:val="000000"/>
-              </w:rPr>
-              <w:t xml:space="preserve">0.06, 3.95</w:t>
-            </w:r>
-          </w:p>
-        </w:tc>
-        <w:tc>
-          <w:tcPr>
-            <w:tcBorders>
-              <w:bottom w:val="none" w:sz="0" w:space="0" w:color="000000"/>
-              <w:top w:val="none" w:sz="0" w:space="0" w:color="000000"/>
-              <w:left w:val="none" w:sz="0" w:space="0" w:color="000000"/>
-              <w:right w:val="none" w:sz="0" w:space="0" w:color="000000"/>
-            </w:tcBorders>
-            <w:shd w:val="clear" w:color="auto" w:fill="FFFFFF"/>
-            <w:tcMar>
-              <w:top w:w="0" w:type="dxa"/>
-              <w:bottom w:w="0" w:type="dxa"/>
-              <w:left w:w="0" w:type="dxa"/>
-              <w:right w:w="0" w:type="dxa"/>
-            </w:tcMar>
-            <w:vAlign w:val="top"/>
-          </w:tcPr>
-          <w:p>
-            <w:pPr>
-              <w:pStyle w:val="Normal"/>
-              <w:jc w:val="center"/>
-              <w:pBdr>
-                <w:bottom w:val="none" w:sz="0" w:space="0" w:color="000000"/>
-                <w:top w:val="none" w:sz="0" w:space="0" w:color="000000"/>
-                <w:left w:val="none" w:sz="0" w:space="0" w:color="000000"/>
-                <w:right w:val="none" w:sz="0" w:space="0" w:color="000000"/>
-              </w:pBdr>
-              <w:spacing w:after="100" w:before="100" w:line="240"/>
-              <w:ind w:left="100" w:right="100" w:firstLine="0" w:firstLineChars="0"/>
-              <w:rPr>
-                <w:rFonts w:ascii="Helvetica" w:hAnsi="Helvetica" w:eastAsia="Helvetica" w:cs="Helvetica"/>
-                <w:i w:val="false"/>
-                <w:b w:val="false"/>
-                <w:u w:val="none"/>
-                <w:sz w:val="22"/>
-                <w:szCs w:val="22"/>
-                <w:color w:val="000000"/>
-              </w:rPr>
-            </w:pPr>
-            <w:r>
-              <w:rPr>
-                <w:rFonts w:ascii="Helvetica" w:hAnsi="Helvetica" w:eastAsia="Helvetica" w:cs="Helvetica"/>
-                <w:i w:val="false"/>
-                <w:b w:val="false"/>
-                <w:u w:val="none"/>
-                <w:sz w:val="22"/>
-                <w:szCs w:val="22"/>
-                <w:color w:val="000000"/>
-              </w:rPr>
-              <w:t xml:space="preserve">0.490</w:t>
+              <w:t xml:space="preserve">0.30, 5.32</w:t>
+            </w:r>
+          </w:p>
+        </w:tc>
+        <w:tc>
+          <w:tcPr>
+            <w:tcBorders>
+              <w:bottom w:val="none" w:sz="0" w:space="0" w:color="000000"/>
+              <w:top w:val="none" w:sz="0" w:space="0" w:color="000000"/>
+              <w:left w:val="none" w:sz="0" w:space="0" w:color="000000"/>
+              <w:right w:val="none" w:sz="0" w:space="0" w:color="000000"/>
+            </w:tcBorders>
+            <w:shd w:val="clear" w:color="auto" w:fill="FFFFFF"/>
+            <w:tcMar>
+              <w:top w:w="0" w:type="dxa"/>
+              <w:bottom w:w="0" w:type="dxa"/>
+              <w:left w:w="0" w:type="dxa"/>
+              <w:right w:w="0" w:type="dxa"/>
+            </w:tcMar>
+            <w:vAlign w:val="top"/>
+          </w:tcPr>
+          <w:p>
+            <w:pPr>
+              <w:pStyle w:val="Normal"/>
+              <w:jc w:val="center"/>
+              <w:pBdr>
+                <w:bottom w:val="none" w:sz="0" w:space="0" w:color="000000"/>
+                <w:top w:val="none" w:sz="0" w:space="0" w:color="000000"/>
+                <w:left w:val="none" w:sz="0" w:space="0" w:color="000000"/>
+                <w:right w:val="none" w:sz="0" w:space="0" w:color="000000"/>
+              </w:pBdr>
+              <w:spacing w:after="100" w:before="100" w:line="240"/>
+              <w:ind w:left="100" w:right="100" w:firstLine="0" w:firstLineChars="0"/>
+              <w:rPr>
+                <w:rFonts w:ascii="Helvetica" w:hAnsi="Helvetica" w:eastAsia="Helvetica" w:cs="Helvetica"/>
+                <w:i w:val="false"/>
+                <w:b w:val="false"/>
+                <w:u w:val="none"/>
+                <w:sz w:val="22"/>
+                <w:szCs w:val="22"/>
+                <w:color w:val="000000"/>
+              </w:rPr>
+            </w:pPr>
+            <w:r>
+              <w:rPr>
+                <w:rFonts w:ascii="Helvetica" w:hAnsi="Helvetica" w:eastAsia="Helvetica" w:cs="Helvetica"/>
+                <w:i w:val="false"/>
+                <w:b w:val="false"/>
+                <w:u w:val="none"/>
+                <w:sz w:val="22"/>
+                <w:szCs w:val="22"/>
+                <w:color w:val="000000"/>
+              </w:rPr>
+              <w:t xml:space="preserve">0.760</w:t>
+            </w:r>
+          </w:p>
+        </w:tc>
+        <w:tc>
+          <w:tcPr>
+            <w:tcBorders>
+              <w:bottom w:val="none" w:sz="0" w:space="0" w:color="000000"/>
+              <w:top w:val="none" w:sz="0" w:space="0" w:color="000000"/>
+              <w:left w:val="none" w:sz="0" w:space="0" w:color="000000"/>
+              <w:right w:val="none" w:sz="0" w:space="0" w:color="000000"/>
+            </w:tcBorders>
+            <w:shd w:val="clear" w:color="auto" w:fill="FFFFFF"/>
+            <w:tcMar>
+              <w:top w:w="0" w:type="dxa"/>
+              <w:bottom w:w="0" w:type="dxa"/>
+              <w:left w:w="0" w:type="dxa"/>
+              <w:right w:w="0" w:type="dxa"/>
+            </w:tcMar>
+            <w:vAlign w:val="top"/>
+          </w:tcPr>
+          <w:p>
+            <w:pPr>
+              <w:pStyle w:val="Normal"/>
+              <w:jc w:val="center"/>
+              <w:pBdr>
+                <w:bottom w:val="none" w:sz="0" w:space="0" w:color="000000"/>
+                <w:top w:val="none" w:sz="0" w:space="0" w:color="000000"/>
+                <w:left w:val="none" w:sz="0" w:space="0" w:color="000000"/>
+                <w:right w:val="none" w:sz="0" w:space="0" w:color="000000"/>
+              </w:pBdr>
+              <w:spacing w:after="100" w:before="100" w:line="240"/>
+              <w:ind w:left="100" w:right="100" w:firstLine="0" w:firstLineChars="0"/>
+              <w:rPr>
+                <w:rFonts w:ascii="Helvetica" w:hAnsi="Helvetica" w:eastAsia="Helvetica" w:cs="Helvetica"/>
+                <w:i w:val="false"/>
+                <w:b w:val="false"/>
+                <w:u w:val="none"/>
+                <w:sz w:val="22"/>
+                <w:szCs w:val="22"/>
+                <w:color w:val="000000"/>
+              </w:rPr>
+            </w:pPr>
+            <w:r>
+              <w:rPr>
+                <w:rFonts w:ascii="Helvetica" w:hAnsi="Helvetica" w:eastAsia="Helvetica" w:cs="Helvetica"/>
+                <w:i w:val="false"/>
+                <w:b w:val="false"/>
+                <w:u w:val="none"/>
+                <w:sz w:val="22"/>
+                <w:szCs w:val="22"/>
+                <w:color w:val="000000"/>
+              </w:rPr>
+              <w:t xml:space="preserve">189</w:t>
+            </w:r>
+          </w:p>
+        </w:tc>
+        <w:tc>
+          <w:tcPr>
+            <w:tcBorders>
+              <w:bottom w:val="none" w:sz="0" w:space="0" w:color="000000"/>
+              <w:top w:val="none" w:sz="0" w:space="0" w:color="000000"/>
+              <w:left w:val="none" w:sz="0" w:space="0" w:color="000000"/>
+              <w:right w:val="none" w:sz="0" w:space="0" w:color="000000"/>
+            </w:tcBorders>
+            <w:shd w:val="clear" w:color="auto" w:fill="FFFFFF"/>
+            <w:tcMar>
+              <w:top w:w="0" w:type="dxa"/>
+              <w:bottom w:w="0" w:type="dxa"/>
+              <w:left w:w="0" w:type="dxa"/>
+              <w:right w:w="0" w:type="dxa"/>
+            </w:tcMar>
+            <w:vAlign w:val="top"/>
+          </w:tcPr>
+          <w:p>
+            <w:pPr>
+              <w:pStyle w:val="Normal"/>
+              <w:jc w:val="center"/>
+              <w:pBdr>
+                <w:bottom w:val="none" w:sz="0" w:space="0" w:color="000000"/>
+                <w:top w:val="none" w:sz="0" w:space="0" w:color="000000"/>
+                <w:left w:val="none" w:sz="0" w:space="0" w:color="000000"/>
+                <w:right w:val="none" w:sz="0" w:space="0" w:color="000000"/>
+              </w:pBdr>
+              <w:spacing w:after="100" w:before="100" w:line="240"/>
+              <w:ind w:left="100" w:right="100" w:firstLine="0" w:firstLineChars="0"/>
+              <w:rPr>
+                <w:rFonts w:ascii="Helvetica" w:hAnsi="Helvetica" w:eastAsia="Helvetica" w:cs="Helvetica"/>
+                <w:i w:val="false"/>
+                <w:b w:val="false"/>
+                <w:u w:val="none"/>
+                <w:sz w:val="22"/>
+                <w:szCs w:val="22"/>
+                <w:color w:val="000000"/>
+              </w:rPr>
+            </w:pPr>
+            <w:r>
+              <w:rPr>
+                <w:rFonts w:ascii="Helvetica" w:hAnsi="Helvetica" w:eastAsia="Helvetica" w:cs="Helvetica"/>
+                <w:i w:val="false"/>
+                <w:b w:val="false"/>
+                <w:u w:val="none"/>
+                <w:sz w:val="22"/>
+                <w:szCs w:val="22"/>
+                <w:color w:val="000000"/>
+              </w:rPr>
+              <w:t xml:space="preserve">0.37</w:t>
+            </w:r>
+          </w:p>
+        </w:tc>
+        <w:tc>
+          <w:tcPr>
+            <w:tcBorders>
+              <w:bottom w:val="none" w:sz="0" w:space="0" w:color="000000"/>
+              <w:top w:val="none" w:sz="0" w:space="0" w:color="000000"/>
+              <w:left w:val="none" w:sz="0" w:space="0" w:color="000000"/>
+              <w:right w:val="none" w:sz="0" w:space="0" w:color="000000"/>
+            </w:tcBorders>
+            <w:shd w:val="clear" w:color="auto" w:fill="FFFFFF"/>
+            <w:tcMar>
+              <w:top w:w="0" w:type="dxa"/>
+              <w:bottom w:w="0" w:type="dxa"/>
+              <w:left w:w="0" w:type="dxa"/>
+              <w:right w:w="0" w:type="dxa"/>
+            </w:tcMar>
+            <w:vAlign w:val="top"/>
+          </w:tcPr>
+          <w:p>
+            <w:pPr>
+              <w:pStyle w:val="Normal"/>
+              <w:jc w:val="center"/>
+              <w:pBdr>
+                <w:bottom w:val="none" w:sz="0" w:space="0" w:color="000000"/>
+                <w:top w:val="none" w:sz="0" w:space="0" w:color="000000"/>
+                <w:left w:val="none" w:sz="0" w:space="0" w:color="000000"/>
+                <w:right w:val="none" w:sz="0" w:space="0" w:color="000000"/>
+              </w:pBdr>
+              <w:spacing w:after="100" w:before="100" w:line="240"/>
+              <w:ind w:left="100" w:right="100" w:firstLine="0" w:firstLineChars="0"/>
+              <w:rPr>
+                <w:rFonts w:ascii="Helvetica" w:hAnsi="Helvetica" w:eastAsia="Helvetica" w:cs="Helvetica"/>
+                <w:i w:val="false"/>
+                <w:b w:val="false"/>
+                <w:u w:val="none"/>
+                <w:sz w:val="22"/>
+                <w:szCs w:val="22"/>
+                <w:color w:val="000000"/>
+              </w:rPr>
+            </w:pPr>
+            <w:r>
+              <w:rPr>
+                <w:rFonts w:ascii="Helvetica" w:hAnsi="Helvetica" w:eastAsia="Helvetica" w:cs="Helvetica"/>
+                <w:i w:val="false"/>
+                <w:b w:val="false"/>
+                <w:u w:val="none"/>
+                <w:sz w:val="22"/>
+                <w:szCs w:val="22"/>
+                <w:color w:val="000000"/>
+              </w:rPr>
+              <w:t xml:space="preserve">0.06, 2.36</w:t>
+            </w:r>
+          </w:p>
+        </w:tc>
+        <w:tc>
+          <w:tcPr>
+            <w:tcBorders>
+              <w:bottom w:val="none" w:sz="0" w:space="0" w:color="000000"/>
+              <w:top w:val="none" w:sz="0" w:space="0" w:color="000000"/>
+              <w:left w:val="none" w:sz="0" w:space="0" w:color="000000"/>
+              <w:right w:val="none" w:sz="0" w:space="0" w:color="000000"/>
+            </w:tcBorders>
+            <w:shd w:val="clear" w:color="auto" w:fill="FFFFFF"/>
+            <w:tcMar>
+              <w:top w:w="0" w:type="dxa"/>
+              <w:bottom w:w="0" w:type="dxa"/>
+              <w:left w:w="0" w:type="dxa"/>
+              <w:right w:w="0" w:type="dxa"/>
+            </w:tcMar>
+            <w:vAlign w:val="top"/>
+          </w:tcPr>
+          <w:p>
+            <w:pPr>
+              <w:pStyle w:val="Normal"/>
+              <w:jc w:val="center"/>
+              <w:pBdr>
+                <w:bottom w:val="none" w:sz="0" w:space="0" w:color="000000"/>
+                <w:top w:val="none" w:sz="0" w:space="0" w:color="000000"/>
+                <w:left w:val="none" w:sz="0" w:space="0" w:color="000000"/>
+                <w:right w:val="none" w:sz="0" w:space="0" w:color="000000"/>
+              </w:pBdr>
+              <w:spacing w:after="100" w:before="100" w:line="240"/>
+              <w:ind w:left="100" w:right="100" w:firstLine="0" w:firstLineChars="0"/>
+              <w:rPr>
+                <w:rFonts w:ascii="Helvetica" w:hAnsi="Helvetica" w:eastAsia="Helvetica" w:cs="Helvetica"/>
+                <w:i w:val="false"/>
+                <w:b w:val="false"/>
+                <w:u w:val="none"/>
+                <w:sz w:val="22"/>
+                <w:szCs w:val="22"/>
+                <w:color w:val="000000"/>
+              </w:rPr>
+            </w:pPr>
+            <w:r>
+              <w:rPr>
+                <w:rFonts w:ascii="Helvetica" w:hAnsi="Helvetica" w:eastAsia="Helvetica" w:cs="Helvetica"/>
+                <w:i w:val="false"/>
+                <w:b w:val="false"/>
+                <w:u w:val="none"/>
+                <w:sz w:val="22"/>
+                <w:szCs w:val="22"/>
+                <w:color w:val="000000"/>
+              </w:rPr>
+              <w:t xml:space="preserve">0.290</w:t>
             </w:r>
           </w:p>
         </w:tc>
@@ -12430,7 +12430,7 @@
                 <w:szCs w:val="22"/>
                 <w:color w:val="000000"/>
               </w:rPr>
-              <w:t xml:space="preserve">190</w:t>
+              <w:t xml:space="preserve">189</w:t>
             </w:r>
           </w:p>
         </w:tc>
@@ -12589,219 +12589,219 @@
                 <w:szCs w:val="22"/>
                 <w:color w:val="000000"/>
               </w:rPr>
-              <w:t xml:space="preserve">0.110</w:t>
-            </w:r>
-          </w:p>
-        </w:tc>
-        <w:tc>
-          <w:tcPr>
-            <w:tcBorders>
-              <w:bottom w:val="none" w:sz="0" w:space="0" w:color="000000"/>
-              <w:top w:val="none" w:sz="0" w:space="0" w:color="000000"/>
-              <w:left w:val="none" w:sz="0" w:space="0" w:color="000000"/>
-              <w:right w:val="none" w:sz="0" w:space="0" w:color="000000"/>
-            </w:tcBorders>
-            <w:shd w:val="clear" w:color="auto" w:fill="FFFFFF"/>
-            <w:tcMar>
-              <w:top w:w="0" w:type="dxa"/>
-              <w:bottom w:w="0" w:type="dxa"/>
-              <w:left w:w="0" w:type="dxa"/>
-              <w:right w:w="0" w:type="dxa"/>
-            </w:tcMar>
-            <w:vAlign w:val="top"/>
-          </w:tcPr>
-          <w:p>
-            <w:pPr>
-              <w:pStyle w:val="Normal"/>
-              <w:jc w:val="center"/>
-              <w:pBdr>
-                <w:bottom w:val="none" w:sz="0" w:space="0" w:color="000000"/>
-                <w:top w:val="none" w:sz="0" w:space="0" w:color="000000"/>
-                <w:left w:val="none" w:sz="0" w:space="0" w:color="000000"/>
-                <w:right w:val="none" w:sz="0" w:space="0" w:color="000000"/>
-              </w:pBdr>
-              <w:spacing w:after="100" w:before="100" w:line="240"/>
-              <w:ind w:left="100" w:right="100" w:firstLine="0" w:firstLineChars="0"/>
-              <w:rPr>
-                <w:rFonts w:ascii="Helvetica" w:hAnsi="Helvetica" w:eastAsia="Helvetica" w:cs="Helvetica"/>
-                <w:i w:val="false"/>
-                <w:b w:val="false"/>
-                <w:u w:val="none"/>
-                <w:sz w:val="22"/>
-                <w:szCs w:val="22"/>
-                <w:color w:val="000000"/>
-              </w:rPr>
-            </w:pPr>
-            <w:r>
-              <w:rPr>
-                <w:rFonts w:ascii="Helvetica" w:hAnsi="Helvetica" w:eastAsia="Helvetica" w:cs="Helvetica"/>
-                <w:i w:val="false"/>
-                <w:b w:val="false"/>
-                <w:u w:val="none"/>
-                <w:sz w:val="22"/>
-                <w:szCs w:val="22"/>
-                <w:color w:val="000000"/>
-              </w:rPr>
-              <w:t xml:space="preserve">190</w:t>
-            </w:r>
-          </w:p>
-        </w:tc>
-        <w:tc>
-          <w:tcPr>
-            <w:tcBorders>
-              <w:bottom w:val="none" w:sz="0" w:space="0" w:color="000000"/>
-              <w:top w:val="none" w:sz="0" w:space="0" w:color="000000"/>
-              <w:left w:val="none" w:sz="0" w:space="0" w:color="000000"/>
-              <w:right w:val="none" w:sz="0" w:space="0" w:color="000000"/>
-            </w:tcBorders>
-            <w:shd w:val="clear" w:color="auto" w:fill="FFFFFF"/>
-            <w:tcMar>
-              <w:top w:w="0" w:type="dxa"/>
-              <w:bottom w:w="0" w:type="dxa"/>
-              <w:left w:w="0" w:type="dxa"/>
-              <w:right w:w="0" w:type="dxa"/>
-            </w:tcMar>
-            <w:vAlign w:val="top"/>
-          </w:tcPr>
-          <w:p>
-            <w:pPr>
-              <w:pStyle w:val="Normal"/>
-              <w:jc w:val="center"/>
-              <w:pBdr>
-                <w:bottom w:val="none" w:sz="0" w:space="0" w:color="000000"/>
-                <w:top w:val="none" w:sz="0" w:space="0" w:color="000000"/>
-                <w:left w:val="none" w:sz="0" w:space="0" w:color="000000"/>
-                <w:right w:val="none" w:sz="0" w:space="0" w:color="000000"/>
-              </w:pBdr>
-              <w:spacing w:after="100" w:before="100" w:line="240"/>
-              <w:ind w:left="100" w:right="100" w:firstLine="0" w:firstLineChars="0"/>
-              <w:rPr>
-                <w:rFonts w:ascii="Helvetica" w:hAnsi="Helvetica" w:eastAsia="Helvetica" w:cs="Helvetica"/>
-                <w:i w:val="false"/>
-                <w:b w:val="false"/>
-                <w:u w:val="none"/>
-                <w:sz w:val="22"/>
-                <w:szCs w:val="22"/>
-                <w:color w:val="000000"/>
-              </w:rPr>
-            </w:pPr>
-            <w:r>
-              <w:rPr>
-                <w:rFonts w:ascii="Helvetica" w:hAnsi="Helvetica" w:eastAsia="Helvetica" w:cs="Helvetica"/>
-                <w:i w:val="false"/>
-                <w:b w:val="false"/>
-                <w:u w:val="none"/>
-                <w:sz w:val="22"/>
-                <w:szCs w:val="22"/>
-                <w:color w:val="000000"/>
-              </w:rPr>
-              <w:t xml:space="preserve">0.97</w:t>
-            </w:r>
-          </w:p>
-        </w:tc>
-        <w:tc>
-          <w:tcPr>
-            <w:tcBorders>
-              <w:bottom w:val="none" w:sz="0" w:space="0" w:color="000000"/>
-              <w:top w:val="none" w:sz="0" w:space="0" w:color="000000"/>
-              <w:left w:val="none" w:sz="0" w:space="0" w:color="000000"/>
-              <w:right w:val="none" w:sz="0" w:space="0" w:color="000000"/>
-            </w:tcBorders>
-            <w:shd w:val="clear" w:color="auto" w:fill="FFFFFF"/>
-            <w:tcMar>
-              <w:top w:w="0" w:type="dxa"/>
-              <w:bottom w:w="0" w:type="dxa"/>
-              <w:left w:w="0" w:type="dxa"/>
-              <w:right w:w="0" w:type="dxa"/>
-            </w:tcMar>
-            <w:vAlign w:val="top"/>
-          </w:tcPr>
-          <w:p>
-            <w:pPr>
-              <w:pStyle w:val="Normal"/>
-              <w:jc w:val="center"/>
-              <w:pBdr>
-                <w:bottom w:val="none" w:sz="0" w:space="0" w:color="000000"/>
-                <w:top w:val="none" w:sz="0" w:space="0" w:color="000000"/>
-                <w:left w:val="none" w:sz="0" w:space="0" w:color="000000"/>
-                <w:right w:val="none" w:sz="0" w:space="0" w:color="000000"/>
-              </w:pBdr>
-              <w:spacing w:after="100" w:before="100" w:line="240"/>
-              <w:ind w:left="100" w:right="100" w:firstLine="0" w:firstLineChars="0"/>
-              <w:rPr>
-                <w:rFonts w:ascii="Helvetica" w:hAnsi="Helvetica" w:eastAsia="Helvetica" w:cs="Helvetica"/>
-                <w:i w:val="false"/>
-                <w:b w:val="false"/>
-                <w:u w:val="none"/>
-                <w:sz w:val="22"/>
-                <w:szCs w:val="22"/>
-                <w:color w:val="000000"/>
-              </w:rPr>
-            </w:pPr>
-            <w:r>
-              <w:rPr>
-                <w:rFonts w:ascii="Helvetica" w:hAnsi="Helvetica" w:eastAsia="Helvetica" w:cs="Helvetica"/>
-                <w:i w:val="false"/>
-                <w:b w:val="false"/>
-                <w:u w:val="none"/>
-                <w:sz w:val="22"/>
-                <w:szCs w:val="22"/>
-                <w:color w:val="000000"/>
-              </w:rPr>
-              <w:t xml:space="preserve">0.84, 1.12</w:t>
-            </w:r>
-          </w:p>
-        </w:tc>
-        <w:tc>
-          <w:tcPr>
-            <w:tcBorders>
-              <w:bottom w:val="none" w:sz="0" w:space="0" w:color="000000"/>
-              <w:top w:val="none" w:sz="0" w:space="0" w:color="000000"/>
-              <w:left w:val="none" w:sz="0" w:space="0" w:color="000000"/>
-              <w:right w:val="none" w:sz="0" w:space="0" w:color="000000"/>
-            </w:tcBorders>
-            <w:shd w:val="clear" w:color="auto" w:fill="FFFFFF"/>
-            <w:tcMar>
-              <w:top w:w="0" w:type="dxa"/>
-              <w:bottom w:w="0" w:type="dxa"/>
-              <w:left w:w="0" w:type="dxa"/>
-              <w:right w:w="0" w:type="dxa"/>
-            </w:tcMar>
-            <w:vAlign w:val="top"/>
-          </w:tcPr>
-          <w:p>
-            <w:pPr>
-              <w:pStyle w:val="Normal"/>
-              <w:jc w:val="center"/>
-              <w:pBdr>
-                <w:bottom w:val="none" w:sz="0" w:space="0" w:color="000000"/>
-                <w:top w:val="none" w:sz="0" w:space="0" w:color="000000"/>
-                <w:left w:val="none" w:sz="0" w:space="0" w:color="000000"/>
-                <w:right w:val="none" w:sz="0" w:space="0" w:color="000000"/>
-              </w:pBdr>
-              <w:spacing w:after="100" w:before="100" w:line="240"/>
-              <w:ind w:left="100" w:right="100" w:firstLine="0" w:firstLineChars="0"/>
-              <w:rPr>
-                <w:rFonts w:ascii="Helvetica" w:hAnsi="Helvetica" w:eastAsia="Helvetica" w:cs="Helvetica"/>
-                <w:i w:val="false"/>
-                <w:b w:val="false"/>
-                <w:u w:val="none"/>
-                <w:sz w:val="22"/>
-                <w:szCs w:val="22"/>
-                <w:color w:val="000000"/>
-              </w:rPr>
-            </w:pPr>
-            <w:r>
-              <w:rPr>
-                <w:rFonts w:ascii="Helvetica" w:hAnsi="Helvetica" w:eastAsia="Helvetica" w:cs="Helvetica"/>
-                <w:i w:val="false"/>
-                <w:b w:val="false"/>
-                <w:u w:val="none"/>
-                <w:sz w:val="22"/>
-                <w:szCs w:val="22"/>
-                <w:color w:val="000000"/>
-              </w:rPr>
-              <w:t xml:space="preserve">0.690</w:t>
+              <w:t xml:space="preserve">0.100</w:t>
+            </w:r>
+          </w:p>
+        </w:tc>
+        <w:tc>
+          <w:tcPr>
+            <w:tcBorders>
+              <w:bottom w:val="none" w:sz="0" w:space="0" w:color="000000"/>
+              <w:top w:val="none" w:sz="0" w:space="0" w:color="000000"/>
+              <w:left w:val="none" w:sz="0" w:space="0" w:color="000000"/>
+              <w:right w:val="none" w:sz="0" w:space="0" w:color="000000"/>
+            </w:tcBorders>
+            <w:shd w:val="clear" w:color="auto" w:fill="FFFFFF"/>
+            <w:tcMar>
+              <w:top w:w="0" w:type="dxa"/>
+              <w:bottom w:w="0" w:type="dxa"/>
+              <w:left w:w="0" w:type="dxa"/>
+              <w:right w:w="0" w:type="dxa"/>
+            </w:tcMar>
+            <w:vAlign w:val="top"/>
+          </w:tcPr>
+          <w:p>
+            <w:pPr>
+              <w:pStyle w:val="Normal"/>
+              <w:jc w:val="center"/>
+              <w:pBdr>
+                <w:bottom w:val="none" w:sz="0" w:space="0" w:color="000000"/>
+                <w:top w:val="none" w:sz="0" w:space="0" w:color="000000"/>
+                <w:left w:val="none" w:sz="0" w:space="0" w:color="000000"/>
+                <w:right w:val="none" w:sz="0" w:space="0" w:color="000000"/>
+              </w:pBdr>
+              <w:spacing w:after="100" w:before="100" w:line="240"/>
+              <w:ind w:left="100" w:right="100" w:firstLine="0" w:firstLineChars="0"/>
+              <w:rPr>
+                <w:rFonts w:ascii="Helvetica" w:hAnsi="Helvetica" w:eastAsia="Helvetica" w:cs="Helvetica"/>
+                <w:i w:val="false"/>
+                <w:b w:val="false"/>
+                <w:u w:val="none"/>
+                <w:sz w:val="22"/>
+                <w:szCs w:val="22"/>
+                <w:color w:val="000000"/>
+              </w:rPr>
+            </w:pPr>
+            <w:r>
+              <w:rPr>
+                <w:rFonts w:ascii="Helvetica" w:hAnsi="Helvetica" w:eastAsia="Helvetica" w:cs="Helvetica"/>
+                <w:i w:val="false"/>
+                <w:b w:val="false"/>
+                <w:u w:val="none"/>
+                <w:sz w:val="22"/>
+                <w:szCs w:val="22"/>
+                <w:color w:val="000000"/>
+              </w:rPr>
+              <w:t xml:space="preserve">189</w:t>
+            </w:r>
+          </w:p>
+        </w:tc>
+        <w:tc>
+          <w:tcPr>
+            <w:tcBorders>
+              <w:bottom w:val="none" w:sz="0" w:space="0" w:color="000000"/>
+              <w:top w:val="none" w:sz="0" w:space="0" w:color="000000"/>
+              <w:left w:val="none" w:sz="0" w:space="0" w:color="000000"/>
+              <w:right w:val="none" w:sz="0" w:space="0" w:color="000000"/>
+            </w:tcBorders>
+            <w:shd w:val="clear" w:color="auto" w:fill="FFFFFF"/>
+            <w:tcMar>
+              <w:top w:w="0" w:type="dxa"/>
+              <w:bottom w:w="0" w:type="dxa"/>
+              <w:left w:w="0" w:type="dxa"/>
+              <w:right w:w="0" w:type="dxa"/>
+            </w:tcMar>
+            <w:vAlign w:val="top"/>
+          </w:tcPr>
+          <w:p>
+            <w:pPr>
+              <w:pStyle w:val="Normal"/>
+              <w:jc w:val="center"/>
+              <w:pBdr>
+                <w:bottom w:val="none" w:sz="0" w:space="0" w:color="000000"/>
+                <w:top w:val="none" w:sz="0" w:space="0" w:color="000000"/>
+                <w:left w:val="none" w:sz="0" w:space="0" w:color="000000"/>
+                <w:right w:val="none" w:sz="0" w:space="0" w:color="000000"/>
+              </w:pBdr>
+              <w:spacing w:after="100" w:before="100" w:line="240"/>
+              <w:ind w:left="100" w:right="100" w:firstLine="0" w:firstLineChars="0"/>
+              <w:rPr>
+                <w:rFonts w:ascii="Helvetica" w:hAnsi="Helvetica" w:eastAsia="Helvetica" w:cs="Helvetica"/>
+                <w:i w:val="false"/>
+                <w:b w:val="false"/>
+                <w:u w:val="none"/>
+                <w:sz w:val="22"/>
+                <w:szCs w:val="22"/>
+                <w:color w:val="000000"/>
+              </w:rPr>
+            </w:pPr>
+            <w:r>
+              <w:rPr>
+                <w:rFonts w:ascii="Helvetica" w:hAnsi="Helvetica" w:eastAsia="Helvetica" w:cs="Helvetica"/>
+                <w:i w:val="false"/>
+                <w:b w:val="false"/>
+                <w:u w:val="none"/>
+                <w:sz w:val="22"/>
+                <w:szCs w:val="22"/>
+                <w:color w:val="000000"/>
+              </w:rPr>
+              <w:t xml:space="preserve">0.98</w:t>
+            </w:r>
+          </w:p>
+        </w:tc>
+        <w:tc>
+          <w:tcPr>
+            <w:tcBorders>
+              <w:bottom w:val="none" w:sz="0" w:space="0" w:color="000000"/>
+              <w:top w:val="none" w:sz="0" w:space="0" w:color="000000"/>
+              <w:left w:val="none" w:sz="0" w:space="0" w:color="000000"/>
+              <w:right w:val="none" w:sz="0" w:space="0" w:color="000000"/>
+            </w:tcBorders>
+            <w:shd w:val="clear" w:color="auto" w:fill="FFFFFF"/>
+            <w:tcMar>
+              <w:top w:w="0" w:type="dxa"/>
+              <w:bottom w:w="0" w:type="dxa"/>
+              <w:left w:w="0" w:type="dxa"/>
+              <w:right w:w="0" w:type="dxa"/>
+            </w:tcMar>
+            <w:vAlign w:val="top"/>
+          </w:tcPr>
+          <w:p>
+            <w:pPr>
+              <w:pStyle w:val="Normal"/>
+              <w:jc w:val="center"/>
+              <w:pBdr>
+                <w:bottom w:val="none" w:sz="0" w:space="0" w:color="000000"/>
+                <w:top w:val="none" w:sz="0" w:space="0" w:color="000000"/>
+                <w:left w:val="none" w:sz="0" w:space="0" w:color="000000"/>
+                <w:right w:val="none" w:sz="0" w:space="0" w:color="000000"/>
+              </w:pBdr>
+              <w:spacing w:after="100" w:before="100" w:line="240"/>
+              <w:ind w:left="100" w:right="100" w:firstLine="0" w:firstLineChars="0"/>
+              <w:rPr>
+                <w:rFonts w:ascii="Helvetica" w:hAnsi="Helvetica" w:eastAsia="Helvetica" w:cs="Helvetica"/>
+                <w:i w:val="false"/>
+                <w:b w:val="false"/>
+                <w:u w:val="none"/>
+                <w:sz w:val="22"/>
+                <w:szCs w:val="22"/>
+                <w:color w:val="000000"/>
+              </w:rPr>
+            </w:pPr>
+            <w:r>
+              <w:rPr>
+                <w:rFonts w:ascii="Helvetica" w:hAnsi="Helvetica" w:eastAsia="Helvetica" w:cs="Helvetica"/>
+                <w:i w:val="false"/>
+                <w:b w:val="false"/>
+                <w:u w:val="none"/>
+                <w:sz w:val="22"/>
+                <w:szCs w:val="22"/>
+                <w:color w:val="000000"/>
+              </w:rPr>
+              <w:t xml:space="preserve">0.85, 1.13</w:t>
+            </w:r>
+          </w:p>
+        </w:tc>
+        <w:tc>
+          <w:tcPr>
+            <w:tcBorders>
+              <w:bottom w:val="none" w:sz="0" w:space="0" w:color="000000"/>
+              <w:top w:val="none" w:sz="0" w:space="0" w:color="000000"/>
+              <w:left w:val="none" w:sz="0" w:space="0" w:color="000000"/>
+              <w:right w:val="none" w:sz="0" w:space="0" w:color="000000"/>
+            </w:tcBorders>
+            <w:shd w:val="clear" w:color="auto" w:fill="FFFFFF"/>
+            <w:tcMar>
+              <w:top w:w="0" w:type="dxa"/>
+              <w:bottom w:w="0" w:type="dxa"/>
+              <w:left w:w="0" w:type="dxa"/>
+              <w:right w:w="0" w:type="dxa"/>
+            </w:tcMar>
+            <w:vAlign w:val="top"/>
+          </w:tcPr>
+          <w:p>
+            <w:pPr>
+              <w:pStyle w:val="Normal"/>
+              <w:jc w:val="center"/>
+              <w:pBdr>
+                <w:bottom w:val="none" w:sz="0" w:space="0" w:color="000000"/>
+                <w:top w:val="none" w:sz="0" w:space="0" w:color="000000"/>
+                <w:left w:val="none" w:sz="0" w:space="0" w:color="000000"/>
+                <w:right w:val="none" w:sz="0" w:space="0" w:color="000000"/>
+              </w:pBdr>
+              <w:spacing w:after="100" w:before="100" w:line="240"/>
+              <w:ind w:left="100" w:right="100" w:firstLine="0" w:firstLineChars="0"/>
+              <w:rPr>
+                <w:rFonts w:ascii="Helvetica" w:hAnsi="Helvetica" w:eastAsia="Helvetica" w:cs="Helvetica"/>
+                <w:i w:val="false"/>
+                <w:b w:val="false"/>
+                <w:u w:val="none"/>
+                <w:sz w:val="22"/>
+                <w:szCs w:val="22"/>
+                <w:color w:val="000000"/>
+              </w:rPr>
+            </w:pPr>
+            <w:r>
+              <w:rPr>
+                <w:rFonts w:ascii="Helvetica" w:hAnsi="Helvetica" w:eastAsia="Helvetica" w:cs="Helvetica"/>
+                <w:i w:val="false"/>
+                <w:b w:val="false"/>
+                <w:u w:val="none"/>
+                <w:sz w:val="22"/>
+                <w:szCs w:val="22"/>
+                <w:color w:val="000000"/>
+              </w:rPr>
+              <w:t xml:space="preserve">0.790</w:t>
             </w:r>
           </w:p>
         </w:tc>
@@ -12913,7 +12913,219 @@
                 <w:szCs w:val="22"/>
                 <w:color w:val="000000"/>
               </w:rPr>
-              <w:t xml:space="preserve">190</w:t>
+              <w:t xml:space="preserve">189</w:t>
+            </w:r>
+          </w:p>
+        </w:tc>
+        <w:tc>
+          <w:tcPr>
+            <w:tcBorders>
+              <w:bottom w:val="none" w:sz="0" w:space="0" w:color="000000"/>
+              <w:top w:val="none" w:sz="0" w:space="0" w:color="000000"/>
+              <w:left w:val="none" w:sz="0" w:space="0" w:color="000000"/>
+              <w:right w:val="none" w:sz="0" w:space="0" w:color="000000"/>
+            </w:tcBorders>
+            <w:shd w:val="clear" w:color="auto" w:fill="FFFFFF"/>
+            <w:tcMar>
+              <w:top w:w="0" w:type="dxa"/>
+              <w:bottom w:w="0" w:type="dxa"/>
+              <w:left w:w="0" w:type="dxa"/>
+              <w:right w:w="0" w:type="dxa"/>
+            </w:tcMar>
+            <w:vAlign w:val="top"/>
+          </w:tcPr>
+          <w:p>
+            <w:pPr>
+              <w:pStyle w:val="Normal"/>
+              <w:jc w:val="center"/>
+              <w:pBdr>
+                <w:bottom w:val="none" w:sz="0" w:space="0" w:color="000000"/>
+                <w:top w:val="none" w:sz="0" w:space="0" w:color="000000"/>
+                <w:left w:val="none" w:sz="0" w:space="0" w:color="000000"/>
+                <w:right w:val="none" w:sz="0" w:space="0" w:color="000000"/>
+              </w:pBdr>
+              <w:spacing w:after="100" w:before="100" w:line="240"/>
+              <w:ind w:left="100" w:right="100" w:firstLine="0" w:firstLineChars="0"/>
+              <w:rPr>
+                <w:rFonts w:ascii="Helvetica" w:hAnsi="Helvetica" w:eastAsia="Helvetica" w:cs="Helvetica"/>
+                <w:i w:val="false"/>
+                <w:b w:val="false"/>
+                <w:u w:val="none"/>
+                <w:sz w:val="22"/>
+                <w:szCs w:val="22"/>
+                <w:color w:val="000000"/>
+              </w:rPr>
+            </w:pPr>
+            <w:r>
+              <w:rPr>
+                <w:rFonts w:ascii="Helvetica" w:hAnsi="Helvetica" w:eastAsia="Helvetica" w:cs="Helvetica"/>
+                <w:i w:val="false"/>
+                <w:b w:val="false"/>
+                <w:u w:val="none"/>
+                <w:sz w:val="22"/>
+                <w:szCs w:val="22"/>
+                <w:color w:val="000000"/>
+              </w:rPr>
+              <w:t xml:space="preserve">0.82</w:t>
+            </w:r>
+          </w:p>
+        </w:tc>
+        <w:tc>
+          <w:tcPr>
+            <w:tcBorders>
+              <w:bottom w:val="none" w:sz="0" w:space="0" w:color="000000"/>
+              <w:top w:val="none" w:sz="0" w:space="0" w:color="000000"/>
+              <w:left w:val="none" w:sz="0" w:space="0" w:color="000000"/>
+              <w:right w:val="none" w:sz="0" w:space="0" w:color="000000"/>
+            </w:tcBorders>
+            <w:shd w:val="clear" w:color="auto" w:fill="FFFFFF"/>
+            <w:tcMar>
+              <w:top w:w="0" w:type="dxa"/>
+              <w:bottom w:w="0" w:type="dxa"/>
+              <w:left w:w="0" w:type="dxa"/>
+              <w:right w:w="0" w:type="dxa"/>
+            </w:tcMar>
+            <w:vAlign w:val="top"/>
+          </w:tcPr>
+          <w:p>
+            <w:pPr>
+              <w:pStyle w:val="Normal"/>
+              <w:jc w:val="center"/>
+              <w:pBdr>
+                <w:bottom w:val="none" w:sz="0" w:space="0" w:color="000000"/>
+                <w:top w:val="none" w:sz="0" w:space="0" w:color="000000"/>
+                <w:left w:val="none" w:sz="0" w:space="0" w:color="000000"/>
+                <w:right w:val="none" w:sz="0" w:space="0" w:color="000000"/>
+              </w:pBdr>
+              <w:spacing w:after="100" w:before="100" w:line="240"/>
+              <w:ind w:left="100" w:right="100" w:firstLine="0" w:firstLineChars="0"/>
+              <w:rPr>
+                <w:rFonts w:ascii="Helvetica" w:hAnsi="Helvetica" w:eastAsia="Helvetica" w:cs="Helvetica"/>
+                <w:i w:val="false"/>
+                <w:b w:val="false"/>
+                <w:u w:val="none"/>
+                <w:sz w:val="22"/>
+                <w:szCs w:val="22"/>
+                <w:color w:val="000000"/>
+              </w:rPr>
+            </w:pPr>
+            <w:r>
+              <w:rPr>
+                <w:rFonts w:ascii="Helvetica" w:hAnsi="Helvetica" w:eastAsia="Helvetica" w:cs="Helvetica"/>
+                <w:i w:val="false"/>
+                <w:b w:val="false"/>
+                <w:u w:val="none"/>
+                <w:sz w:val="22"/>
+                <w:szCs w:val="22"/>
+                <w:color w:val="000000"/>
+              </w:rPr>
+              <w:t xml:space="preserve">0.30, 2.28</w:t>
+            </w:r>
+          </w:p>
+        </w:tc>
+        <w:tc>
+          <w:tcPr>
+            <w:tcBorders>
+              <w:bottom w:val="none" w:sz="0" w:space="0" w:color="000000"/>
+              <w:top w:val="none" w:sz="0" w:space="0" w:color="000000"/>
+              <w:left w:val="none" w:sz="0" w:space="0" w:color="000000"/>
+              <w:right w:val="none" w:sz="0" w:space="0" w:color="000000"/>
+            </w:tcBorders>
+            <w:shd w:val="clear" w:color="auto" w:fill="FFFFFF"/>
+            <w:tcMar>
+              <w:top w:w="0" w:type="dxa"/>
+              <w:bottom w:w="0" w:type="dxa"/>
+              <w:left w:w="0" w:type="dxa"/>
+              <w:right w:w="0" w:type="dxa"/>
+            </w:tcMar>
+            <w:vAlign w:val="top"/>
+          </w:tcPr>
+          <w:p>
+            <w:pPr>
+              <w:pStyle w:val="Normal"/>
+              <w:jc w:val="center"/>
+              <w:pBdr>
+                <w:bottom w:val="none" w:sz="0" w:space="0" w:color="000000"/>
+                <w:top w:val="none" w:sz="0" w:space="0" w:color="000000"/>
+                <w:left w:val="none" w:sz="0" w:space="0" w:color="000000"/>
+                <w:right w:val="none" w:sz="0" w:space="0" w:color="000000"/>
+              </w:pBdr>
+              <w:spacing w:after="100" w:before="100" w:line="240"/>
+              <w:ind w:left="100" w:right="100" w:firstLine="0" w:firstLineChars="0"/>
+              <w:rPr>
+                <w:rFonts w:ascii="Helvetica" w:hAnsi="Helvetica" w:eastAsia="Helvetica" w:cs="Helvetica"/>
+                <w:i w:val="false"/>
+                <w:b w:val="false"/>
+                <w:u w:val="none"/>
+                <w:sz w:val="22"/>
+                <w:szCs w:val="22"/>
+                <w:color w:val="000000"/>
+              </w:rPr>
+            </w:pPr>
+            <w:r>
+              <w:rPr>
+                <w:rFonts w:ascii="Helvetica" w:hAnsi="Helvetica" w:eastAsia="Helvetica" w:cs="Helvetica"/>
+                <w:i w:val="false"/>
+                <w:b w:val="false"/>
+                <w:u w:val="none"/>
+                <w:sz w:val="22"/>
+                <w:szCs w:val="22"/>
+                <w:color w:val="000000"/>
+              </w:rPr>
+              <w:t xml:space="preserve">0.710</w:t>
+            </w:r>
+          </w:p>
+        </w:tc>
+        <w:tc>
+          <w:tcPr>
+            <w:tcBorders>
+              <w:bottom w:val="none" w:sz="0" w:space="0" w:color="000000"/>
+              <w:top w:val="none" w:sz="0" w:space="0" w:color="000000"/>
+              <w:left w:val="none" w:sz="0" w:space="0" w:color="000000"/>
+              <w:right w:val="none" w:sz="0" w:space="0" w:color="000000"/>
+            </w:tcBorders>
+            <w:shd w:val="clear" w:color="auto" w:fill="FFFFFF"/>
+            <w:tcMar>
+              <w:top w:w="0" w:type="dxa"/>
+              <w:bottom w:w="0" w:type="dxa"/>
+              <w:left w:w="0" w:type="dxa"/>
+              <w:right w:w="0" w:type="dxa"/>
+            </w:tcMar>
+            <w:vAlign w:val="top"/>
+          </w:tcPr>
+          <w:p>
+            <w:pPr>
+              <w:pStyle w:val="Normal"/>
+              <w:jc w:val="center"/>
+              <w:pBdr>
+                <w:bottom w:val="none" w:sz="0" w:space="0" w:color="000000"/>
+                <w:top w:val="none" w:sz="0" w:space="0" w:color="000000"/>
+                <w:left w:val="none" w:sz="0" w:space="0" w:color="000000"/>
+                <w:right w:val="none" w:sz="0" w:space="0" w:color="000000"/>
+              </w:pBdr>
+              <w:spacing w:after="100" w:before="100" w:line="240"/>
+              <w:ind w:left="100" w:right="100" w:firstLine="0" w:firstLineChars="0"/>
+              <w:rPr>
+                <w:rFonts w:ascii="Helvetica" w:hAnsi="Helvetica" w:eastAsia="Helvetica" w:cs="Helvetica"/>
+                <w:i w:val="false"/>
+                <w:b w:val="false"/>
+                <w:u w:val="none"/>
+                <w:sz w:val="22"/>
+                <w:szCs w:val="22"/>
+                <w:color w:val="000000"/>
+              </w:rPr>
+            </w:pPr>
+            <w:r>
+              <w:rPr>
+                <w:rFonts w:ascii="Helvetica" w:hAnsi="Helvetica" w:eastAsia="Helvetica" w:cs="Helvetica"/>
+                <w:i w:val="false"/>
+                <w:b w:val="false"/>
+                <w:u w:val="none"/>
+                <w:sz w:val="22"/>
+                <w:szCs w:val="22"/>
+                <w:color w:val="000000"/>
+              </w:rPr>
+              <w:t xml:space="preserve">189</w:t>
             </w:r>
           </w:p>
         </w:tc>
@@ -13019,272 +13231,60 @@
                 <w:szCs w:val="22"/>
                 <w:color w:val="000000"/>
               </w:rPr>
-              <w:t xml:space="preserve">0.30, 2.30</w:t>
-            </w:r>
-          </w:p>
-        </w:tc>
-        <w:tc>
-          <w:tcPr>
-            <w:tcBorders>
-              <w:bottom w:val="none" w:sz="0" w:space="0" w:color="000000"/>
-              <w:top w:val="none" w:sz="0" w:space="0" w:color="000000"/>
-              <w:left w:val="none" w:sz="0" w:space="0" w:color="000000"/>
-              <w:right w:val="none" w:sz="0" w:space="0" w:color="000000"/>
-            </w:tcBorders>
-            <w:shd w:val="clear" w:color="auto" w:fill="FFFFFF"/>
-            <w:tcMar>
-              <w:top w:w="0" w:type="dxa"/>
-              <w:bottom w:w="0" w:type="dxa"/>
-              <w:left w:w="0" w:type="dxa"/>
-              <w:right w:w="0" w:type="dxa"/>
-            </w:tcMar>
-            <w:vAlign w:val="top"/>
-          </w:tcPr>
-          <w:p>
-            <w:pPr>
-              <w:pStyle w:val="Normal"/>
-              <w:jc w:val="center"/>
-              <w:pBdr>
-                <w:bottom w:val="none" w:sz="0" w:space="0" w:color="000000"/>
-                <w:top w:val="none" w:sz="0" w:space="0" w:color="000000"/>
-                <w:left w:val="none" w:sz="0" w:space="0" w:color="000000"/>
-                <w:right w:val="none" w:sz="0" w:space="0" w:color="000000"/>
-              </w:pBdr>
-              <w:spacing w:after="100" w:before="100" w:line="240"/>
-              <w:ind w:left="100" w:right="100" w:firstLine="0" w:firstLineChars="0"/>
-              <w:rPr>
-                <w:rFonts w:ascii="Helvetica" w:hAnsi="Helvetica" w:eastAsia="Helvetica" w:cs="Helvetica"/>
-                <w:i w:val="false"/>
-                <w:b w:val="false"/>
-                <w:u w:val="none"/>
-                <w:sz w:val="22"/>
-                <w:szCs w:val="22"/>
-                <w:color w:val="000000"/>
-              </w:rPr>
-            </w:pPr>
-            <w:r>
-              <w:rPr>
-                <w:rFonts w:ascii="Helvetica" w:hAnsi="Helvetica" w:eastAsia="Helvetica" w:cs="Helvetica"/>
-                <w:i w:val="false"/>
-                <w:b w:val="false"/>
-                <w:u w:val="none"/>
-                <w:sz w:val="22"/>
-                <w:szCs w:val="22"/>
-                <w:color w:val="000000"/>
-              </w:rPr>
-              <w:t xml:space="preserve">0.720</w:t>
-            </w:r>
-          </w:p>
-        </w:tc>
-        <w:tc>
-          <w:tcPr>
-            <w:tcBorders>
-              <w:bottom w:val="none" w:sz="0" w:space="0" w:color="000000"/>
-              <w:top w:val="none" w:sz="0" w:space="0" w:color="000000"/>
-              <w:left w:val="none" w:sz="0" w:space="0" w:color="000000"/>
-              <w:right w:val="none" w:sz="0" w:space="0" w:color="000000"/>
-            </w:tcBorders>
-            <w:shd w:val="clear" w:color="auto" w:fill="FFFFFF"/>
-            <w:tcMar>
-              <w:top w:w="0" w:type="dxa"/>
-              <w:bottom w:w="0" w:type="dxa"/>
-              <w:left w:w="0" w:type="dxa"/>
-              <w:right w:w="0" w:type="dxa"/>
-            </w:tcMar>
-            <w:vAlign w:val="top"/>
-          </w:tcPr>
-          <w:p>
-            <w:pPr>
-              <w:pStyle w:val="Normal"/>
-              <w:jc w:val="center"/>
-              <w:pBdr>
-                <w:bottom w:val="none" w:sz="0" w:space="0" w:color="000000"/>
-                <w:top w:val="none" w:sz="0" w:space="0" w:color="000000"/>
-                <w:left w:val="none" w:sz="0" w:space="0" w:color="000000"/>
-                <w:right w:val="none" w:sz="0" w:space="0" w:color="000000"/>
-              </w:pBdr>
-              <w:spacing w:after="100" w:before="100" w:line="240"/>
-              <w:ind w:left="100" w:right="100" w:firstLine="0" w:firstLineChars="0"/>
-              <w:rPr>
-                <w:rFonts w:ascii="Helvetica" w:hAnsi="Helvetica" w:eastAsia="Helvetica" w:cs="Helvetica"/>
-                <w:i w:val="false"/>
-                <w:b w:val="false"/>
-                <w:u w:val="none"/>
-                <w:sz w:val="22"/>
-                <w:szCs w:val="22"/>
-                <w:color w:val="000000"/>
-              </w:rPr>
-            </w:pPr>
-            <w:r>
-              <w:rPr>
-                <w:rFonts w:ascii="Helvetica" w:hAnsi="Helvetica" w:eastAsia="Helvetica" w:cs="Helvetica"/>
-                <w:i w:val="false"/>
-                <w:b w:val="false"/>
-                <w:u w:val="none"/>
-                <w:sz w:val="22"/>
-                <w:szCs w:val="22"/>
-                <w:color w:val="000000"/>
-              </w:rPr>
-              <w:t xml:space="preserve">190</w:t>
-            </w:r>
-          </w:p>
-        </w:tc>
-        <w:tc>
-          <w:tcPr>
-            <w:tcBorders>
-              <w:bottom w:val="none" w:sz="0" w:space="0" w:color="000000"/>
-              <w:top w:val="none" w:sz="0" w:space="0" w:color="000000"/>
-              <w:left w:val="none" w:sz="0" w:space="0" w:color="000000"/>
-              <w:right w:val="none" w:sz="0" w:space="0" w:color="000000"/>
-            </w:tcBorders>
-            <w:shd w:val="clear" w:color="auto" w:fill="FFFFFF"/>
-            <w:tcMar>
-              <w:top w:w="0" w:type="dxa"/>
-              <w:bottom w:w="0" w:type="dxa"/>
-              <w:left w:w="0" w:type="dxa"/>
-              <w:right w:w="0" w:type="dxa"/>
-            </w:tcMar>
-            <w:vAlign w:val="top"/>
-          </w:tcPr>
-          <w:p>
-            <w:pPr>
-              <w:pStyle w:val="Normal"/>
-              <w:jc w:val="center"/>
-              <w:pBdr>
-                <w:bottom w:val="none" w:sz="0" w:space="0" w:color="000000"/>
-                <w:top w:val="none" w:sz="0" w:space="0" w:color="000000"/>
-                <w:left w:val="none" w:sz="0" w:space="0" w:color="000000"/>
-                <w:right w:val="none" w:sz="0" w:space="0" w:color="000000"/>
-              </w:pBdr>
-              <w:spacing w:after="100" w:before="100" w:line="240"/>
-              <w:ind w:left="100" w:right="100" w:firstLine="0" w:firstLineChars="0"/>
-              <w:rPr>
-                <w:rFonts w:ascii="Helvetica" w:hAnsi="Helvetica" w:eastAsia="Helvetica" w:cs="Helvetica"/>
-                <w:i w:val="false"/>
-                <w:b w:val="false"/>
-                <w:u w:val="none"/>
-                <w:sz w:val="22"/>
-                <w:szCs w:val="22"/>
-                <w:color w:val="000000"/>
-              </w:rPr>
-            </w:pPr>
-            <w:r>
-              <w:rPr>
-                <w:rFonts w:ascii="Helvetica" w:hAnsi="Helvetica" w:eastAsia="Helvetica" w:cs="Helvetica"/>
-                <w:i w:val="false"/>
-                <w:b w:val="false"/>
-                <w:u w:val="none"/>
-                <w:sz w:val="22"/>
-                <w:szCs w:val="22"/>
-                <w:color w:val="000000"/>
-              </w:rPr>
-              <w:t xml:space="preserve">0.95</w:t>
-            </w:r>
-          </w:p>
-        </w:tc>
-        <w:tc>
-          <w:tcPr>
-            <w:tcBorders>
-              <w:bottom w:val="none" w:sz="0" w:space="0" w:color="000000"/>
-              <w:top w:val="none" w:sz="0" w:space="0" w:color="000000"/>
-              <w:left w:val="none" w:sz="0" w:space="0" w:color="000000"/>
-              <w:right w:val="none" w:sz="0" w:space="0" w:color="000000"/>
-            </w:tcBorders>
-            <w:shd w:val="clear" w:color="auto" w:fill="FFFFFF"/>
-            <w:tcMar>
-              <w:top w:w="0" w:type="dxa"/>
-              <w:bottom w:w="0" w:type="dxa"/>
-              <w:left w:w="0" w:type="dxa"/>
-              <w:right w:w="0" w:type="dxa"/>
-            </w:tcMar>
-            <w:vAlign w:val="top"/>
-          </w:tcPr>
-          <w:p>
-            <w:pPr>
-              <w:pStyle w:val="Normal"/>
-              <w:jc w:val="center"/>
-              <w:pBdr>
-                <w:bottom w:val="none" w:sz="0" w:space="0" w:color="000000"/>
-                <w:top w:val="none" w:sz="0" w:space="0" w:color="000000"/>
-                <w:left w:val="none" w:sz="0" w:space="0" w:color="000000"/>
-                <w:right w:val="none" w:sz="0" w:space="0" w:color="000000"/>
-              </w:pBdr>
-              <w:spacing w:after="100" w:before="100" w:line="240"/>
-              <w:ind w:left="100" w:right="100" w:firstLine="0" w:firstLineChars="0"/>
-              <w:rPr>
-                <w:rFonts w:ascii="Helvetica" w:hAnsi="Helvetica" w:eastAsia="Helvetica" w:cs="Helvetica"/>
-                <w:i w:val="false"/>
-                <w:b w:val="false"/>
-                <w:u w:val="none"/>
-                <w:sz w:val="22"/>
-                <w:szCs w:val="22"/>
-                <w:color w:val="000000"/>
-              </w:rPr>
-            </w:pPr>
-            <w:r>
-              <w:rPr>
-                <w:rFonts w:ascii="Helvetica" w:hAnsi="Helvetica" w:eastAsia="Helvetica" w:cs="Helvetica"/>
-                <w:i w:val="false"/>
-                <w:b w:val="false"/>
-                <w:u w:val="none"/>
-                <w:sz w:val="22"/>
-                <w:szCs w:val="22"/>
-                <w:color w:val="000000"/>
-              </w:rPr>
-              <w:t xml:space="preserve">0.15, 5.96</w:t>
-            </w:r>
-          </w:p>
-        </w:tc>
-        <w:tc>
-          <w:tcPr>
-            <w:tcBorders>
-              <w:bottom w:val="none" w:sz="0" w:space="0" w:color="000000"/>
-              <w:top w:val="none" w:sz="0" w:space="0" w:color="000000"/>
-              <w:left w:val="none" w:sz="0" w:space="0" w:color="000000"/>
-              <w:right w:val="none" w:sz="0" w:space="0" w:color="000000"/>
-            </w:tcBorders>
-            <w:shd w:val="clear" w:color="auto" w:fill="FFFFFF"/>
-            <w:tcMar>
-              <w:top w:w="0" w:type="dxa"/>
-              <w:bottom w:w="0" w:type="dxa"/>
-              <w:left w:w="0" w:type="dxa"/>
-              <w:right w:w="0" w:type="dxa"/>
-            </w:tcMar>
-            <w:vAlign w:val="top"/>
-          </w:tcPr>
-          <w:p>
-            <w:pPr>
-              <w:pStyle w:val="Normal"/>
-              <w:jc w:val="center"/>
-              <w:pBdr>
-                <w:bottom w:val="none" w:sz="0" w:space="0" w:color="000000"/>
-                <w:top w:val="none" w:sz="0" w:space="0" w:color="000000"/>
-                <w:left w:val="none" w:sz="0" w:space="0" w:color="000000"/>
-                <w:right w:val="none" w:sz="0" w:space="0" w:color="000000"/>
-              </w:pBdr>
-              <w:spacing w:after="100" w:before="100" w:line="240"/>
-              <w:ind w:left="100" w:right="100" w:firstLine="0" w:firstLineChars="0"/>
-              <w:rPr>
-                <w:rFonts w:ascii="Helvetica" w:hAnsi="Helvetica" w:eastAsia="Helvetica" w:cs="Helvetica"/>
-                <w:i w:val="false"/>
-                <w:b w:val="false"/>
-                <w:u w:val="none"/>
-                <w:sz w:val="22"/>
-                <w:szCs w:val="22"/>
-                <w:color w:val="000000"/>
-              </w:rPr>
-            </w:pPr>
-            <w:r>
-              <w:rPr>
-                <w:rFonts w:ascii="Helvetica" w:hAnsi="Helvetica" w:eastAsia="Helvetica" w:cs="Helvetica"/>
-                <w:i w:val="false"/>
-                <w:b w:val="false"/>
-                <w:u w:val="none"/>
-                <w:sz w:val="22"/>
-                <w:szCs w:val="22"/>
-                <w:color w:val="000000"/>
-              </w:rPr>
-              <w:t xml:space="preserve">0.950</w:t>
+              <w:t xml:space="preserve">0.11, 5.96</w:t>
+            </w:r>
+          </w:p>
+        </w:tc>
+        <w:tc>
+          <w:tcPr>
+            <w:tcBorders>
+              <w:bottom w:val="none" w:sz="0" w:space="0" w:color="000000"/>
+              <w:top w:val="none" w:sz="0" w:space="0" w:color="000000"/>
+              <w:left w:val="none" w:sz="0" w:space="0" w:color="000000"/>
+              <w:right w:val="none" w:sz="0" w:space="0" w:color="000000"/>
+            </w:tcBorders>
+            <w:shd w:val="clear" w:color="auto" w:fill="FFFFFF"/>
+            <w:tcMar>
+              <w:top w:w="0" w:type="dxa"/>
+              <w:bottom w:w="0" w:type="dxa"/>
+              <w:left w:w="0" w:type="dxa"/>
+              <w:right w:w="0" w:type="dxa"/>
+            </w:tcMar>
+            <w:vAlign w:val="top"/>
+          </w:tcPr>
+          <w:p>
+            <w:pPr>
+              <w:pStyle w:val="Normal"/>
+              <w:jc w:val="center"/>
+              <w:pBdr>
+                <w:bottom w:val="none" w:sz="0" w:space="0" w:color="000000"/>
+                <w:top w:val="none" w:sz="0" w:space="0" w:color="000000"/>
+                <w:left w:val="none" w:sz="0" w:space="0" w:color="000000"/>
+                <w:right w:val="none" w:sz="0" w:space="0" w:color="000000"/>
+              </w:pBdr>
+              <w:spacing w:after="100" w:before="100" w:line="240"/>
+              <w:ind w:left="100" w:right="100" w:firstLine="0" w:firstLineChars="0"/>
+              <w:rPr>
+                <w:rFonts w:ascii="Helvetica" w:hAnsi="Helvetica" w:eastAsia="Helvetica" w:cs="Helvetica"/>
+                <w:i w:val="false"/>
+                <w:b w:val="false"/>
+                <w:u w:val="none"/>
+                <w:sz w:val="22"/>
+                <w:szCs w:val="22"/>
+                <w:color w:val="000000"/>
+              </w:rPr>
+            </w:pPr>
+            <w:r>
+              <w:rPr>
+                <w:rFonts w:ascii="Helvetica" w:hAnsi="Helvetica" w:eastAsia="Helvetica" w:cs="Helvetica"/>
+                <w:i w:val="false"/>
+                <w:b w:val="false"/>
+                <w:u w:val="none"/>
+                <w:sz w:val="22"/>
+                <w:szCs w:val="22"/>
+                <w:color w:val="000000"/>
+              </w:rPr>
+              <w:t xml:space="preserve">0.850</w:t>
             </w:r>
           </w:p>
         </w:tc>
@@ -13396,113 +13396,113 @@
                 <w:szCs w:val="22"/>
                 <w:color w:val="000000"/>
               </w:rPr>
-              <w:t xml:space="preserve">190</w:t>
-            </w:r>
-          </w:p>
-        </w:tc>
-        <w:tc>
-          <w:tcPr>
-            <w:tcBorders>
-              <w:bottom w:val="none" w:sz="0" w:space="0" w:color="000000"/>
-              <w:top w:val="none" w:sz="0" w:space="0" w:color="000000"/>
-              <w:left w:val="none" w:sz="0" w:space="0" w:color="000000"/>
-              <w:right w:val="none" w:sz="0" w:space="0" w:color="000000"/>
-            </w:tcBorders>
-            <w:shd w:val="clear" w:color="auto" w:fill="FFFFFF"/>
-            <w:tcMar>
-              <w:top w:w="0" w:type="dxa"/>
-              <w:bottom w:w="0" w:type="dxa"/>
-              <w:left w:w="0" w:type="dxa"/>
-              <w:right w:w="0" w:type="dxa"/>
-            </w:tcMar>
-            <w:vAlign w:val="top"/>
-          </w:tcPr>
-          <w:p>
-            <w:pPr>
-              <w:pStyle w:val="Normal"/>
-              <w:jc w:val="center"/>
-              <w:pBdr>
-                <w:bottom w:val="none" w:sz="0" w:space="0" w:color="000000"/>
-                <w:top w:val="none" w:sz="0" w:space="0" w:color="000000"/>
-                <w:left w:val="none" w:sz="0" w:space="0" w:color="000000"/>
-                <w:right w:val="none" w:sz="0" w:space="0" w:color="000000"/>
-              </w:pBdr>
-              <w:spacing w:after="100" w:before="100" w:line="240"/>
-              <w:ind w:left="100" w:right="100" w:firstLine="0" w:firstLineChars="0"/>
-              <w:rPr>
-                <w:rFonts w:ascii="Helvetica" w:hAnsi="Helvetica" w:eastAsia="Helvetica" w:cs="Helvetica"/>
-                <w:i w:val="false"/>
-                <w:b w:val="false"/>
-                <w:u w:val="none"/>
-                <w:sz w:val="22"/>
-                <w:szCs w:val="22"/>
-                <w:color w:val="000000"/>
-              </w:rPr>
-            </w:pPr>
-            <w:r>
-              <w:rPr>
-                <w:rFonts w:ascii="Helvetica" w:hAnsi="Helvetica" w:eastAsia="Helvetica" w:cs="Helvetica"/>
-                <w:i w:val="false"/>
-                <w:b w:val="false"/>
-                <w:u w:val="none"/>
-                <w:sz w:val="22"/>
-                <w:szCs w:val="22"/>
-                <w:color w:val="000000"/>
-              </w:rPr>
-              <w:t xml:space="preserve">22,418</w:t>
-            </w:r>
-          </w:p>
-        </w:tc>
-        <w:tc>
-          <w:tcPr>
-            <w:tcBorders>
-              <w:bottom w:val="none" w:sz="0" w:space="0" w:color="000000"/>
-              <w:top w:val="none" w:sz="0" w:space="0" w:color="000000"/>
-              <w:left w:val="none" w:sz="0" w:space="0" w:color="000000"/>
-              <w:right w:val="none" w:sz="0" w:space="0" w:color="000000"/>
-            </w:tcBorders>
-            <w:shd w:val="clear" w:color="auto" w:fill="FFFFFF"/>
-            <w:tcMar>
-              <w:top w:w="0" w:type="dxa"/>
-              <w:bottom w:w="0" w:type="dxa"/>
-              <w:left w:w="0" w:type="dxa"/>
-              <w:right w:w="0" w:type="dxa"/>
-            </w:tcMar>
-            <w:vAlign w:val="top"/>
-          </w:tcPr>
-          <w:p>
-            <w:pPr>
-              <w:pStyle w:val="Normal"/>
-              <w:jc w:val="center"/>
-              <w:pBdr>
-                <w:bottom w:val="none" w:sz="0" w:space="0" w:color="000000"/>
-                <w:top w:val="none" w:sz="0" w:space="0" w:color="000000"/>
-                <w:left w:val="none" w:sz="0" w:space="0" w:color="000000"/>
-                <w:right w:val="none" w:sz="0" w:space="0" w:color="000000"/>
-              </w:pBdr>
-              <w:spacing w:after="100" w:before="100" w:line="240"/>
-              <w:ind w:left="100" w:right="100" w:firstLine="0" w:firstLineChars="0"/>
-              <w:rPr>
-                <w:rFonts w:ascii="Helvetica" w:hAnsi="Helvetica" w:eastAsia="Helvetica" w:cs="Helvetica"/>
-                <w:i w:val="false"/>
-                <w:b w:val="false"/>
-                <w:u w:val="none"/>
-                <w:sz w:val="22"/>
-                <w:szCs w:val="22"/>
-                <w:color w:val="000000"/>
-              </w:rPr>
-            </w:pPr>
-            <w:r>
-              <w:rPr>
-                <w:rFonts w:ascii="Helvetica" w:hAnsi="Helvetica" w:eastAsia="Helvetica" w:cs="Helvetica"/>
-                <w:i w:val="false"/>
-                <w:b w:val="false"/>
-                <w:u w:val="none"/>
-                <w:sz w:val="22"/>
-                <w:szCs w:val="22"/>
-                <w:color w:val="000000"/>
-              </w:rPr>
-              <w:t xml:space="preserve">5,204, 96,568</w:t>
+              <w:t xml:space="preserve">189</w:t>
+            </w:r>
+          </w:p>
+        </w:tc>
+        <w:tc>
+          <w:tcPr>
+            <w:tcBorders>
+              <w:bottom w:val="none" w:sz="0" w:space="0" w:color="000000"/>
+              <w:top w:val="none" w:sz="0" w:space="0" w:color="000000"/>
+              <w:left w:val="none" w:sz="0" w:space="0" w:color="000000"/>
+              <w:right w:val="none" w:sz="0" w:space="0" w:color="000000"/>
+            </w:tcBorders>
+            <w:shd w:val="clear" w:color="auto" w:fill="FFFFFF"/>
+            <w:tcMar>
+              <w:top w:w="0" w:type="dxa"/>
+              <w:bottom w:w="0" w:type="dxa"/>
+              <w:left w:w="0" w:type="dxa"/>
+              <w:right w:w="0" w:type="dxa"/>
+            </w:tcMar>
+            <w:vAlign w:val="top"/>
+          </w:tcPr>
+          <w:p>
+            <w:pPr>
+              <w:pStyle w:val="Normal"/>
+              <w:jc w:val="center"/>
+              <w:pBdr>
+                <w:bottom w:val="none" w:sz="0" w:space="0" w:color="000000"/>
+                <w:top w:val="none" w:sz="0" w:space="0" w:color="000000"/>
+                <w:left w:val="none" w:sz="0" w:space="0" w:color="000000"/>
+                <w:right w:val="none" w:sz="0" w:space="0" w:color="000000"/>
+              </w:pBdr>
+              <w:spacing w:after="100" w:before="100" w:line="240"/>
+              <w:ind w:left="100" w:right="100" w:firstLine="0" w:firstLineChars="0"/>
+              <w:rPr>
+                <w:rFonts w:ascii="Helvetica" w:hAnsi="Helvetica" w:eastAsia="Helvetica" w:cs="Helvetica"/>
+                <w:i w:val="false"/>
+                <w:b w:val="false"/>
+                <w:u w:val="none"/>
+                <w:sz w:val="22"/>
+                <w:szCs w:val="22"/>
+                <w:color w:val="000000"/>
+              </w:rPr>
+            </w:pPr>
+            <w:r>
+              <w:rPr>
+                <w:rFonts w:ascii="Helvetica" w:hAnsi="Helvetica" w:eastAsia="Helvetica" w:cs="Helvetica"/>
+                <w:i w:val="false"/>
+                <w:b w:val="false"/>
+                <w:u w:val="none"/>
+                <w:sz w:val="22"/>
+                <w:szCs w:val="22"/>
+                <w:color w:val="000000"/>
+              </w:rPr>
+              <w:t xml:space="preserve">22,420</w:t>
+            </w:r>
+          </w:p>
+        </w:tc>
+        <w:tc>
+          <w:tcPr>
+            <w:tcBorders>
+              <w:bottom w:val="none" w:sz="0" w:space="0" w:color="000000"/>
+              <w:top w:val="none" w:sz="0" w:space="0" w:color="000000"/>
+              <w:left w:val="none" w:sz="0" w:space="0" w:color="000000"/>
+              <w:right w:val="none" w:sz="0" w:space="0" w:color="000000"/>
+            </w:tcBorders>
+            <w:shd w:val="clear" w:color="auto" w:fill="FFFFFF"/>
+            <w:tcMar>
+              <w:top w:w="0" w:type="dxa"/>
+              <w:bottom w:w="0" w:type="dxa"/>
+              <w:left w:w="0" w:type="dxa"/>
+              <w:right w:w="0" w:type="dxa"/>
+            </w:tcMar>
+            <w:vAlign w:val="top"/>
+          </w:tcPr>
+          <w:p>
+            <w:pPr>
+              <w:pStyle w:val="Normal"/>
+              <w:jc w:val="center"/>
+              <w:pBdr>
+                <w:bottom w:val="none" w:sz="0" w:space="0" w:color="000000"/>
+                <w:top w:val="none" w:sz="0" w:space="0" w:color="000000"/>
+                <w:left w:val="none" w:sz="0" w:space="0" w:color="000000"/>
+                <w:right w:val="none" w:sz="0" w:space="0" w:color="000000"/>
+              </w:pBdr>
+              <w:spacing w:after="100" w:before="100" w:line="240"/>
+              <w:ind w:left="100" w:right="100" w:firstLine="0" w:firstLineChars="0"/>
+              <w:rPr>
+                <w:rFonts w:ascii="Helvetica" w:hAnsi="Helvetica" w:eastAsia="Helvetica" w:cs="Helvetica"/>
+                <w:i w:val="false"/>
+                <w:b w:val="false"/>
+                <w:u w:val="none"/>
+                <w:sz w:val="22"/>
+                <w:szCs w:val="22"/>
+                <w:color w:val="000000"/>
+              </w:rPr>
+            </w:pPr>
+            <w:r>
+              <w:rPr>
+                <w:rFonts w:ascii="Helvetica" w:hAnsi="Helvetica" w:eastAsia="Helvetica" w:cs="Helvetica"/>
+                <w:i w:val="false"/>
+                <w:b w:val="false"/>
+                <w:u w:val="none"/>
+                <w:sz w:val="22"/>
+                <w:szCs w:val="22"/>
+                <w:color w:val="000000"/>
+              </w:rPr>
+              <w:t xml:space="preserve">5,205, 96,577</w:t>
             </w:r>
           </w:p>
         </w:tc>
@@ -13608,113 +13608,113 @@
                 <w:szCs w:val="22"/>
                 <w:color w:val="000000"/>
               </w:rPr>
-              <w:t xml:space="preserve">190</w:t>
-            </w:r>
-          </w:p>
-        </w:tc>
-        <w:tc>
-          <w:tcPr>
-            <w:tcBorders>
-              <w:bottom w:val="none" w:sz="0" w:space="0" w:color="000000"/>
-              <w:top w:val="none" w:sz="0" w:space="0" w:color="000000"/>
-              <w:left w:val="none" w:sz="0" w:space="0" w:color="000000"/>
-              <w:right w:val="none" w:sz="0" w:space="0" w:color="000000"/>
-            </w:tcBorders>
-            <w:shd w:val="clear" w:color="auto" w:fill="FFFFFF"/>
-            <w:tcMar>
-              <w:top w:w="0" w:type="dxa"/>
-              <w:bottom w:w="0" w:type="dxa"/>
-              <w:left w:w="0" w:type="dxa"/>
-              <w:right w:w="0" w:type="dxa"/>
-            </w:tcMar>
-            <w:vAlign w:val="top"/>
-          </w:tcPr>
-          <w:p>
-            <w:pPr>
-              <w:pStyle w:val="Normal"/>
-              <w:jc w:val="center"/>
-              <w:pBdr>
-                <w:bottom w:val="none" w:sz="0" w:space="0" w:color="000000"/>
-                <w:top w:val="none" w:sz="0" w:space="0" w:color="000000"/>
-                <w:left w:val="none" w:sz="0" w:space="0" w:color="000000"/>
-                <w:right w:val="none" w:sz="0" w:space="0" w:color="000000"/>
-              </w:pBdr>
-              <w:spacing w:after="100" w:before="100" w:line="240"/>
-              <w:ind w:left="100" w:right="100" w:firstLine="0" w:firstLineChars="0"/>
-              <w:rPr>
-                <w:rFonts w:ascii="Helvetica" w:hAnsi="Helvetica" w:eastAsia="Helvetica" w:cs="Helvetica"/>
-                <w:i w:val="false"/>
-                <w:b w:val="false"/>
-                <w:u w:val="none"/>
-                <w:sz w:val="22"/>
-                <w:szCs w:val="22"/>
-                <w:color w:val="000000"/>
-              </w:rPr>
-            </w:pPr>
-            <w:r>
-              <w:rPr>
-                <w:rFonts w:ascii="Helvetica" w:hAnsi="Helvetica" w:eastAsia="Helvetica" w:cs="Helvetica"/>
-                <w:i w:val="false"/>
-                <w:b w:val="false"/>
-                <w:u w:val="none"/>
-                <w:sz w:val="22"/>
-                <w:szCs w:val="22"/>
-                <w:color w:val="000000"/>
-              </w:rPr>
-              <w:t xml:space="preserve">7,865</w:t>
-            </w:r>
-          </w:p>
-        </w:tc>
-        <w:tc>
-          <w:tcPr>
-            <w:tcBorders>
-              <w:bottom w:val="none" w:sz="0" w:space="0" w:color="000000"/>
-              <w:top w:val="none" w:sz="0" w:space="0" w:color="000000"/>
-              <w:left w:val="none" w:sz="0" w:space="0" w:color="000000"/>
-              <w:right w:val="none" w:sz="0" w:space="0" w:color="000000"/>
-            </w:tcBorders>
-            <w:shd w:val="clear" w:color="auto" w:fill="FFFFFF"/>
-            <w:tcMar>
-              <w:top w:w="0" w:type="dxa"/>
-              <w:bottom w:w="0" w:type="dxa"/>
-              <w:left w:w="0" w:type="dxa"/>
-              <w:right w:w="0" w:type="dxa"/>
-            </w:tcMar>
-            <w:vAlign w:val="top"/>
-          </w:tcPr>
-          <w:p>
-            <w:pPr>
-              <w:pStyle w:val="Normal"/>
-              <w:jc w:val="center"/>
-              <w:pBdr>
-                <w:bottom w:val="none" w:sz="0" w:space="0" w:color="000000"/>
-                <w:top w:val="none" w:sz="0" w:space="0" w:color="000000"/>
-                <w:left w:val="none" w:sz="0" w:space="0" w:color="000000"/>
-                <w:right w:val="none" w:sz="0" w:space="0" w:color="000000"/>
-              </w:pBdr>
-              <w:spacing w:after="100" w:before="100" w:line="240"/>
-              <w:ind w:left="100" w:right="100" w:firstLine="0" w:firstLineChars="0"/>
-              <w:rPr>
-                <w:rFonts w:ascii="Helvetica" w:hAnsi="Helvetica" w:eastAsia="Helvetica" w:cs="Helvetica"/>
-                <w:i w:val="false"/>
-                <w:b w:val="false"/>
-                <w:u w:val="none"/>
-                <w:sz w:val="22"/>
-                <w:szCs w:val="22"/>
-                <w:color w:val="000000"/>
-              </w:rPr>
-            </w:pPr>
-            <w:r>
-              <w:rPr>
-                <w:rFonts w:ascii="Helvetica" w:hAnsi="Helvetica" w:eastAsia="Helvetica" w:cs="Helvetica"/>
-                <w:i w:val="false"/>
-                <w:b w:val="false"/>
-                <w:u w:val="none"/>
-                <w:sz w:val="22"/>
-                <w:szCs w:val="22"/>
-                <w:color w:val="000000"/>
-              </w:rPr>
-              <w:t xml:space="preserve">175, 352,929</w:t>
+              <w:t xml:space="preserve">189</w:t>
+            </w:r>
+          </w:p>
+        </w:tc>
+        <w:tc>
+          <w:tcPr>
+            <w:tcBorders>
+              <w:bottom w:val="none" w:sz="0" w:space="0" w:color="000000"/>
+              <w:top w:val="none" w:sz="0" w:space="0" w:color="000000"/>
+              <w:left w:val="none" w:sz="0" w:space="0" w:color="000000"/>
+              <w:right w:val="none" w:sz="0" w:space="0" w:color="000000"/>
+            </w:tcBorders>
+            <w:shd w:val="clear" w:color="auto" w:fill="FFFFFF"/>
+            <w:tcMar>
+              <w:top w:w="0" w:type="dxa"/>
+              <w:bottom w:w="0" w:type="dxa"/>
+              <w:left w:w="0" w:type="dxa"/>
+              <w:right w:w="0" w:type="dxa"/>
+            </w:tcMar>
+            <w:vAlign w:val="top"/>
+          </w:tcPr>
+          <w:p>
+            <w:pPr>
+              <w:pStyle w:val="Normal"/>
+              <w:jc w:val="center"/>
+              <w:pBdr>
+                <w:bottom w:val="none" w:sz="0" w:space="0" w:color="000000"/>
+                <w:top w:val="none" w:sz="0" w:space="0" w:color="000000"/>
+                <w:left w:val="none" w:sz="0" w:space="0" w:color="000000"/>
+                <w:right w:val="none" w:sz="0" w:space="0" w:color="000000"/>
+              </w:pBdr>
+              <w:spacing w:after="100" w:before="100" w:line="240"/>
+              <w:ind w:left="100" w:right="100" w:firstLine="0" w:firstLineChars="0"/>
+              <w:rPr>
+                <w:rFonts w:ascii="Helvetica" w:hAnsi="Helvetica" w:eastAsia="Helvetica" w:cs="Helvetica"/>
+                <w:i w:val="false"/>
+                <w:b w:val="false"/>
+                <w:u w:val="none"/>
+                <w:sz w:val="22"/>
+                <w:szCs w:val="22"/>
+                <w:color w:val="000000"/>
+              </w:rPr>
+            </w:pPr>
+            <w:r>
+              <w:rPr>
+                <w:rFonts w:ascii="Helvetica" w:hAnsi="Helvetica" w:eastAsia="Helvetica" w:cs="Helvetica"/>
+                <w:i w:val="false"/>
+                <w:b w:val="false"/>
+                <w:u w:val="none"/>
+                <w:sz w:val="22"/>
+                <w:szCs w:val="22"/>
+                <w:color w:val="000000"/>
+              </w:rPr>
+              <w:t xml:space="preserve">8,625</w:t>
+            </w:r>
+          </w:p>
+        </w:tc>
+        <w:tc>
+          <w:tcPr>
+            <w:tcBorders>
+              <w:bottom w:val="none" w:sz="0" w:space="0" w:color="000000"/>
+              <w:top w:val="none" w:sz="0" w:space="0" w:color="000000"/>
+              <w:left w:val="none" w:sz="0" w:space="0" w:color="000000"/>
+              <w:right w:val="none" w:sz="0" w:space="0" w:color="000000"/>
+            </w:tcBorders>
+            <w:shd w:val="clear" w:color="auto" w:fill="FFFFFF"/>
+            <w:tcMar>
+              <w:top w:w="0" w:type="dxa"/>
+              <w:bottom w:w="0" w:type="dxa"/>
+              <w:left w:w="0" w:type="dxa"/>
+              <w:right w:w="0" w:type="dxa"/>
+            </w:tcMar>
+            <w:vAlign w:val="top"/>
+          </w:tcPr>
+          <w:p>
+            <w:pPr>
+              <w:pStyle w:val="Normal"/>
+              <w:jc w:val="center"/>
+              <w:pBdr>
+                <w:bottom w:val="none" w:sz="0" w:space="0" w:color="000000"/>
+                <w:top w:val="none" w:sz="0" w:space="0" w:color="000000"/>
+                <w:left w:val="none" w:sz="0" w:space="0" w:color="000000"/>
+                <w:right w:val="none" w:sz="0" w:space="0" w:color="000000"/>
+              </w:pBdr>
+              <w:spacing w:after="100" w:before="100" w:line="240"/>
+              <w:ind w:left="100" w:right="100" w:firstLine="0" w:firstLineChars="0"/>
+              <w:rPr>
+                <w:rFonts w:ascii="Helvetica" w:hAnsi="Helvetica" w:eastAsia="Helvetica" w:cs="Helvetica"/>
+                <w:i w:val="false"/>
+                <w:b w:val="false"/>
+                <w:u w:val="none"/>
+                <w:sz w:val="22"/>
+                <w:szCs w:val="22"/>
+                <w:color w:val="000000"/>
+              </w:rPr>
+            </w:pPr>
+            <w:r>
+              <w:rPr>
+                <w:rFonts w:ascii="Helvetica" w:hAnsi="Helvetica" w:eastAsia="Helvetica" w:cs="Helvetica"/>
+                <w:i w:val="false"/>
+                <w:b w:val="false"/>
+                <w:u w:val="none"/>
+                <w:sz w:val="22"/>
+                <w:szCs w:val="22"/>
+                <w:color w:val="000000"/>
+              </w:rPr>
+              <w:t xml:space="preserve">218, 340,510</w:t>
             </w:r>
           </w:p>
         </w:tc>
@@ -13879,325 +13879,325 @@
                 <w:szCs w:val="22"/>
                 <w:color w:val="000000"/>
               </w:rPr>
-              <w:t xml:space="preserve">190</w:t>
-            </w:r>
-          </w:p>
-        </w:tc>
-        <w:tc>
-          <w:tcPr>
-            <w:tcBorders>
-              <w:bottom w:val="none" w:sz="0" w:space="0" w:color="000000"/>
-              <w:top w:val="none" w:sz="0" w:space="0" w:color="000000"/>
-              <w:left w:val="none" w:sz="0" w:space="0" w:color="000000"/>
-              <w:right w:val="none" w:sz="0" w:space="0" w:color="000000"/>
-            </w:tcBorders>
-            <w:shd w:val="clear" w:color="auto" w:fill="FFFFFF"/>
-            <w:tcMar>
-              <w:top w:w="0" w:type="dxa"/>
-              <w:bottom w:w="0" w:type="dxa"/>
-              <w:left w:w="0" w:type="dxa"/>
-              <w:right w:w="0" w:type="dxa"/>
-            </w:tcMar>
-            <w:vAlign w:val="top"/>
-          </w:tcPr>
-          <w:p>
-            <w:pPr>
-              <w:pStyle w:val="Normal"/>
-              <w:jc w:val="center"/>
-              <w:pBdr>
-                <w:bottom w:val="none" w:sz="0" w:space="0" w:color="000000"/>
-                <w:top w:val="none" w:sz="0" w:space="0" w:color="000000"/>
-                <w:left w:val="none" w:sz="0" w:space="0" w:color="000000"/>
-                <w:right w:val="none" w:sz="0" w:space="0" w:color="000000"/>
-              </w:pBdr>
-              <w:spacing w:after="100" w:before="100" w:line="240"/>
-              <w:ind w:left="100" w:right="100" w:firstLine="0" w:firstLineChars="0"/>
-              <w:rPr>
-                <w:rFonts w:ascii="Helvetica" w:hAnsi="Helvetica" w:eastAsia="Helvetica" w:cs="Helvetica"/>
-                <w:i w:val="false"/>
-                <w:b w:val="false"/>
-                <w:u w:val="none"/>
-                <w:sz w:val="22"/>
-                <w:szCs w:val="22"/>
-                <w:color w:val="000000"/>
-              </w:rPr>
-            </w:pPr>
-            <w:r>
-              <w:rPr>
-                <w:rFonts w:ascii="Helvetica" w:hAnsi="Helvetica" w:eastAsia="Helvetica" w:cs="Helvetica"/>
-                <w:i w:val="false"/>
-                <w:b w:val="false"/>
-                <w:u w:val="none"/>
-                <w:sz w:val="22"/>
-                <w:szCs w:val="22"/>
-                <w:color w:val="000000"/>
-              </w:rPr>
-              <w:t xml:space="preserve">2.34</w:t>
-            </w:r>
-          </w:p>
-        </w:tc>
-        <w:tc>
-          <w:tcPr>
-            <w:tcBorders>
-              <w:bottom w:val="none" w:sz="0" w:space="0" w:color="000000"/>
-              <w:top w:val="none" w:sz="0" w:space="0" w:color="000000"/>
-              <w:left w:val="none" w:sz="0" w:space="0" w:color="000000"/>
-              <w:right w:val="none" w:sz="0" w:space="0" w:color="000000"/>
-            </w:tcBorders>
-            <w:shd w:val="clear" w:color="auto" w:fill="FFFFFF"/>
-            <w:tcMar>
-              <w:top w:w="0" w:type="dxa"/>
-              <w:bottom w:w="0" w:type="dxa"/>
-              <w:left w:w="0" w:type="dxa"/>
-              <w:right w:w="0" w:type="dxa"/>
-            </w:tcMar>
-            <w:vAlign w:val="top"/>
-          </w:tcPr>
-          <w:p>
-            <w:pPr>
-              <w:pStyle w:val="Normal"/>
-              <w:jc w:val="center"/>
-              <w:pBdr>
-                <w:bottom w:val="none" w:sz="0" w:space="0" w:color="000000"/>
-                <w:top w:val="none" w:sz="0" w:space="0" w:color="000000"/>
-                <w:left w:val="none" w:sz="0" w:space="0" w:color="000000"/>
-                <w:right w:val="none" w:sz="0" w:space="0" w:color="000000"/>
-              </w:pBdr>
-              <w:spacing w:after="100" w:before="100" w:line="240"/>
-              <w:ind w:left="100" w:right="100" w:firstLine="0" w:firstLineChars="0"/>
-              <w:rPr>
-                <w:rFonts w:ascii="Helvetica" w:hAnsi="Helvetica" w:eastAsia="Helvetica" w:cs="Helvetica"/>
-                <w:i w:val="false"/>
-                <w:b w:val="false"/>
-                <w:u w:val="none"/>
-                <w:sz w:val="22"/>
-                <w:szCs w:val="22"/>
-                <w:color w:val="000000"/>
-              </w:rPr>
-            </w:pPr>
-            <w:r>
-              <w:rPr>
-                <w:rFonts w:ascii="Helvetica" w:hAnsi="Helvetica" w:eastAsia="Helvetica" w:cs="Helvetica"/>
-                <w:i w:val="false"/>
-                <w:b w:val="false"/>
-                <w:u w:val="none"/>
-                <w:sz w:val="22"/>
-                <w:szCs w:val="22"/>
-                <w:color w:val="000000"/>
-              </w:rPr>
-              <w:t xml:space="preserve">0.91, 5.99</w:t>
-            </w:r>
-          </w:p>
-        </w:tc>
-        <w:tc>
-          <w:tcPr>
-            <w:tcBorders>
-              <w:bottom w:val="none" w:sz="0" w:space="0" w:color="000000"/>
-              <w:top w:val="none" w:sz="0" w:space="0" w:color="000000"/>
-              <w:left w:val="none" w:sz="0" w:space="0" w:color="000000"/>
-              <w:right w:val="none" w:sz="0" w:space="0" w:color="000000"/>
-            </w:tcBorders>
-            <w:shd w:val="clear" w:color="auto" w:fill="FFFFFF"/>
-            <w:tcMar>
-              <w:top w:w="0" w:type="dxa"/>
-              <w:bottom w:w="0" w:type="dxa"/>
-              <w:left w:w="0" w:type="dxa"/>
-              <w:right w:w="0" w:type="dxa"/>
-            </w:tcMar>
-            <w:vAlign w:val="top"/>
-          </w:tcPr>
-          <w:p>
-            <w:pPr>
-              <w:pStyle w:val="Normal"/>
-              <w:jc w:val="center"/>
-              <w:pBdr>
-                <w:bottom w:val="none" w:sz="0" w:space="0" w:color="000000"/>
-                <w:top w:val="none" w:sz="0" w:space="0" w:color="000000"/>
-                <w:left w:val="none" w:sz="0" w:space="0" w:color="000000"/>
-                <w:right w:val="none" w:sz="0" w:space="0" w:color="000000"/>
-              </w:pBdr>
-              <w:spacing w:after="100" w:before="100" w:line="240"/>
-              <w:ind w:left="100" w:right="100" w:firstLine="0" w:firstLineChars="0"/>
-              <w:rPr>
-                <w:rFonts w:ascii="Helvetica" w:hAnsi="Helvetica" w:eastAsia="Helvetica" w:cs="Helvetica"/>
-                <w:i w:val="false"/>
-                <w:b w:val="false"/>
-                <w:u w:val="none"/>
-                <w:sz w:val="22"/>
-                <w:szCs w:val="22"/>
-                <w:color w:val="000000"/>
-              </w:rPr>
-            </w:pPr>
-            <w:r>
-              <w:rPr>
-                <w:rFonts w:ascii="Helvetica" w:hAnsi="Helvetica" w:eastAsia="Helvetica" w:cs="Helvetica"/>
-                <w:i w:val="false"/>
-                <w:b w:val="false"/>
-                <w:u w:val="none"/>
-                <w:sz w:val="22"/>
-                <w:szCs w:val="22"/>
-                <w:color w:val="000000"/>
-              </w:rPr>
-              <w:t xml:space="preserve">0.076</w:t>
-            </w:r>
-          </w:p>
-        </w:tc>
-        <w:tc>
-          <w:tcPr>
-            <w:tcBorders>
-              <w:bottom w:val="none" w:sz="0" w:space="0" w:color="000000"/>
-              <w:top w:val="none" w:sz="0" w:space="0" w:color="000000"/>
-              <w:left w:val="none" w:sz="0" w:space="0" w:color="000000"/>
-              <w:right w:val="none" w:sz="0" w:space="0" w:color="000000"/>
-            </w:tcBorders>
-            <w:shd w:val="clear" w:color="auto" w:fill="FFFFFF"/>
-            <w:tcMar>
-              <w:top w:w="0" w:type="dxa"/>
-              <w:bottom w:w="0" w:type="dxa"/>
-              <w:left w:w="0" w:type="dxa"/>
-              <w:right w:w="0" w:type="dxa"/>
-            </w:tcMar>
-            <w:vAlign w:val="top"/>
-          </w:tcPr>
-          <w:p>
-            <w:pPr>
-              <w:pStyle w:val="Normal"/>
-              <w:jc w:val="center"/>
-              <w:pBdr>
-                <w:bottom w:val="none" w:sz="0" w:space="0" w:color="000000"/>
-                <w:top w:val="none" w:sz="0" w:space="0" w:color="000000"/>
-                <w:left w:val="none" w:sz="0" w:space="0" w:color="000000"/>
-                <w:right w:val="none" w:sz="0" w:space="0" w:color="000000"/>
-              </w:pBdr>
-              <w:spacing w:after="100" w:before="100" w:line="240"/>
-              <w:ind w:left="100" w:right="100" w:firstLine="0" w:firstLineChars="0"/>
-              <w:rPr>
-                <w:rFonts w:ascii="Helvetica" w:hAnsi="Helvetica" w:eastAsia="Helvetica" w:cs="Helvetica"/>
-                <w:i w:val="false"/>
-                <w:b w:val="false"/>
-                <w:u w:val="none"/>
-                <w:sz w:val="22"/>
-                <w:szCs w:val="22"/>
-                <w:color w:val="000000"/>
-              </w:rPr>
-            </w:pPr>
-            <w:r>
-              <w:rPr>
-                <w:rFonts w:ascii="Helvetica" w:hAnsi="Helvetica" w:eastAsia="Helvetica" w:cs="Helvetica"/>
-                <w:i w:val="false"/>
-                <w:b w:val="false"/>
-                <w:u w:val="none"/>
-                <w:sz w:val="22"/>
-                <w:szCs w:val="22"/>
-                <w:color w:val="000000"/>
-              </w:rPr>
-              <w:t xml:space="preserve">190</w:t>
-            </w:r>
-          </w:p>
-        </w:tc>
-        <w:tc>
-          <w:tcPr>
-            <w:tcBorders>
-              <w:bottom w:val="none" w:sz="0" w:space="0" w:color="000000"/>
-              <w:top w:val="none" w:sz="0" w:space="0" w:color="000000"/>
-              <w:left w:val="none" w:sz="0" w:space="0" w:color="000000"/>
-              <w:right w:val="none" w:sz="0" w:space="0" w:color="000000"/>
-            </w:tcBorders>
-            <w:shd w:val="clear" w:color="auto" w:fill="FFFFFF"/>
-            <w:tcMar>
-              <w:top w:w="0" w:type="dxa"/>
-              <w:bottom w:w="0" w:type="dxa"/>
-              <w:left w:w="0" w:type="dxa"/>
-              <w:right w:w="0" w:type="dxa"/>
-            </w:tcMar>
-            <w:vAlign w:val="top"/>
-          </w:tcPr>
-          <w:p>
-            <w:pPr>
-              <w:pStyle w:val="Normal"/>
-              <w:jc w:val="center"/>
-              <w:pBdr>
-                <w:bottom w:val="none" w:sz="0" w:space="0" w:color="000000"/>
-                <w:top w:val="none" w:sz="0" w:space="0" w:color="000000"/>
-                <w:left w:val="none" w:sz="0" w:space="0" w:color="000000"/>
-                <w:right w:val="none" w:sz="0" w:space="0" w:color="000000"/>
-              </w:pBdr>
-              <w:spacing w:after="100" w:before="100" w:line="240"/>
-              <w:ind w:left="100" w:right="100" w:firstLine="0" w:firstLineChars="0"/>
-              <w:rPr>
-                <w:rFonts w:ascii="Helvetica" w:hAnsi="Helvetica" w:eastAsia="Helvetica" w:cs="Helvetica"/>
-                <w:i w:val="false"/>
-                <w:b w:val="false"/>
-                <w:u w:val="none"/>
-                <w:sz w:val="22"/>
-                <w:szCs w:val="22"/>
-                <w:color w:val="000000"/>
-              </w:rPr>
-            </w:pPr>
-            <w:r>
-              <w:rPr>
-                <w:rFonts w:ascii="Helvetica" w:hAnsi="Helvetica" w:eastAsia="Helvetica" w:cs="Helvetica"/>
-                <w:i w:val="false"/>
-                <w:b w:val="false"/>
-                <w:u w:val="none"/>
-                <w:sz w:val="22"/>
-                <w:szCs w:val="22"/>
-                <w:color w:val="000000"/>
-              </w:rPr>
-              <w:t xml:space="preserve">2.49</w:t>
-            </w:r>
-          </w:p>
-        </w:tc>
-        <w:tc>
-          <w:tcPr>
-            <w:tcBorders>
-              <w:bottom w:val="none" w:sz="0" w:space="0" w:color="000000"/>
-              <w:top w:val="none" w:sz="0" w:space="0" w:color="000000"/>
-              <w:left w:val="none" w:sz="0" w:space="0" w:color="000000"/>
-              <w:right w:val="none" w:sz="0" w:space="0" w:color="000000"/>
-            </w:tcBorders>
-            <w:shd w:val="clear" w:color="auto" w:fill="FFFFFF"/>
-            <w:tcMar>
-              <w:top w:w="0" w:type="dxa"/>
-              <w:bottom w:w="0" w:type="dxa"/>
-              <w:left w:w="0" w:type="dxa"/>
-              <w:right w:w="0" w:type="dxa"/>
-            </w:tcMar>
-            <w:vAlign w:val="top"/>
-          </w:tcPr>
-          <w:p>
-            <w:pPr>
-              <w:pStyle w:val="Normal"/>
-              <w:jc w:val="center"/>
-              <w:pBdr>
-                <w:bottom w:val="none" w:sz="0" w:space="0" w:color="000000"/>
-                <w:top w:val="none" w:sz="0" w:space="0" w:color="000000"/>
-                <w:left w:val="none" w:sz="0" w:space="0" w:color="000000"/>
-                <w:right w:val="none" w:sz="0" w:space="0" w:color="000000"/>
-              </w:pBdr>
-              <w:spacing w:after="100" w:before="100" w:line="240"/>
-              <w:ind w:left="100" w:right="100" w:firstLine="0" w:firstLineChars="0"/>
-              <w:rPr>
-                <w:rFonts w:ascii="Helvetica" w:hAnsi="Helvetica" w:eastAsia="Helvetica" w:cs="Helvetica"/>
-                <w:i w:val="false"/>
-                <w:b w:val="false"/>
-                <w:u w:val="none"/>
-                <w:sz w:val="22"/>
-                <w:szCs w:val="22"/>
-                <w:color w:val="000000"/>
-              </w:rPr>
-            </w:pPr>
-            <w:r>
-              <w:rPr>
-                <w:rFonts w:ascii="Helvetica" w:hAnsi="Helvetica" w:eastAsia="Helvetica" w:cs="Helvetica"/>
-                <w:i w:val="false"/>
-                <w:b w:val="false"/>
-                <w:u w:val="none"/>
-                <w:sz w:val="22"/>
-                <w:szCs w:val="22"/>
-                <w:color w:val="000000"/>
-              </w:rPr>
-              <w:t xml:space="preserve">0.59, 10.5</w:t>
+              <w:t xml:space="preserve">189</w:t>
+            </w:r>
+          </w:p>
+        </w:tc>
+        <w:tc>
+          <w:tcPr>
+            <w:tcBorders>
+              <w:bottom w:val="none" w:sz="0" w:space="0" w:color="000000"/>
+              <w:top w:val="none" w:sz="0" w:space="0" w:color="000000"/>
+              <w:left w:val="none" w:sz="0" w:space="0" w:color="000000"/>
+              <w:right w:val="none" w:sz="0" w:space="0" w:color="000000"/>
+            </w:tcBorders>
+            <w:shd w:val="clear" w:color="auto" w:fill="FFFFFF"/>
+            <w:tcMar>
+              <w:top w:w="0" w:type="dxa"/>
+              <w:bottom w:w="0" w:type="dxa"/>
+              <w:left w:w="0" w:type="dxa"/>
+              <w:right w:w="0" w:type="dxa"/>
+            </w:tcMar>
+            <w:vAlign w:val="top"/>
+          </w:tcPr>
+          <w:p>
+            <w:pPr>
+              <w:pStyle w:val="Normal"/>
+              <w:jc w:val="center"/>
+              <w:pBdr>
+                <w:bottom w:val="none" w:sz="0" w:space="0" w:color="000000"/>
+                <w:top w:val="none" w:sz="0" w:space="0" w:color="000000"/>
+                <w:left w:val="none" w:sz="0" w:space="0" w:color="000000"/>
+                <w:right w:val="none" w:sz="0" w:space="0" w:color="000000"/>
+              </w:pBdr>
+              <w:spacing w:after="100" w:before="100" w:line="240"/>
+              <w:ind w:left="100" w:right="100" w:firstLine="0" w:firstLineChars="0"/>
+              <w:rPr>
+                <w:rFonts w:ascii="Helvetica" w:hAnsi="Helvetica" w:eastAsia="Helvetica" w:cs="Helvetica"/>
+                <w:i w:val="false"/>
+                <w:b w:val="false"/>
+                <w:u w:val="none"/>
+                <w:sz w:val="22"/>
+                <w:szCs w:val="22"/>
+                <w:color w:val="000000"/>
+              </w:rPr>
+            </w:pPr>
+            <w:r>
+              <w:rPr>
+                <w:rFonts w:ascii="Helvetica" w:hAnsi="Helvetica" w:eastAsia="Helvetica" w:cs="Helvetica"/>
+                <w:i w:val="false"/>
+                <w:b w:val="false"/>
+                <w:u w:val="none"/>
+                <w:sz w:val="22"/>
+                <w:szCs w:val="22"/>
+                <w:color w:val="000000"/>
+              </w:rPr>
+              <w:t xml:space="preserve">2.32</w:t>
+            </w:r>
+          </w:p>
+        </w:tc>
+        <w:tc>
+          <w:tcPr>
+            <w:tcBorders>
+              <w:bottom w:val="none" w:sz="0" w:space="0" w:color="000000"/>
+              <w:top w:val="none" w:sz="0" w:space="0" w:color="000000"/>
+              <w:left w:val="none" w:sz="0" w:space="0" w:color="000000"/>
+              <w:right w:val="none" w:sz="0" w:space="0" w:color="000000"/>
+            </w:tcBorders>
+            <w:shd w:val="clear" w:color="auto" w:fill="FFFFFF"/>
+            <w:tcMar>
+              <w:top w:w="0" w:type="dxa"/>
+              <w:bottom w:w="0" w:type="dxa"/>
+              <w:left w:w="0" w:type="dxa"/>
+              <w:right w:w="0" w:type="dxa"/>
+            </w:tcMar>
+            <w:vAlign w:val="top"/>
+          </w:tcPr>
+          <w:p>
+            <w:pPr>
+              <w:pStyle w:val="Normal"/>
+              <w:jc w:val="center"/>
+              <w:pBdr>
+                <w:bottom w:val="none" w:sz="0" w:space="0" w:color="000000"/>
+                <w:top w:val="none" w:sz="0" w:space="0" w:color="000000"/>
+                <w:left w:val="none" w:sz="0" w:space="0" w:color="000000"/>
+                <w:right w:val="none" w:sz="0" w:space="0" w:color="000000"/>
+              </w:pBdr>
+              <w:spacing w:after="100" w:before="100" w:line="240"/>
+              <w:ind w:left="100" w:right="100" w:firstLine="0" w:firstLineChars="0"/>
+              <w:rPr>
+                <w:rFonts w:ascii="Helvetica" w:hAnsi="Helvetica" w:eastAsia="Helvetica" w:cs="Helvetica"/>
+                <w:i w:val="false"/>
+                <w:b w:val="false"/>
+                <w:u w:val="none"/>
+                <w:sz w:val="22"/>
+                <w:szCs w:val="22"/>
+                <w:color w:val="000000"/>
+              </w:rPr>
+            </w:pPr>
+            <w:r>
+              <w:rPr>
+                <w:rFonts w:ascii="Helvetica" w:hAnsi="Helvetica" w:eastAsia="Helvetica" w:cs="Helvetica"/>
+                <w:i w:val="false"/>
+                <w:b w:val="false"/>
+                <w:u w:val="none"/>
+                <w:sz w:val="22"/>
+                <w:szCs w:val="22"/>
+                <w:color w:val="000000"/>
+              </w:rPr>
+              <w:t xml:space="preserve">0.91, 5.95</w:t>
+            </w:r>
+          </w:p>
+        </w:tc>
+        <w:tc>
+          <w:tcPr>
+            <w:tcBorders>
+              <w:bottom w:val="none" w:sz="0" w:space="0" w:color="000000"/>
+              <w:top w:val="none" w:sz="0" w:space="0" w:color="000000"/>
+              <w:left w:val="none" w:sz="0" w:space="0" w:color="000000"/>
+              <w:right w:val="none" w:sz="0" w:space="0" w:color="000000"/>
+            </w:tcBorders>
+            <w:shd w:val="clear" w:color="auto" w:fill="FFFFFF"/>
+            <w:tcMar>
+              <w:top w:w="0" w:type="dxa"/>
+              <w:bottom w:w="0" w:type="dxa"/>
+              <w:left w:w="0" w:type="dxa"/>
+              <w:right w:w="0" w:type="dxa"/>
+            </w:tcMar>
+            <w:vAlign w:val="top"/>
+          </w:tcPr>
+          <w:p>
+            <w:pPr>
+              <w:pStyle w:val="Normal"/>
+              <w:jc w:val="center"/>
+              <w:pBdr>
+                <w:bottom w:val="none" w:sz="0" w:space="0" w:color="000000"/>
+                <w:top w:val="none" w:sz="0" w:space="0" w:color="000000"/>
+                <w:left w:val="none" w:sz="0" w:space="0" w:color="000000"/>
+                <w:right w:val="none" w:sz="0" w:space="0" w:color="000000"/>
+              </w:pBdr>
+              <w:spacing w:after="100" w:before="100" w:line="240"/>
+              <w:ind w:left="100" w:right="100" w:firstLine="0" w:firstLineChars="0"/>
+              <w:rPr>
+                <w:rFonts w:ascii="Helvetica" w:hAnsi="Helvetica" w:eastAsia="Helvetica" w:cs="Helvetica"/>
+                <w:i w:val="false"/>
+                <w:b w:val="false"/>
+                <w:u w:val="none"/>
+                <w:sz w:val="22"/>
+                <w:szCs w:val="22"/>
+                <w:color w:val="000000"/>
+              </w:rPr>
+            </w:pPr>
+            <w:r>
+              <w:rPr>
+                <w:rFonts w:ascii="Helvetica" w:hAnsi="Helvetica" w:eastAsia="Helvetica" w:cs="Helvetica"/>
+                <w:i w:val="false"/>
+                <w:b w:val="false"/>
+                <w:u w:val="none"/>
+                <w:sz w:val="22"/>
+                <w:szCs w:val="22"/>
+                <w:color w:val="000000"/>
+              </w:rPr>
+              <w:t xml:space="preserve">0.079</w:t>
+            </w:r>
+          </w:p>
+        </w:tc>
+        <w:tc>
+          <w:tcPr>
+            <w:tcBorders>
+              <w:bottom w:val="none" w:sz="0" w:space="0" w:color="000000"/>
+              <w:top w:val="none" w:sz="0" w:space="0" w:color="000000"/>
+              <w:left w:val="none" w:sz="0" w:space="0" w:color="000000"/>
+              <w:right w:val="none" w:sz="0" w:space="0" w:color="000000"/>
+            </w:tcBorders>
+            <w:shd w:val="clear" w:color="auto" w:fill="FFFFFF"/>
+            <w:tcMar>
+              <w:top w:w="0" w:type="dxa"/>
+              <w:bottom w:w="0" w:type="dxa"/>
+              <w:left w:w="0" w:type="dxa"/>
+              <w:right w:w="0" w:type="dxa"/>
+            </w:tcMar>
+            <w:vAlign w:val="top"/>
+          </w:tcPr>
+          <w:p>
+            <w:pPr>
+              <w:pStyle w:val="Normal"/>
+              <w:jc w:val="center"/>
+              <w:pBdr>
+                <w:bottom w:val="none" w:sz="0" w:space="0" w:color="000000"/>
+                <w:top w:val="none" w:sz="0" w:space="0" w:color="000000"/>
+                <w:left w:val="none" w:sz="0" w:space="0" w:color="000000"/>
+                <w:right w:val="none" w:sz="0" w:space="0" w:color="000000"/>
+              </w:pBdr>
+              <w:spacing w:after="100" w:before="100" w:line="240"/>
+              <w:ind w:left="100" w:right="100" w:firstLine="0" w:firstLineChars="0"/>
+              <w:rPr>
+                <w:rFonts w:ascii="Helvetica" w:hAnsi="Helvetica" w:eastAsia="Helvetica" w:cs="Helvetica"/>
+                <w:i w:val="false"/>
+                <w:b w:val="false"/>
+                <w:u w:val="none"/>
+                <w:sz w:val="22"/>
+                <w:szCs w:val="22"/>
+                <w:color w:val="000000"/>
+              </w:rPr>
+            </w:pPr>
+            <w:r>
+              <w:rPr>
+                <w:rFonts w:ascii="Helvetica" w:hAnsi="Helvetica" w:eastAsia="Helvetica" w:cs="Helvetica"/>
+                <w:i w:val="false"/>
+                <w:b w:val="false"/>
+                <w:u w:val="none"/>
+                <w:sz w:val="22"/>
+                <w:szCs w:val="22"/>
+                <w:color w:val="000000"/>
+              </w:rPr>
+              <w:t xml:space="preserve">189</w:t>
+            </w:r>
+          </w:p>
+        </w:tc>
+        <w:tc>
+          <w:tcPr>
+            <w:tcBorders>
+              <w:bottom w:val="none" w:sz="0" w:space="0" w:color="000000"/>
+              <w:top w:val="none" w:sz="0" w:space="0" w:color="000000"/>
+              <w:left w:val="none" w:sz="0" w:space="0" w:color="000000"/>
+              <w:right w:val="none" w:sz="0" w:space="0" w:color="000000"/>
+            </w:tcBorders>
+            <w:shd w:val="clear" w:color="auto" w:fill="FFFFFF"/>
+            <w:tcMar>
+              <w:top w:w="0" w:type="dxa"/>
+              <w:bottom w:w="0" w:type="dxa"/>
+              <w:left w:w="0" w:type="dxa"/>
+              <w:right w:w="0" w:type="dxa"/>
+            </w:tcMar>
+            <w:vAlign w:val="top"/>
+          </w:tcPr>
+          <w:p>
+            <w:pPr>
+              <w:pStyle w:val="Normal"/>
+              <w:jc w:val="center"/>
+              <w:pBdr>
+                <w:bottom w:val="none" w:sz="0" w:space="0" w:color="000000"/>
+                <w:top w:val="none" w:sz="0" w:space="0" w:color="000000"/>
+                <w:left w:val="none" w:sz="0" w:space="0" w:color="000000"/>
+                <w:right w:val="none" w:sz="0" w:space="0" w:color="000000"/>
+              </w:pBdr>
+              <w:spacing w:after="100" w:before="100" w:line="240"/>
+              <w:ind w:left="100" w:right="100" w:firstLine="0" w:firstLineChars="0"/>
+              <w:rPr>
+                <w:rFonts w:ascii="Helvetica" w:hAnsi="Helvetica" w:eastAsia="Helvetica" w:cs="Helvetica"/>
+                <w:i w:val="false"/>
+                <w:b w:val="false"/>
+                <w:u w:val="none"/>
+                <w:sz w:val="22"/>
+                <w:szCs w:val="22"/>
+                <w:color w:val="000000"/>
+              </w:rPr>
+            </w:pPr>
+            <w:r>
+              <w:rPr>
+                <w:rFonts w:ascii="Helvetica" w:hAnsi="Helvetica" w:eastAsia="Helvetica" w:cs="Helvetica"/>
+                <w:i w:val="false"/>
+                <w:b w:val="false"/>
+                <w:u w:val="none"/>
+                <w:sz w:val="22"/>
+                <w:szCs w:val="22"/>
+                <w:color w:val="000000"/>
+              </w:rPr>
+              <w:t xml:space="preserve">2.41</w:t>
+            </w:r>
+          </w:p>
+        </w:tc>
+        <w:tc>
+          <w:tcPr>
+            <w:tcBorders>
+              <w:bottom w:val="none" w:sz="0" w:space="0" w:color="000000"/>
+              <w:top w:val="none" w:sz="0" w:space="0" w:color="000000"/>
+              <w:left w:val="none" w:sz="0" w:space="0" w:color="000000"/>
+              <w:right w:val="none" w:sz="0" w:space="0" w:color="000000"/>
+            </w:tcBorders>
+            <w:shd w:val="clear" w:color="auto" w:fill="FFFFFF"/>
+            <w:tcMar>
+              <w:top w:w="0" w:type="dxa"/>
+              <w:bottom w:w="0" w:type="dxa"/>
+              <w:left w:w="0" w:type="dxa"/>
+              <w:right w:w="0" w:type="dxa"/>
+            </w:tcMar>
+            <w:vAlign w:val="top"/>
+          </w:tcPr>
+          <w:p>
+            <w:pPr>
+              <w:pStyle w:val="Normal"/>
+              <w:jc w:val="center"/>
+              <w:pBdr>
+                <w:bottom w:val="none" w:sz="0" w:space="0" w:color="000000"/>
+                <w:top w:val="none" w:sz="0" w:space="0" w:color="000000"/>
+                <w:left w:val="none" w:sz="0" w:space="0" w:color="000000"/>
+                <w:right w:val="none" w:sz="0" w:space="0" w:color="000000"/>
+              </w:pBdr>
+              <w:spacing w:after="100" w:before="100" w:line="240"/>
+              <w:ind w:left="100" w:right="100" w:firstLine="0" w:firstLineChars="0"/>
+              <w:rPr>
+                <w:rFonts w:ascii="Helvetica" w:hAnsi="Helvetica" w:eastAsia="Helvetica" w:cs="Helvetica"/>
+                <w:i w:val="false"/>
+                <w:b w:val="false"/>
+                <w:u w:val="none"/>
+                <w:sz w:val="22"/>
+                <w:szCs w:val="22"/>
+                <w:color w:val="000000"/>
+              </w:rPr>
+            </w:pPr>
+            <w:r>
+              <w:rPr>
+                <w:rFonts w:ascii="Helvetica" w:hAnsi="Helvetica" w:eastAsia="Helvetica" w:cs="Helvetica"/>
+                <w:i w:val="false"/>
+                <w:b w:val="false"/>
+                <w:u w:val="none"/>
+                <w:sz w:val="22"/>
+                <w:szCs w:val="22"/>
+                <w:color w:val="000000"/>
+              </w:rPr>
+              <w:t xml:space="preserve">0.60, 9.65</w:t>
             </w:r>
           </w:p>
         </w:tc>
@@ -14362,7 +14362,7 @@
                 <w:szCs w:val="22"/>
                 <w:color w:val="000000"/>
               </w:rPr>
-              <w:t xml:space="preserve">190</w:t>
+              <w:t xml:space="preserve">189</w:t>
             </w:r>
           </w:p>
         </w:tc>
@@ -14521,60 +14521,60 @@
                 <w:szCs w:val="22"/>
                 <w:color w:val="000000"/>
               </w:rPr>
-              <w:t xml:space="preserve">0.900</w:t>
-            </w:r>
-          </w:p>
-        </w:tc>
-        <w:tc>
-          <w:tcPr>
-            <w:tcBorders>
-              <w:bottom w:val="none" w:sz="0" w:space="0" w:color="000000"/>
-              <w:top w:val="none" w:sz="0" w:space="0" w:color="000000"/>
-              <w:left w:val="none" w:sz="0" w:space="0" w:color="000000"/>
-              <w:right w:val="none" w:sz="0" w:space="0" w:color="000000"/>
-            </w:tcBorders>
-            <w:shd w:val="clear" w:color="auto" w:fill="FFFFFF"/>
-            <w:tcMar>
-              <w:top w:w="0" w:type="dxa"/>
-              <w:bottom w:w="0" w:type="dxa"/>
-              <w:left w:w="0" w:type="dxa"/>
-              <w:right w:w="0" w:type="dxa"/>
-            </w:tcMar>
-            <w:vAlign w:val="top"/>
-          </w:tcPr>
-          <w:p>
-            <w:pPr>
-              <w:pStyle w:val="Normal"/>
-              <w:jc w:val="center"/>
-              <w:pBdr>
-                <w:bottom w:val="none" w:sz="0" w:space="0" w:color="000000"/>
-                <w:top w:val="none" w:sz="0" w:space="0" w:color="000000"/>
-                <w:left w:val="none" w:sz="0" w:space="0" w:color="000000"/>
-                <w:right w:val="none" w:sz="0" w:space="0" w:color="000000"/>
-              </w:pBdr>
-              <w:spacing w:after="100" w:before="100" w:line="240"/>
-              <w:ind w:left="100" w:right="100" w:firstLine="0" w:firstLineChars="0"/>
-              <w:rPr>
-                <w:rFonts w:ascii="Helvetica" w:hAnsi="Helvetica" w:eastAsia="Helvetica" w:cs="Helvetica"/>
-                <w:i w:val="false"/>
-                <w:b w:val="false"/>
-                <w:u w:val="none"/>
-                <w:sz w:val="22"/>
-                <w:szCs w:val="22"/>
-                <w:color w:val="000000"/>
-              </w:rPr>
-            </w:pPr>
-            <w:r>
-              <w:rPr>
-                <w:rFonts w:ascii="Helvetica" w:hAnsi="Helvetica" w:eastAsia="Helvetica" w:cs="Helvetica"/>
-                <w:i w:val="false"/>
-                <w:b w:val="false"/>
-                <w:u w:val="none"/>
-                <w:sz w:val="22"/>
-                <w:szCs w:val="22"/>
-                <w:color w:val="000000"/>
-              </w:rPr>
-              <w:t xml:space="preserve">190</w:t>
+              <w:t xml:space="preserve">0.890</w:t>
+            </w:r>
+          </w:p>
+        </w:tc>
+        <w:tc>
+          <w:tcPr>
+            <w:tcBorders>
+              <w:bottom w:val="none" w:sz="0" w:space="0" w:color="000000"/>
+              <w:top w:val="none" w:sz="0" w:space="0" w:color="000000"/>
+              <w:left w:val="none" w:sz="0" w:space="0" w:color="000000"/>
+              <w:right w:val="none" w:sz="0" w:space="0" w:color="000000"/>
+            </w:tcBorders>
+            <w:shd w:val="clear" w:color="auto" w:fill="FFFFFF"/>
+            <w:tcMar>
+              <w:top w:w="0" w:type="dxa"/>
+              <w:bottom w:w="0" w:type="dxa"/>
+              <w:left w:w="0" w:type="dxa"/>
+              <w:right w:w="0" w:type="dxa"/>
+            </w:tcMar>
+            <w:vAlign w:val="top"/>
+          </w:tcPr>
+          <w:p>
+            <w:pPr>
+              <w:pStyle w:val="Normal"/>
+              <w:jc w:val="center"/>
+              <w:pBdr>
+                <w:bottom w:val="none" w:sz="0" w:space="0" w:color="000000"/>
+                <w:top w:val="none" w:sz="0" w:space="0" w:color="000000"/>
+                <w:left w:val="none" w:sz="0" w:space="0" w:color="000000"/>
+                <w:right w:val="none" w:sz="0" w:space="0" w:color="000000"/>
+              </w:pBdr>
+              <w:spacing w:after="100" w:before="100" w:line="240"/>
+              <w:ind w:left="100" w:right="100" w:firstLine="0" w:firstLineChars="0"/>
+              <w:rPr>
+                <w:rFonts w:ascii="Helvetica" w:hAnsi="Helvetica" w:eastAsia="Helvetica" w:cs="Helvetica"/>
+                <w:i w:val="false"/>
+                <w:b w:val="false"/>
+                <w:u w:val="none"/>
+                <w:sz w:val="22"/>
+                <w:szCs w:val="22"/>
+                <w:color w:val="000000"/>
+              </w:rPr>
+            </w:pPr>
+            <w:r>
+              <w:rPr>
+                <w:rFonts w:ascii="Helvetica" w:hAnsi="Helvetica" w:eastAsia="Helvetica" w:cs="Helvetica"/>
+                <w:i w:val="false"/>
+                <w:b w:val="false"/>
+                <w:u w:val="none"/>
+                <w:sz w:val="22"/>
+                <w:szCs w:val="22"/>
+                <w:color w:val="000000"/>
+              </w:rPr>
+              <w:t xml:space="preserve">189</w:t>
             </w:r>
           </w:p>
         </w:tc>
@@ -14680,60 +14680,60 @@
                 <w:szCs w:val="22"/>
                 <w:color w:val="000000"/>
               </w:rPr>
-              <w:t xml:space="preserve">0.96, 1.02</w:t>
-            </w:r>
-          </w:p>
-        </w:tc>
-        <w:tc>
-          <w:tcPr>
-            <w:tcBorders>
-              <w:bottom w:val="none" w:sz="0" w:space="0" w:color="000000"/>
-              <w:top w:val="none" w:sz="0" w:space="0" w:color="000000"/>
-              <w:left w:val="none" w:sz="0" w:space="0" w:color="000000"/>
-              <w:right w:val="none" w:sz="0" w:space="0" w:color="000000"/>
-            </w:tcBorders>
-            <w:shd w:val="clear" w:color="auto" w:fill="FFFFFF"/>
-            <w:tcMar>
-              <w:top w:w="0" w:type="dxa"/>
-              <w:bottom w:w="0" w:type="dxa"/>
-              <w:left w:w="0" w:type="dxa"/>
-              <w:right w:w="0" w:type="dxa"/>
-            </w:tcMar>
-            <w:vAlign w:val="top"/>
-          </w:tcPr>
-          <w:p>
-            <w:pPr>
-              <w:pStyle w:val="Normal"/>
-              <w:jc w:val="center"/>
-              <w:pBdr>
-                <w:bottom w:val="none" w:sz="0" w:space="0" w:color="000000"/>
-                <w:top w:val="none" w:sz="0" w:space="0" w:color="000000"/>
-                <w:left w:val="none" w:sz="0" w:space="0" w:color="000000"/>
-                <w:right w:val="none" w:sz="0" w:space="0" w:color="000000"/>
-              </w:pBdr>
-              <w:spacing w:after="100" w:before="100" w:line="240"/>
-              <w:ind w:left="100" w:right="100" w:firstLine="0" w:firstLineChars="0"/>
-              <w:rPr>
-                <w:rFonts w:ascii="Helvetica" w:hAnsi="Helvetica" w:eastAsia="Helvetica" w:cs="Helvetica"/>
-                <w:i w:val="false"/>
-                <w:b w:val="false"/>
-                <w:u w:val="none"/>
-                <w:sz w:val="22"/>
-                <w:szCs w:val="22"/>
-                <w:color w:val="000000"/>
-              </w:rPr>
-            </w:pPr>
-            <w:r>
-              <w:rPr>
-                <w:rFonts w:ascii="Helvetica" w:hAnsi="Helvetica" w:eastAsia="Helvetica" w:cs="Helvetica"/>
-                <w:i w:val="false"/>
-                <w:b w:val="false"/>
-                <w:u w:val="none"/>
-                <w:sz w:val="22"/>
-                <w:szCs w:val="22"/>
-                <w:color w:val="000000"/>
-              </w:rPr>
-              <w:t xml:space="preserve">0.390</w:t>
+              <w:t xml:space="preserve">0.96, 1.01</w:t>
+            </w:r>
+          </w:p>
+        </w:tc>
+        <w:tc>
+          <w:tcPr>
+            <w:tcBorders>
+              <w:bottom w:val="none" w:sz="0" w:space="0" w:color="000000"/>
+              <w:top w:val="none" w:sz="0" w:space="0" w:color="000000"/>
+              <w:left w:val="none" w:sz="0" w:space="0" w:color="000000"/>
+              <w:right w:val="none" w:sz="0" w:space="0" w:color="000000"/>
+            </w:tcBorders>
+            <w:shd w:val="clear" w:color="auto" w:fill="FFFFFF"/>
+            <w:tcMar>
+              <w:top w:w="0" w:type="dxa"/>
+              <w:bottom w:w="0" w:type="dxa"/>
+              <w:left w:w="0" w:type="dxa"/>
+              <w:right w:w="0" w:type="dxa"/>
+            </w:tcMar>
+            <w:vAlign w:val="top"/>
+          </w:tcPr>
+          <w:p>
+            <w:pPr>
+              <w:pStyle w:val="Normal"/>
+              <w:jc w:val="center"/>
+              <w:pBdr>
+                <w:bottom w:val="none" w:sz="0" w:space="0" w:color="000000"/>
+                <w:top w:val="none" w:sz="0" w:space="0" w:color="000000"/>
+                <w:left w:val="none" w:sz="0" w:space="0" w:color="000000"/>
+                <w:right w:val="none" w:sz="0" w:space="0" w:color="000000"/>
+              </w:pBdr>
+              <w:spacing w:after="100" w:before="100" w:line="240"/>
+              <w:ind w:left="100" w:right="100" w:firstLine="0" w:firstLineChars="0"/>
+              <w:rPr>
+                <w:rFonts w:ascii="Helvetica" w:hAnsi="Helvetica" w:eastAsia="Helvetica" w:cs="Helvetica"/>
+                <w:i w:val="false"/>
+                <w:b w:val="false"/>
+                <w:u w:val="none"/>
+                <w:sz w:val="22"/>
+                <w:szCs w:val="22"/>
+                <w:color w:val="000000"/>
+              </w:rPr>
+            </w:pPr>
+            <w:r>
+              <w:rPr>
+                <w:rFonts w:ascii="Helvetica" w:hAnsi="Helvetica" w:eastAsia="Helvetica" w:cs="Helvetica"/>
+                <w:i w:val="false"/>
+                <w:b w:val="false"/>
+                <w:u w:val="none"/>
+                <w:sz w:val="22"/>
+                <w:szCs w:val="22"/>
+                <w:color w:val="000000"/>
+              </w:rPr>
+              <w:t xml:space="preserve">0.280</w:t>
             </w:r>
           </w:p>
         </w:tc>
@@ -14845,7 +14845,7 @@
                 <w:szCs w:val="22"/>
                 <w:color w:val="000000"/>
               </w:rPr>
-              <w:t xml:space="preserve">190</w:t>
+              <w:t xml:space="preserve">189</w:t>
             </w:r>
           </w:p>
         </w:tc>
@@ -15057,7 +15057,7 @@
                 <w:szCs w:val="22"/>
                 <w:color w:val="000000"/>
               </w:rPr>
-              <w:t xml:space="preserve">190</w:t>
+              <w:t xml:space="preserve">189</w:t>
             </w:r>
           </w:p>
         </w:tc>
@@ -15110,7 +15110,7 @@
                 <w:szCs w:val="22"/>
                 <w:color w:val="000000"/>
               </w:rPr>
-              <w:t xml:space="preserve">0.53</w:t>
+              <w:t xml:space="preserve">0.52</w:t>
             </w:r>
           </w:p>
         </w:tc>
@@ -15163,7 +15163,7 @@
                 <w:szCs w:val="22"/>
                 <w:color w:val="000000"/>
               </w:rPr>
-              <w:t xml:space="preserve">0.36, 0.79</w:t>
+              <w:t xml:space="preserve">0.35, 0.77</w:t>
             </w:r>
           </w:p>
         </w:tc>
@@ -15216,7 +15216,7 @@
                 <w:szCs w:val="22"/>
                 <w:color w:val="000000"/>
               </w:rPr>
-              <w:t xml:space="preserve">0.002</w:t>
+              <w:t xml:space="preserve">0.001</w:t>
             </w:r>
           </w:p>
         </w:tc>
